--- a/Features and Endpoints.docx
+++ b/Features and Endpoints.docx
@@ -115,7 +115,23 @@
           <w:sz w:val="36"/>
           <w:szCs w:val="36"/>
         </w:rPr>
-        <w:t xml:space="preserve">.0 </w:t>
+        <w:t>.</w:t>
+      </w:r>
+      <w:r>
+        <w:rPr>
+          <w:color w:val="01014A"/>
+          <w:sz w:val="36"/>
+          <w:szCs w:val="36"/>
+        </w:rPr>
+        <w:t>1</w:t>
+      </w:r>
+      <w:r>
+        <w:rPr>
+          <w:color w:val="01014A"/>
+          <w:sz w:val="36"/>
+          <w:szCs w:val="36"/>
+        </w:rPr>
+        <w:t xml:space="preserve"> </w:t>
       </w:r>
     </w:p>
     <w:p>
@@ -180,12 +196,21 @@
     <w:p>
       <w:pPr>
         <w:spacing w:after="3877"/>
-      </w:pPr>
-      <w:r>
         <w:rPr>
           <w:rFonts w:ascii="Arial" w:eastAsia="Arial" w:hAnsi="Arial" w:cs="Arial"/>
           <w:sz w:val="24"/>
         </w:rPr>
+      </w:pPr>
+    </w:p>
+    <w:p>
+      <w:pPr>
+        <w:spacing w:after="3877"/>
+      </w:pPr>
+      <w:r>
+        <w:rPr>
+          <w:rFonts w:ascii="Arial" w:eastAsia="Arial" w:hAnsi="Arial" w:cs="Arial"/>
+          <w:sz w:val="24"/>
+        </w:rPr>
         <w:t xml:space="preserve"> </w:t>
       </w:r>
       <w:r>
@@ -201,12 +226,6 @@
         </w:rPr>
         <w:t xml:space="preserve"> </w:t>
       </w:r>
-    </w:p>
-    <w:p>
-      <w:pPr>
-        <w:spacing w:after="0"/>
-        <w:jc w:val="right"/>
-      </w:pPr>
       <w:r>
         <w:t xml:space="preserve"> </w:t>
       </w:r>
@@ -215,2011 +234,2257 @@
         <w:t xml:space="preserve"> </w:t>
       </w:r>
     </w:p>
-    <w:p>
-      <w:pPr>
-        <w:pStyle w:val="Heading1"/>
-        <w:spacing w:after="0"/>
-        <w:ind w:left="-5"/>
-      </w:pPr>
-      <w:r>
-        <w:rPr>
-          <w:b w:val="0"/>
-        </w:rPr>
-        <w:t xml:space="preserve">Contents </w:t>
-      </w:r>
-    </w:p>
-    <w:p>
-      <w:pPr>
-        <w:spacing w:after="113"/>
-        <w:ind w:left="-5" w:hanging="10"/>
-      </w:pPr>
-      <w:r>
-        <w:rPr>
-          <w:b/>
-        </w:rPr>
-        <w:t>Introduction ....................................................................................................................................... 4</w:t>
-      </w:r>
-      <w:r>
-        <w:rPr>
-          <w:sz w:val="24"/>
-        </w:rPr>
-        <w:t xml:space="preserve"> </w:t>
-      </w:r>
-    </w:p>
-    <w:p>
-      <w:pPr>
-        <w:spacing w:after="113"/>
-        <w:ind w:left="-5" w:hanging="10"/>
-      </w:pPr>
-      <w:r>
-        <w:rPr>
-          <w:b/>
-        </w:rPr>
-        <w:t>Infosys Responsible AI Office .............................................................................................................. 4</w:t>
-      </w:r>
-      <w:r>
-        <w:rPr>
-          <w:sz w:val="24"/>
-        </w:rPr>
-        <w:t xml:space="preserve"> </w:t>
-      </w:r>
-    </w:p>
-    <w:p>
-      <w:pPr>
-        <w:spacing w:after="113"/>
-        <w:ind w:left="-5" w:hanging="10"/>
-      </w:pPr>
-      <w:r>
-        <w:rPr>
-          <w:b/>
-        </w:rPr>
-        <w:t>Infosys Responsible AI toolkit ............................................................................................................. 5</w:t>
-      </w:r>
-      <w:r>
-        <w:rPr>
-          <w:sz w:val="24"/>
-        </w:rPr>
-        <w:t xml:space="preserve"> </w:t>
-      </w:r>
-    </w:p>
-    <w:p>
-      <w:pPr>
-        <w:spacing w:after="113"/>
-        <w:ind w:left="-5" w:hanging="10"/>
-      </w:pPr>
-      <w:r>
-        <w:rPr>
-          <w:b/>
-        </w:rPr>
-        <w:t>FM - Moderation Layer ....................................................................................................................... 5</w:t>
-      </w:r>
-      <w:r>
-        <w:rPr>
-          <w:sz w:val="24"/>
-        </w:rPr>
-        <w:t xml:space="preserve"> </w:t>
-      </w:r>
-    </w:p>
-    <w:p>
-      <w:pPr>
-        <w:spacing w:after="113" w:line="258" w:lineRule="auto"/>
-        <w:ind w:left="216" w:right="37" w:hanging="10"/>
-      </w:pPr>
-      <w:r>
-        <w:t>Introduction ........................................................................................................................................... 5</w:t>
-      </w:r>
-      <w:r>
-        <w:rPr>
-          <w:sz w:val="24"/>
-        </w:rPr>
-        <w:t xml:space="preserve"> </w:t>
-      </w:r>
-    </w:p>
-    <w:p>
-      <w:pPr>
-        <w:spacing w:after="113" w:line="258" w:lineRule="auto"/>
-        <w:ind w:left="216" w:right="37" w:hanging="10"/>
-      </w:pPr>
-      <w:r>
-        <w:t>Components of Input ............................................................................................................................. 5</w:t>
-      </w:r>
-      <w:r>
-        <w:rPr>
-          <w:sz w:val="24"/>
-        </w:rPr>
-        <w:t xml:space="preserve"> </w:t>
-      </w:r>
-    </w:p>
-    <w:p>
-      <w:pPr>
-        <w:spacing w:after="113" w:line="258" w:lineRule="auto"/>
-        <w:ind w:right="37" w:firstLine="206"/>
-      </w:pPr>
-      <w:r>
-        <w:t>Prompt and Temperature Parameters ...............................................................................................</w:t>
-      </w:r>
-      <w:r>
-        <w:t>.....</w:t>
-      </w:r>
-      <w:r>
-        <w:t xml:space="preserve"> 5</w:t>
-      </w:r>
-      <w:r>
-        <w:rPr>
-          <w:sz w:val="24"/>
-        </w:rPr>
-        <w:t xml:space="preserve"> </w:t>
-      </w:r>
-    </w:p>
-    <w:p>
-      <w:pPr>
-        <w:spacing w:after="113" w:line="258" w:lineRule="auto"/>
-        <w:ind w:left="449" w:right="37" w:hanging="10"/>
-      </w:pPr>
-      <w:r>
-        <w:lastRenderedPageBreak/>
-        <w:t>Multi-Lingual Support .........................................................................................................................</w:t>
-      </w:r>
-      <w:r>
-        <w:t>.</w:t>
-      </w:r>
-      <w:r>
-        <w:t xml:space="preserve"> 5</w:t>
-      </w:r>
-      <w:r>
-        <w:rPr>
-          <w:sz w:val="24"/>
-        </w:rPr>
-        <w:t xml:space="preserve"> </w:t>
-      </w:r>
-    </w:p>
-    <w:p>
-      <w:pPr>
-        <w:spacing w:after="113" w:line="258" w:lineRule="auto"/>
-        <w:ind w:left="449" w:right="37" w:hanging="10"/>
-      </w:pPr>
-      <w:r>
-        <w:t>Emoji Moderation ................................................................................................................................ 6</w:t>
-      </w:r>
-      <w:r>
-        <w:rPr>
-          <w:sz w:val="24"/>
-        </w:rPr>
-        <w:t xml:space="preserve"> </w:t>
-      </w:r>
-    </w:p>
-    <w:p>
-      <w:pPr>
-        <w:spacing w:after="113" w:line="258" w:lineRule="auto"/>
-        <w:ind w:left="449" w:right="37" w:hanging="10"/>
-      </w:pPr>
-      <w:r>
-        <w:t>Prompt Template ................................................................................................................................. 6</w:t>
-      </w:r>
-      <w:r>
-        <w:rPr>
-          <w:sz w:val="24"/>
-        </w:rPr>
-        <w:t xml:space="preserve"> </w:t>
-      </w:r>
-    </w:p>
-    <w:p>
-      <w:pPr>
-        <w:spacing w:after="113" w:line="258" w:lineRule="auto"/>
-        <w:ind w:left="216" w:right="37" w:firstLine="223"/>
-      </w:pPr>
-      <w:r>
-        <w:t>Components of Output ......................................................................................................................</w:t>
-      </w:r>
-      <w:r>
-        <w:t>.</w:t>
-      </w:r>
-      <w:r>
-        <w:t xml:space="preserve"> 7</w:t>
-      </w:r>
-      <w:r>
-        <w:rPr>
-          <w:sz w:val="24"/>
-        </w:rPr>
-        <w:t xml:space="preserve"> </w:t>
-      </w:r>
-    </w:p>
-    <w:p>
-      <w:pPr>
-        <w:spacing w:after="113" w:line="258" w:lineRule="auto"/>
-        <w:ind w:left="449" w:right="37" w:hanging="10"/>
-      </w:pPr>
-      <w:r>
-        <w:t>Template-based guardrails ................................................................................................................</w:t>
-      </w:r>
-      <w:r>
-        <w:t>..</w:t>
-      </w:r>
-      <w:r>
-        <w:t xml:space="preserve"> 7</w:t>
-      </w:r>
-      <w:r>
-        <w:rPr>
-          <w:sz w:val="24"/>
-        </w:rPr>
-        <w:t xml:space="preserve"> </w:t>
-      </w:r>
-    </w:p>
-    <w:p>
-      <w:pPr>
-        <w:spacing w:after="113" w:line="258" w:lineRule="auto"/>
-        <w:ind w:left="216" w:right="37" w:firstLine="223"/>
-      </w:pPr>
-      <w:r>
-        <w:rPr>
-          <w:i/>
-        </w:rPr>
-        <w:t>Request Moderation</w:t>
-      </w:r>
-      <w:r>
-        <w:t xml:space="preserve"> ............................................................................................................................ 7</w:t>
-      </w:r>
-      <w:r>
-        <w:rPr>
-          <w:sz w:val="24"/>
-        </w:rPr>
-        <w:t xml:space="preserve"> </w:t>
-      </w:r>
-    </w:p>
-    <w:p>
-      <w:pPr>
-        <w:spacing w:after="113" w:line="258" w:lineRule="auto"/>
-        <w:ind w:left="216" w:right="37" w:firstLine="223"/>
-      </w:pPr>
-      <w:r>
-        <w:rPr>
-          <w:i/>
-        </w:rPr>
-        <w:t>Response Moderation</w:t>
-      </w:r>
-      <w:r>
-        <w:t xml:space="preserve"> .....................................................................................................................</w:t>
-      </w:r>
-      <w:r>
-        <w:t>....</w:t>
-      </w:r>
-      <w:r>
-        <w:t xml:space="preserve"> 9</w:t>
-      </w:r>
-      <w:r>
-        <w:rPr>
-          <w:sz w:val="24"/>
-        </w:rPr>
-        <w:t xml:space="preserve"> </w:t>
-      </w:r>
-    </w:p>
-    <w:p>
-      <w:pPr>
-        <w:spacing w:after="113" w:line="258" w:lineRule="auto"/>
-        <w:ind w:left="216" w:right="37" w:firstLine="223"/>
-      </w:pPr>
-      <w:r>
-        <w:rPr>
-          <w:i/>
-        </w:rPr>
-        <w:t>Response Comparison</w:t>
-      </w:r>
-      <w:r>
-        <w:t xml:space="preserve"> ....................................................................................................................... 10</w:t>
-      </w:r>
-      <w:r>
-        <w:rPr>
-          <w:sz w:val="24"/>
-        </w:rPr>
-        <w:t xml:space="preserve"> </w:t>
-      </w:r>
-    </w:p>
-    <w:p>
-      <w:pPr>
-        <w:spacing w:after="113" w:line="258" w:lineRule="auto"/>
-        <w:ind w:left="449" w:right="37" w:hanging="10"/>
-      </w:pPr>
-      <w:r>
-        <w:t>Model-based guardrails: ................................................................................................................... 10</w:t>
-      </w:r>
-      <w:r>
-        <w:rPr>
-          <w:sz w:val="24"/>
-        </w:rPr>
-        <w:t xml:space="preserve"> </w:t>
-      </w:r>
-    </w:p>
-    <w:p>
-      <w:pPr>
-        <w:spacing w:after="113" w:line="258" w:lineRule="auto"/>
-        <w:ind w:left="216" w:right="37" w:firstLine="223"/>
-      </w:pPr>
-      <w:r>
-        <w:rPr>
-          <w:i/>
-        </w:rPr>
-        <w:t>Request Moderation</w:t>
-      </w:r>
-      <w:r>
-        <w:t xml:space="preserve"> .......................................................................................................................... 10</w:t>
-      </w:r>
-      <w:r>
-        <w:rPr>
-          <w:sz w:val="24"/>
-        </w:rPr>
-        <w:t xml:space="preserve"> </w:t>
-      </w:r>
-    </w:p>
-    <w:p>
-      <w:pPr>
-        <w:spacing w:after="113" w:line="258" w:lineRule="auto"/>
-        <w:ind w:left="216" w:right="37" w:firstLine="223"/>
-      </w:pPr>
-      <w:r>
-        <w:rPr>
-          <w:i/>
-        </w:rPr>
-        <w:t>Response Moderation</w:t>
-      </w:r>
-      <w:r>
-        <w:t xml:space="preserve"> ........................................................................................................................ 11</w:t>
-      </w:r>
-      <w:r>
-        <w:rPr>
-          <w:sz w:val="24"/>
-        </w:rPr>
-        <w:t xml:space="preserve"> </w:t>
-      </w:r>
-    </w:p>
-    <w:p>
-      <w:pPr>
-        <w:spacing w:after="113" w:line="258" w:lineRule="auto"/>
-        <w:ind w:left="216" w:right="37" w:firstLine="223"/>
-      </w:pPr>
-      <w:r>
-        <w:rPr>
-          <w:i/>
-        </w:rPr>
-        <w:t>Response Comparison</w:t>
-      </w:r>
-      <w:r>
-        <w:t xml:space="preserve"> .......................................................................................................................</w:t>
-      </w:r>
-      <w:r>
-        <w:t>.</w:t>
-      </w:r>
-      <w:r>
-        <w:t>13</w:t>
-      </w:r>
-      <w:r>
-        <w:rPr>
-          <w:sz w:val="24"/>
-        </w:rPr>
-        <w:t xml:space="preserve"> </w:t>
-      </w:r>
-    </w:p>
-    <w:p>
-      <w:pPr>
-        <w:spacing w:after="113"/>
-        <w:ind w:left="-5" w:hanging="10"/>
-      </w:pPr>
-      <w:r>
-        <w:rPr>
-          <w:b/>
-        </w:rPr>
-        <w:t>Endpoints and Functionalities ...........................................................................................................</w:t>
-      </w:r>
-      <w:r>
-        <w:rPr>
-          <w:b/>
-        </w:rPr>
-        <w:t>..</w:t>
-      </w:r>
-      <w:r>
-        <w:rPr>
-          <w:b/>
-        </w:rPr>
-        <w:t>14</w:t>
-      </w:r>
-      <w:r>
-        <w:rPr>
-          <w:sz w:val="24"/>
-        </w:rPr>
-        <w:t xml:space="preserve"> </w:t>
-      </w:r>
-    </w:p>
-    <w:p>
-      <w:pPr>
-        <w:spacing w:after="113"/>
-        <w:ind w:left="-5" w:hanging="10"/>
-      </w:pPr>
-      <w:r>
-        <w:rPr>
-          <w:b/>
-        </w:rPr>
-        <w:t>Explainability ...................................................................................................................................... 16</w:t>
-      </w:r>
-      <w:r>
-        <w:rPr>
-          <w:sz w:val="24"/>
-        </w:rPr>
-        <w:t xml:space="preserve"> </w:t>
-      </w:r>
-    </w:p>
-    <w:p>
-      <w:pPr>
-        <w:spacing w:after="113" w:line="258" w:lineRule="auto"/>
-        <w:ind w:left="216" w:right="37" w:hanging="10"/>
-      </w:pPr>
-      <w:r>
-        <w:t>Introduction ........................................................................................................................................... 16</w:t>
-      </w:r>
-      <w:r>
-        <w:rPr>
-          <w:sz w:val="24"/>
-        </w:rPr>
-        <w:t xml:space="preserve"> </w:t>
-      </w:r>
-    </w:p>
-    <w:p>
-      <w:pPr>
-        <w:spacing w:after="113" w:line="258" w:lineRule="auto"/>
-        <w:ind w:left="216" w:right="37"/>
-      </w:pPr>
-      <w:r>
-        <w:t>Explainability Features.........................................................................................................................</w:t>
-      </w:r>
-      <w:r>
-        <w:t>.</w:t>
-      </w:r>
-      <w:r>
-        <w:t>. 16</w:t>
-      </w:r>
-      <w:r>
-        <w:rPr>
-          <w:sz w:val="24"/>
-        </w:rPr>
-        <w:t xml:space="preserve"> </w:t>
-      </w:r>
-    </w:p>
-    <w:p>
-      <w:pPr>
-        <w:spacing w:after="113" w:line="258" w:lineRule="auto"/>
-        <w:ind w:right="37" w:firstLine="216"/>
-      </w:pPr>
-      <w:r>
-        <w:t>Global Interpretability .....................................................................................................................</w:t>
-      </w:r>
-      <w:r>
-        <w:t>....</w:t>
-      </w:r>
-      <w:r>
-        <w:t>.. 16</w:t>
-      </w:r>
-      <w:r>
-        <w:rPr>
-          <w:sz w:val="24"/>
-        </w:rPr>
-        <w:t xml:space="preserve"> </w:t>
-      </w:r>
-    </w:p>
-    <w:p>
-      <w:pPr>
-        <w:spacing w:after="113" w:line="258" w:lineRule="auto"/>
-        <w:ind w:right="37" w:firstLine="216"/>
-      </w:pPr>
-      <w:r>
-        <w:t>Local Interpretability .........................................................................................................................</w:t>
-      </w:r>
-      <w:r>
-        <w:t>....</w:t>
-      </w:r>
-      <w:r>
-        <w:t xml:space="preserve"> 16</w:t>
-      </w:r>
-      <w:r>
-        <w:rPr>
-          <w:sz w:val="24"/>
-        </w:rPr>
-        <w:t xml:space="preserve"> </w:t>
-      </w:r>
-    </w:p>
-    <w:p>
-      <w:pPr>
-        <w:spacing w:after="113" w:line="258" w:lineRule="auto"/>
-        <w:ind w:right="37" w:firstLine="216"/>
-      </w:pPr>
-      <w:r>
-        <w:t>SHAP (</w:t>
-      </w:r>
-      <w:proofErr w:type="spellStart"/>
-      <w:r>
-        <w:t>SHapley</w:t>
-      </w:r>
-      <w:proofErr w:type="spellEnd"/>
-      <w:r>
-        <w:t xml:space="preserve"> Additive </w:t>
-      </w:r>
-      <w:proofErr w:type="spellStart"/>
-      <w:r>
-        <w:t>exPlanations</w:t>
-      </w:r>
-      <w:proofErr w:type="spellEnd"/>
-      <w:r>
-        <w:t>) ...................................................................................................</w:t>
-      </w:r>
-      <w:r>
-        <w:t>16</w:t>
-      </w:r>
-      <w:r>
-        <w:rPr>
-          <w:sz w:val="24"/>
-        </w:rPr>
-        <w:t xml:space="preserve"> </w:t>
-      </w:r>
-    </w:p>
-    <w:p>
-      <w:pPr>
-        <w:spacing w:after="113" w:line="258" w:lineRule="auto"/>
-        <w:ind w:right="37" w:firstLine="216"/>
-      </w:pPr>
-      <w:r>
-        <w:t>LIME (Local Interpretable Model-Agnostic Explanations) .............................................................</w:t>
-      </w:r>
-      <w:r>
-        <w:t>........</w:t>
-      </w:r>
-      <w:r>
-        <w:t xml:space="preserve"> 16</w:t>
-      </w:r>
-      <w:r>
-        <w:rPr>
-          <w:sz w:val="24"/>
-        </w:rPr>
-        <w:t xml:space="preserve"> </w:t>
-      </w:r>
-    </w:p>
-    <w:p>
-      <w:pPr>
-        <w:spacing w:after="113" w:line="258" w:lineRule="auto"/>
-        <w:ind w:right="37" w:firstLine="216"/>
-      </w:pPr>
-      <w:r>
-        <w:t>Anchor Tabular ..................................................................................................................................</w:t>
-      </w:r>
-      <w:r>
-        <w:t>....</w:t>
-      </w:r>
-      <w:r>
-        <w:t xml:space="preserve"> 17</w:t>
-      </w:r>
-      <w:r>
-        <w:rPr>
-          <w:sz w:val="24"/>
-        </w:rPr>
-        <w:t xml:space="preserve"> </w:t>
-      </w:r>
-    </w:p>
-    <w:p>
-      <w:pPr>
-        <w:spacing w:after="113" w:line="258" w:lineRule="auto"/>
-        <w:ind w:right="37" w:firstLine="216"/>
-      </w:pPr>
-      <w:r>
-        <w:t>Self-reasoning techniques ..............................................................................................................</w:t>
-      </w:r>
-      <w:r>
-        <w:t>......</w:t>
-      </w:r>
-      <w:r>
-        <w:t>. 17</w:t>
-      </w:r>
-      <w:r>
-        <w:rPr>
-          <w:sz w:val="24"/>
-        </w:rPr>
-        <w:t xml:space="preserve"> </w:t>
-      </w:r>
-    </w:p>
-    <w:p>
-      <w:pPr>
-        <w:spacing w:after="113" w:line="258" w:lineRule="auto"/>
-        <w:ind w:right="37" w:firstLine="216"/>
-      </w:pPr>
-      <w:r>
-        <w:t>Chain of Thought (</w:t>
-      </w:r>
-      <w:proofErr w:type="spellStart"/>
-      <w:r>
-        <w:t>CoT</w:t>
-      </w:r>
-      <w:proofErr w:type="spellEnd"/>
-      <w:r>
-        <w:t>) ....................................................................................................................</w:t>
-      </w:r>
-      <w:r>
-        <w:t>.....</w:t>
-      </w:r>
-      <w:r>
-        <w:t>. 17</w:t>
-      </w:r>
-      <w:r>
-        <w:rPr>
-          <w:sz w:val="24"/>
-        </w:rPr>
-        <w:t xml:space="preserve"> </w:t>
-      </w:r>
-    </w:p>
-    <w:p>
-      <w:pPr>
-        <w:spacing w:after="113" w:line="258" w:lineRule="auto"/>
-        <w:ind w:right="37" w:firstLine="216"/>
-      </w:pPr>
-      <w:r>
-        <w:t>Thread-of-Thought (</w:t>
-      </w:r>
-      <w:proofErr w:type="spellStart"/>
-      <w:r>
-        <w:t>ThoT</w:t>
-      </w:r>
-      <w:proofErr w:type="spellEnd"/>
-      <w:r>
-        <w:t>) ................................................................................................................</w:t>
-      </w:r>
-      <w:r>
-        <w:t>....</w:t>
-      </w:r>
-      <w:r>
-        <w:t>. 17</w:t>
-      </w:r>
-      <w:r>
-        <w:rPr>
-          <w:sz w:val="24"/>
-        </w:rPr>
-        <w:t xml:space="preserve"> </w:t>
-      </w:r>
-    </w:p>
-    <w:p>
-      <w:pPr>
-        <w:spacing w:after="113" w:line="258" w:lineRule="auto"/>
-        <w:ind w:left="216" w:right="37"/>
-      </w:pPr>
-      <w:r>
-        <w:t>Graph-of-Thought (</w:t>
-      </w:r>
-      <w:proofErr w:type="spellStart"/>
-      <w:r>
-        <w:t>GoT</w:t>
-      </w:r>
-      <w:proofErr w:type="spellEnd"/>
-      <w:r>
-        <w:t>) ...................................................................................................................</w:t>
-      </w:r>
-      <w:r>
-        <w:t>.....</w:t>
-      </w:r>
-      <w:r>
-        <w:t>.</w:t>
-      </w:r>
-      <w:r>
-        <w:t>17</w:t>
-      </w:r>
-      <w:r>
-        <w:t xml:space="preserve"> Chain-of-Verification (CoV) .............................................................................................................</w:t>
-      </w:r>
-      <w:r>
-        <w:t>......</w:t>
-      </w:r>
-      <w:r>
-        <w:t>. 17</w:t>
-      </w:r>
-      <w:r>
-        <w:rPr>
-          <w:sz w:val="24"/>
-        </w:rPr>
-        <w:t xml:space="preserve"> </w:t>
-      </w:r>
-    </w:p>
-    <w:p>
-      <w:pPr>
-        <w:spacing w:after="113" w:line="258" w:lineRule="auto"/>
-        <w:ind w:right="37" w:firstLine="216"/>
-      </w:pPr>
-      <w:r>
-        <w:t>Attention Visualization using Token Importance Charts ..............................................................</w:t>
-      </w:r>
-      <w:r>
-        <w:t>.........</w:t>
-      </w:r>
-      <w:r>
-        <w:t>. 18</w:t>
-      </w:r>
-      <w:r>
-        <w:rPr>
-          <w:sz w:val="24"/>
-        </w:rPr>
-        <w:t xml:space="preserve"> </w:t>
-      </w:r>
-    </w:p>
-    <w:p>
-      <w:pPr>
-        <w:spacing w:after="113"/>
-        <w:ind w:left="-5" w:hanging="10"/>
-      </w:pPr>
-      <w:r>
-        <w:rPr>
-          <w:b/>
-        </w:rPr>
-        <w:t>Endpoints and Functionalities ..........................................................................................................</w:t>
-      </w:r>
-      <w:r>
-        <w:rPr>
-          <w:b/>
-        </w:rPr>
-        <w:t>..</w:t>
-      </w:r>
-      <w:r>
-        <w:rPr>
-          <w:b/>
-        </w:rPr>
-        <w:t>. 18</w:t>
-      </w:r>
-      <w:r>
-        <w:rPr>
-          <w:sz w:val="24"/>
-        </w:rPr>
-        <w:t xml:space="preserve"> </w:t>
-      </w:r>
-    </w:p>
-    <w:p>
-      <w:pPr>
-        <w:spacing w:after="113"/>
-        <w:ind w:left="-5" w:hanging="10"/>
-      </w:pPr>
-      <w:r>
-        <w:rPr>
-          <w:b/>
-        </w:rPr>
-        <w:t>Fairness &amp; Bias ................................................................................................................................</w:t>
-      </w:r>
-      <w:r>
-        <w:rPr>
-          <w:b/>
-        </w:rPr>
-        <w:t>.</w:t>
-      </w:r>
-      <w:r>
-        <w:rPr>
-          <w:b/>
-        </w:rPr>
-        <w:t>.. 20</w:t>
-      </w:r>
-      <w:r>
-        <w:rPr>
-          <w:sz w:val="24"/>
-        </w:rPr>
-        <w:t xml:space="preserve"> </w:t>
-      </w:r>
-    </w:p>
-    <w:p>
-      <w:pPr>
-        <w:spacing w:after="113" w:line="258" w:lineRule="auto"/>
-        <w:ind w:left="216" w:right="37" w:hanging="10"/>
-      </w:pPr>
-      <w:r>
-        <w:t>Introduction ........................................................................................................................................... 20</w:t>
-      </w:r>
-      <w:r>
-        <w:rPr>
-          <w:sz w:val="24"/>
-        </w:rPr>
-        <w:t xml:space="preserve"> </w:t>
-      </w:r>
-    </w:p>
-    <w:p>
-      <w:pPr>
-        <w:spacing w:after="113" w:line="258" w:lineRule="auto"/>
-        <w:ind w:left="216" w:right="37" w:hanging="10"/>
-      </w:pPr>
-      <w:r>
-        <w:t>Fairness &amp; Bias Components ........................................................................................................</w:t>
-      </w:r>
-      <w:r>
-        <w:t>..</w:t>
-      </w:r>
-      <w:r>
-        <w:t>....... 20</w:t>
-      </w:r>
-      <w:r>
-        <w:rPr>
-          <w:sz w:val="24"/>
-        </w:rPr>
-        <w:t xml:space="preserve"> </w:t>
-      </w:r>
-    </w:p>
-    <w:p>
-      <w:pPr>
-        <w:spacing w:after="113" w:line="258" w:lineRule="auto"/>
-        <w:ind w:right="37" w:firstLine="206"/>
-      </w:pPr>
-      <w:r>
-        <w:t>Text: [Evaluate texts generated by LLM] ..........................................................................</w:t>
-      </w:r>
-      <w:r>
-        <w:t>......</w:t>
-      </w:r>
-      <w:r>
-        <w:t>................ 20</w:t>
-      </w:r>
-      <w:r>
-        <w:rPr>
-          <w:sz w:val="24"/>
-        </w:rPr>
-        <w:t xml:space="preserve"> </w:t>
-      </w:r>
-    </w:p>
-    <w:p>
-      <w:pPr>
-        <w:spacing w:after="113" w:line="258" w:lineRule="auto"/>
-        <w:ind w:left="449" w:right="37" w:hanging="10"/>
-      </w:pPr>
-      <w:r>
-        <w:lastRenderedPageBreak/>
-        <w:t>Image: [Evaluate images generated by LLM] ...........................................................................</w:t>
-      </w:r>
-      <w:r>
-        <w:t>...</w:t>
-      </w:r>
-      <w:r>
-        <w:t>....... 20</w:t>
-      </w:r>
-      <w:r>
-        <w:rPr>
-          <w:sz w:val="24"/>
-        </w:rPr>
-        <w:t xml:space="preserve"> </w:t>
-      </w:r>
-    </w:p>
-    <w:p>
-      <w:pPr>
-        <w:spacing w:after="102" w:line="267" w:lineRule="auto"/>
-        <w:ind w:left="449" w:right="36" w:hanging="10"/>
-      </w:pPr>
-      <w:r>
-        <w:t>Fairness &amp; Bias Evaluations for Traditional Models [Structured Data] ....................................</w:t>
-      </w:r>
-      <w:r>
-        <w:t>.....</w:t>
-      </w:r>
-      <w:r>
-        <w:t>..... 20</w:t>
-      </w:r>
-      <w:r>
-        <w:rPr>
-          <w:sz w:val="24"/>
-        </w:rPr>
-        <w:t xml:space="preserve"> </w:t>
-      </w:r>
-    </w:p>
-    <w:p>
-      <w:pPr>
-        <w:spacing w:after="113"/>
-        <w:ind w:left="-5" w:hanging="10"/>
-      </w:pPr>
-      <w:r>
-        <w:rPr>
-          <w:b/>
-        </w:rPr>
-        <w:t>Endpoints and Functionalities ........................................................................................................</w:t>
-      </w:r>
-      <w:r>
-        <w:rPr>
-          <w:b/>
-        </w:rPr>
-        <w:t>..</w:t>
-      </w:r>
-      <w:r>
-        <w:rPr>
-          <w:b/>
-        </w:rPr>
-        <w:t>... 21</w:t>
-      </w:r>
-      <w:r>
-        <w:rPr>
-          <w:sz w:val="24"/>
-        </w:rPr>
-        <w:t xml:space="preserve"> </w:t>
-      </w:r>
-    </w:p>
-    <w:p>
-      <w:pPr>
-        <w:spacing w:after="113"/>
-        <w:ind w:left="-5" w:hanging="10"/>
-      </w:pPr>
-      <w:r>
-        <w:rPr>
-          <w:b/>
-        </w:rPr>
-        <w:t>Hallucination ...................................................................................................................................... 22</w:t>
-      </w:r>
-      <w:r>
-        <w:rPr>
-          <w:sz w:val="24"/>
-        </w:rPr>
-        <w:t xml:space="preserve"> </w:t>
-      </w:r>
-    </w:p>
-    <w:p>
-      <w:pPr>
-        <w:spacing w:after="113" w:line="258" w:lineRule="auto"/>
-        <w:ind w:left="216" w:right="37" w:hanging="10"/>
-      </w:pPr>
-      <w:r>
-        <w:t>Introduction ........................................................................................................................................... 22</w:t>
-      </w:r>
-      <w:r>
-        <w:rPr>
-          <w:sz w:val="24"/>
-        </w:rPr>
-        <w:t xml:space="preserve"> </w:t>
-      </w:r>
-    </w:p>
-    <w:p>
-      <w:pPr>
-        <w:spacing w:after="113" w:line="258" w:lineRule="auto"/>
-        <w:ind w:left="216" w:right="37" w:hanging="10"/>
-      </w:pPr>
-      <w:r>
-        <w:t>Components of Hallucination ...................................................................................................</w:t>
-      </w:r>
-      <w:r>
-        <w:t>..</w:t>
-      </w:r>
-      <w:r>
-        <w:t>........... 22</w:t>
-      </w:r>
-      <w:r>
-        <w:rPr>
-          <w:sz w:val="24"/>
-        </w:rPr>
-        <w:t xml:space="preserve"> </w:t>
-      </w:r>
-    </w:p>
-    <w:p>
-      <w:pPr>
-        <w:spacing w:after="113" w:line="258" w:lineRule="auto"/>
-        <w:ind w:right="37" w:firstLine="206"/>
-      </w:pPr>
-      <w:r>
-        <w:t>Thread of Thoughts (</w:t>
-      </w:r>
-      <w:proofErr w:type="spellStart"/>
-      <w:r>
-        <w:t>ThoT</w:t>
-      </w:r>
-      <w:proofErr w:type="spellEnd"/>
-      <w:r>
-        <w:t>) ........................................................................................................</w:t>
-      </w:r>
-      <w:r>
-        <w:t>....</w:t>
-      </w:r>
-      <w:r>
-        <w:t>........ 22</w:t>
-      </w:r>
-      <w:r>
-        <w:rPr>
-          <w:sz w:val="24"/>
-        </w:rPr>
-        <w:t xml:space="preserve"> </w:t>
-      </w:r>
-    </w:p>
-    <w:p>
-      <w:pPr>
-        <w:spacing w:after="113" w:line="258" w:lineRule="auto"/>
-        <w:ind w:right="37" w:firstLine="206"/>
-      </w:pPr>
-      <w:r>
-        <w:t>G-Eval Metrics ..............................................................................................................................</w:t>
-      </w:r>
-      <w:r>
-        <w:t>.....</w:t>
-      </w:r>
-      <w:r>
-        <w:t>..... 22</w:t>
-      </w:r>
-      <w:r>
-        <w:rPr>
-          <w:sz w:val="24"/>
-        </w:rPr>
-        <w:t xml:space="preserve"> </w:t>
-      </w:r>
-    </w:p>
-    <w:p>
-      <w:pPr>
-        <w:spacing w:after="113" w:line="258" w:lineRule="auto"/>
-        <w:ind w:right="37" w:firstLine="206"/>
-      </w:pPr>
-      <w:r>
-        <w:t>Chain of Verification (</w:t>
-      </w:r>
-      <w:proofErr w:type="spellStart"/>
-      <w:r>
-        <w:t>CoVe</w:t>
-      </w:r>
-      <w:proofErr w:type="spellEnd"/>
-      <w:r>
-        <w:t>) ........................................................................................................</w:t>
-      </w:r>
-      <w:r>
-        <w:t>......</w:t>
-      </w:r>
-      <w:r>
-        <w:t>..... 23</w:t>
-      </w:r>
-      <w:r>
-        <w:rPr>
-          <w:sz w:val="24"/>
-        </w:rPr>
-        <w:t xml:space="preserve"> </w:t>
-      </w:r>
-    </w:p>
-    <w:p>
-      <w:pPr>
-        <w:spacing w:after="113" w:line="258" w:lineRule="auto"/>
-        <w:ind w:right="37" w:firstLine="206"/>
-      </w:pPr>
-      <w:r>
-        <w:t>Chain of Thoughts (</w:t>
-      </w:r>
-      <w:proofErr w:type="spellStart"/>
-      <w:r>
-        <w:t>CoT</w:t>
-      </w:r>
-      <w:proofErr w:type="spellEnd"/>
-      <w:r>
-        <w:t>) ...............................................................................................................</w:t>
-      </w:r>
-      <w:r>
-        <w:t>.....</w:t>
-      </w:r>
-      <w:r>
-        <w:t>.... 23</w:t>
-      </w:r>
-      <w:r>
-        <w:rPr>
-          <w:sz w:val="24"/>
-        </w:rPr>
-        <w:t xml:space="preserve"> </w:t>
-      </w:r>
-    </w:p>
-    <w:p>
-      <w:pPr>
-        <w:spacing w:after="113" w:line="258" w:lineRule="auto"/>
-        <w:ind w:right="37" w:firstLine="206"/>
-      </w:pPr>
-      <w:r>
-        <w:t>Chain of Thoughts (</w:t>
-      </w:r>
-      <w:proofErr w:type="spellStart"/>
-      <w:r>
-        <w:t>CoT</w:t>
-      </w:r>
-      <w:proofErr w:type="spellEnd"/>
-      <w:r>
-        <w:t>) ...........................................................................................................</w:t>
-      </w:r>
-      <w:r>
-        <w:t>.....</w:t>
-      </w:r>
-      <w:r>
-        <w:t>........ 23</w:t>
-      </w:r>
-      <w:r>
-        <w:rPr>
-          <w:sz w:val="24"/>
-        </w:rPr>
-        <w:t xml:space="preserve"> </w:t>
-      </w:r>
-    </w:p>
-    <w:p>
-      <w:pPr>
-        <w:spacing w:after="113" w:line="258" w:lineRule="auto"/>
-        <w:ind w:left="216" w:right="37" w:hanging="10"/>
-        <w:rPr>
-          <w:sz w:val="24"/>
-        </w:rPr>
-      </w:pPr>
-      <w:r>
-        <w:rPr>
-          <w:sz w:val="24"/>
-        </w:rPr>
-        <w:t>Logic of Thoughts (</w:t>
-      </w:r>
-      <w:proofErr w:type="spellStart"/>
-      <w:r>
-        <w:rPr>
-          <w:sz w:val="24"/>
-        </w:rPr>
-        <w:t>LoT</w:t>
-      </w:r>
-      <w:proofErr w:type="spellEnd"/>
-      <w:r>
-        <w:rPr>
-          <w:sz w:val="24"/>
-        </w:rPr>
-        <w:t>) ..................................................................................................</w:t>
-      </w:r>
-      <w:r>
-        <w:rPr>
-          <w:sz w:val="24"/>
-        </w:rPr>
-        <w:t>......</w:t>
-      </w:r>
-      <w:r>
-        <w:rPr>
-          <w:sz w:val="24"/>
-        </w:rPr>
-        <w:t>.....23</w:t>
-      </w:r>
-    </w:p>
-    <w:p>
-      <w:pPr>
-        <w:spacing w:after="113" w:line="258" w:lineRule="auto"/>
-        <w:ind w:right="37" w:firstLine="206"/>
-      </w:pPr>
-      <w:r>
-        <w:t>Hallucination Score ....................................................................................................................</w:t>
-      </w:r>
-      <w:r>
-        <w:t>......</w:t>
-      </w:r>
-      <w:r>
-        <w:t>...... 23</w:t>
-      </w:r>
-      <w:r>
-        <w:rPr>
-          <w:sz w:val="24"/>
-        </w:rPr>
-        <w:t xml:space="preserve"> </w:t>
-      </w:r>
-    </w:p>
-    <w:p>
-      <w:pPr>
-        <w:spacing w:after="113"/>
-        <w:ind w:left="-5" w:hanging="10"/>
-      </w:pPr>
-      <w:r>
-        <w:rPr>
-          <w:b/>
-        </w:rPr>
-        <w:t>Endpoints and Functionalities ...................................................................................................</w:t>
-      </w:r>
-      <w:r>
-        <w:rPr>
-          <w:b/>
-        </w:rPr>
-        <w:t>..</w:t>
-      </w:r>
-      <w:r>
-        <w:rPr>
-          <w:b/>
-        </w:rPr>
-        <w:t>........ 23</w:t>
-      </w:r>
-      <w:r>
-        <w:rPr>
-          <w:sz w:val="24"/>
-        </w:rPr>
-        <w:t xml:space="preserve"> </w:t>
-      </w:r>
-    </w:p>
-    <w:p>
-      <w:pPr>
-        <w:spacing w:after="113"/>
-        <w:ind w:left="-5" w:hanging="10"/>
-      </w:pPr>
-      <w:r>
-        <w:rPr>
-          <w:b/>
-        </w:rPr>
-        <w:t>Privacy and Safety .............................................................................................................................. 24</w:t>
-      </w:r>
-      <w:r>
-        <w:rPr>
-          <w:sz w:val="24"/>
-        </w:rPr>
-        <w:t xml:space="preserve"> </w:t>
-      </w:r>
-    </w:p>
-    <w:p>
-      <w:pPr>
-        <w:spacing w:after="113" w:line="258" w:lineRule="auto"/>
-        <w:ind w:left="216" w:right="37" w:hanging="10"/>
-      </w:pPr>
-      <w:r>
-        <w:t>Introduction ........................................................................................................................................... 24</w:t>
-      </w:r>
-      <w:r>
-        <w:rPr>
-          <w:sz w:val="24"/>
-        </w:rPr>
-        <w:t xml:space="preserve"> </w:t>
-      </w:r>
-    </w:p>
-    <w:p>
-      <w:pPr>
-        <w:spacing w:after="113" w:line="258" w:lineRule="auto"/>
-        <w:ind w:left="216" w:right="37" w:hanging="10"/>
-      </w:pPr>
-      <w:r>
-        <w:t>Components of Privacy and Safety ...............................................................................................</w:t>
-      </w:r>
-      <w:r>
-        <w:t>..</w:t>
-      </w:r>
-      <w:r>
-        <w:t>....... 24</w:t>
-      </w:r>
-      <w:r>
-        <w:rPr>
-          <w:sz w:val="24"/>
-        </w:rPr>
-        <w:t xml:space="preserve"> </w:t>
-      </w:r>
-    </w:p>
-    <w:p>
-      <w:pPr>
-        <w:spacing w:after="113" w:line="258" w:lineRule="auto"/>
-        <w:ind w:left="216" w:right="37" w:hanging="10"/>
-      </w:pPr>
-      <w:r>
-        <w:t>PII Detection: ......................................................................................................................................... 24</w:t>
-      </w:r>
-      <w:r>
-        <w:rPr>
-          <w:sz w:val="24"/>
-        </w:rPr>
-        <w:t xml:space="preserve"> </w:t>
-      </w:r>
-    </w:p>
-    <w:p>
-      <w:pPr>
-        <w:spacing w:after="113" w:line="258" w:lineRule="auto"/>
-        <w:ind w:left="216" w:right="37" w:hanging="10"/>
-      </w:pPr>
-      <w:r>
-        <w:t>Anonymization: ...................................................................................................................................... 25</w:t>
-      </w:r>
-      <w:r>
-        <w:rPr>
-          <w:sz w:val="24"/>
-        </w:rPr>
-        <w:t xml:space="preserve"> </w:t>
-      </w:r>
-    </w:p>
-    <w:p>
-      <w:pPr>
-        <w:spacing w:after="113" w:line="258" w:lineRule="auto"/>
-        <w:ind w:left="216" w:right="37" w:hanging="10"/>
-      </w:pPr>
-      <w:r>
-        <w:t>Data Protection: .............................................................................................................................</w:t>
-      </w:r>
-      <w:r>
-        <w:t>.</w:t>
-      </w:r>
-      <w:r>
-        <w:t>....... 25</w:t>
-      </w:r>
-      <w:r>
-        <w:rPr>
-          <w:sz w:val="24"/>
-        </w:rPr>
-        <w:t xml:space="preserve"> </w:t>
-      </w:r>
-    </w:p>
-    <w:p>
-      <w:pPr>
-        <w:spacing w:after="113" w:line="258" w:lineRule="auto"/>
-        <w:ind w:left="216" w:right="37" w:hanging="10"/>
-      </w:pPr>
-      <w:r>
-        <w:t>Enhanced Privacy: ........................................................................................................................</w:t>
-      </w:r>
-      <w:r>
-        <w:t>.</w:t>
-      </w:r>
-      <w:r>
-        <w:t>......... 25</w:t>
-      </w:r>
-      <w:r>
-        <w:rPr>
-          <w:sz w:val="24"/>
-        </w:rPr>
-        <w:t xml:space="preserve"> </w:t>
-      </w:r>
-    </w:p>
-    <w:p>
-      <w:pPr>
-        <w:spacing w:after="113" w:line="258" w:lineRule="auto"/>
-        <w:ind w:left="216" w:right="37" w:hanging="10"/>
-      </w:pPr>
-      <w:r>
-        <w:t>Confidentiality Preservation: .............................................................................................................</w:t>
-      </w:r>
-      <w:r>
-        <w:t>.</w:t>
-      </w:r>
-      <w:r>
-        <w:t>... 25</w:t>
-      </w:r>
-      <w:r>
-        <w:rPr>
-          <w:sz w:val="24"/>
-        </w:rPr>
-        <w:t xml:space="preserve"> </w:t>
-      </w:r>
-    </w:p>
-    <w:p>
-      <w:pPr>
-        <w:spacing w:after="113"/>
-        <w:ind w:left="-5" w:hanging="10"/>
-      </w:pPr>
-      <w:r>
-        <w:rPr>
-          <w:b/>
-        </w:rPr>
-        <w:t>Endpoints and Functionalities ......................................................................................................</w:t>
-      </w:r>
-      <w:r>
-        <w:rPr>
-          <w:b/>
-        </w:rPr>
-        <w:t>.</w:t>
-      </w:r>
-      <w:r>
-        <w:rPr>
-          <w:b/>
-        </w:rPr>
-        <w:t>..... 25</w:t>
-      </w:r>
-      <w:r>
-        <w:rPr>
-          <w:sz w:val="24"/>
-        </w:rPr>
-        <w:t xml:space="preserve"> </w:t>
-      </w:r>
-    </w:p>
-    <w:p>
-      <w:pPr>
-        <w:spacing w:after="113"/>
-        <w:ind w:left="-5" w:hanging="10"/>
-      </w:pPr>
-      <w:r>
-        <w:rPr>
-          <w:b/>
-        </w:rPr>
-        <w:t>Security .........................................................................................................................................</w:t>
-      </w:r>
-      <w:r>
-        <w:rPr>
-          <w:b/>
-        </w:rPr>
-        <w:t>.</w:t>
-      </w:r>
-      <w:r>
-        <w:rPr>
-          <w:b/>
-        </w:rPr>
-        <w:t>.... 26</w:t>
-      </w:r>
-      <w:r>
-        <w:rPr>
-          <w:sz w:val="24"/>
-        </w:rPr>
-        <w:t xml:space="preserve"> </w:t>
-      </w:r>
-    </w:p>
-    <w:p>
-      <w:pPr>
-        <w:spacing w:after="113" w:line="258" w:lineRule="auto"/>
-        <w:ind w:left="216" w:right="37" w:hanging="10"/>
-      </w:pPr>
-      <w:r>
-        <w:t>Introduction ........................................................................................................................................... 26</w:t>
-      </w:r>
-      <w:r>
-        <w:rPr>
-          <w:sz w:val="24"/>
-        </w:rPr>
-        <w:t xml:space="preserve"> </w:t>
-      </w:r>
-    </w:p>
-    <w:p>
-      <w:pPr>
-        <w:spacing w:after="113" w:line="258" w:lineRule="auto"/>
-        <w:ind w:left="216" w:right="37" w:hanging="10"/>
-      </w:pPr>
-      <w:r>
-        <w:t>Features of a Security Module ......................................................................................................</w:t>
-      </w:r>
-      <w:r>
-        <w:t>.</w:t>
-      </w:r>
-      <w:r>
-        <w:t>......</w:t>
-      </w:r>
-      <w:r>
-        <w:t>.</w:t>
-      </w:r>
-      <w:r>
-        <w:t>. 26</w:t>
-      </w:r>
-      <w:r>
-        <w:rPr>
-          <w:sz w:val="24"/>
-        </w:rPr>
-        <w:t xml:space="preserve"> </w:t>
-      </w:r>
-    </w:p>
-    <w:p>
-      <w:pPr>
-        <w:spacing w:after="113" w:line="258" w:lineRule="auto"/>
-        <w:ind w:left="216" w:right="37" w:hanging="10"/>
-      </w:pPr>
-      <w:r>
-        <w:t>Component of Security .................................................................................................................</w:t>
-      </w:r>
-      <w:r>
-        <w:t>.</w:t>
-      </w:r>
-      <w:r>
-        <w:t>........ 26</w:t>
-      </w:r>
-      <w:r>
-        <w:rPr>
-          <w:sz w:val="24"/>
-        </w:rPr>
-        <w:t xml:space="preserve"> </w:t>
-      </w:r>
-      <w:r>
-        <w:t>Bulk Vulnerability Assessment ......................................................................................................</w:t>
-      </w:r>
-      <w:r>
-        <w:t>.</w:t>
-      </w:r>
-      <w:r>
-        <w:t>..</w:t>
-      </w:r>
-      <w:r>
-        <w:t>......</w:t>
-      </w:r>
-      <w:r>
-        <w:t xml:space="preserve"> 26</w:t>
-      </w:r>
-      <w:r>
-        <w:rPr>
-          <w:sz w:val="24"/>
-        </w:rPr>
-        <w:t xml:space="preserve"> </w:t>
-      </w:r>
-    </w:p>
-    <w:p>
-      <w:pPr>
-        <w:spacing w:after="113"/>
-        <w:ind w:left="-5" w:hanging="10"/>
-      </w:pPr>
-      <w:r>
-        <w:rPr>
-          <w:b/>
-        </w:rPr>
-        <w:t>Endpoints and Functionalities .....................................................................................................</w:t>
-      </w:r>
-      <w:r>
-        <w:rPr>
-          <w:b/>
-        </w:rPr>
-        <w:t>..</w:t>
-      </w:r>
-      <w:r>
-        <w:rPr>
-          <w:b/>
-        </w:rPr>
-        <w:t>...... 27</w:t>
-      </w:r>
-      <w:r>
-        <w:rPr>
-          <w:sz w:val="24"/>
-        </w:rPr>
-        <w:t xml:space="preserve"> </w:t>
-      </w:r>
-    </w:p>
-    <w:p>
-      <w:pPr>
-        <w:spacing w:after="113"/>
-        <w:ind w:left="-5" w:hanging="10"/>
-      </w:pPr>
-      <w:r>
-        <w:rPr>
-          <w:b/>
-        </w:rPr>
-        <w:t>Responsible AI toolkit UI .................................................................................................................... 27</w:t>
-      </w:r>
-      <w:r>
-        <w:rPr>
-          <w:sz w:val="24"/>
-        </w:rPr>
-        <w:t xml:space="preserve"> </w:t>
-      </w:r>
-    </w:p>
-    <w:p>
-      <w:pPr>
-        <w:spacing w:after="113"/>
-        <w:ind w:left="10" w:right="43" w:hanging="10"/>
-        <w:jc w:val="right"/>
-      </w:pPr>
-      <w:r>
-        <w:t>Introduction ..................................................................................................................................</w:t>
-      </w:r>
-      <w:r>
-        <w:t>.</w:t>
-      </w:r>
-      <w:r>
-        <w:t>......... 27</w:t>
-      </w:r>
-      <w:r>
-        <w:rPr>
-          <w:sz w:val="24"/>
-        </w:rPr>
-        <w:t xml:space="preserve"> </w:t>
-      </w:r>
-    </w:p>
-    <w:p>
-      <w:pPr>
-        <w:spacing w:after="113"/>
-        <w:ind w:left="10" w:right="43" w:hanging="10"/>
-        <w:jc w:val="right"/>
-      </w:pPr>
-      <w:r>
-        <w:t>Features of a UI ..............................................................................................................................</w:t>
-      </w:r>
-      <w:r>
-        <w:t>.</w:t>
-      </w:r>
-      <w:r>
-        <w:t>........ 28</w:t>
-      </w:r>
-      <w:r>
-        <w:rPr>
-          <w:sz w:val="24"/>
-        </w:rPr>
-        <w:t xml:space="preserve"> </w:t>
-      </w:r>
-    </w:p>
-    <w:p>
-      <w:pPr>
-        <w:spacing w:after="113"/>
-        <w:ind w:left="-5" w:hanging="10"/>
-      </w:pPr>
-      <w:r>
-        <w:rPr>
-          <w:b/>
-        </w:rPr>
-        <w:lastRenderedPageBreak/>
-        <w:t>Endpoints and Functionalities .........................................................................................................</w:t>
-      </w:r>
-      <w:r>
-        <w:rPr>
-          <w:b/>
-        </w:rPr>
-        <w:t>..</w:t>
-      </w:r>
-      <w:r>
-        <w:rPr>
-          <w:b/>
-        </w:rPr>
-        <w:t>.. 29</w:t>
-      </w:r>
-      <w:r>
-        <w:rPr>
-          <w:sz w:val="24"/>
-        </w:rPr>
-        <w:t xml:space="preserve"> </w:t>
-      </w:r>
-    </w:p>
-    <w:p>
-      <w:pPr>
-        <w:spacing w:after="113"/>
-        <w:ind w:left="-5" w:hanging="10"/>
-        <w:rPr>
+    <w:sdt>
+      <w:sdtPr>
+        <w:id w:val="-1873596880"/>
+        <w:docPartObj>
+          <w:docPartGallery w:val="Table of Contents"/>
+          <w:docPartUnique/>
+        </w:docPartObj>
+      </w:sdtPr>
+      <w:sdtEndPr>
+        <w:rPr>
+          <w:rFonts w:ascii="Calibri" w:eastAsia="Calibri" w:hAnsi="Calibri" w:cs="Calibri"/>
           <w:b/>
           <w:bCs/>
-        </w:rPr>
-      </w:pPr>
-      <w:r>
-        <w:rPr>
-          <w:b/>
-          <w:bCs/>
-        </w:rPr>
-        <w:t>Red</w:t>
-      </w:r>
-      <w:r>
-        <w:rPr>
-          <w:b/>
-          <w:bCs/>
-        </w:rPr>
-        <w:t xml:space="preserve"> </w:t>
-      </w:r>
-      <w:r>
-        <w:rPr>
-          <w:b/>
-          <w:bCs/>
-        </w:rPr>
-        <w:t>Teaming</w:t>
-      </w:r>
-      <w:r>
-        <w:rPr>
-          <w:b/>
-          <w:bCs/>
-        </w:rPr>
-        <w:t>....................................................................................................................................</w:t>
-      </w:r>
-      <w:r>
-        <w:rPr>
-          <w:b/>
-          <w:bCs/>
-        </w:rPr>
-        <w:t xml:space="preserve">... </w:t>
-      </w:r>
-      <w:r>
-        <w:rPr>
-          <w:b/>
-          <w:bCs/>
-        </w:rPr>
-        <w:t>31</w:t>
-      </w:r>
-    </w:p>
-    <w:p>
-      <w:pPr>
-        <w:spacing w:after="161"/>
-        <w:ind w:left="360"/>
-        <w:rPr>
-          <w:sz w:val="24"/>
-        </w:rPr>
-      </w:pPr>
-      <w:r>
-        <w:rPr>
-          <w:sz w:val="24"/>
-        </w:rPr>
-        <w:t>Introduction.................................................................................................</w:t>
-      </w:r>
-      <w:r>
-        <w:rPr>
-          <w:sz w:val="24"/>
-        </w:rPr>
-        <w:t>..........</w:t>
-      </w:r>
-      <w:r>
-        <w:rPr>
-          <w:sz w:val="24"/>
-        </w:rPr>
-        <w:t>................</w:t>
-      </w:r>
-      <w:r>
-        <w:rPr>
-          <w:sz w:val="24"/>
-        </w:rPr>
-        <w:t>..</w:t>
-      </w:r>
-      <w:r>
-        <w:rPr>
-          <w:sz w:val="24"/>
-        </w:rPr>
-        <w:t>31</w:t>
-      </w:r>
-    </w:p>
-    <w:p>
-      <w:pPr>
-        <w:spacing w:after="161"/>
-        <w:ind w:left="360"/>
-        <w:rPr>
-          <w:sz w:val="24"/>
-        </w:rPr>
-      </w:pPr>
-      <w:r>
-        <w:rPr>
-          <w:sz w:val="24"/>
-        </w:rPr>
-        <w:t>Types of Red Teaming...................................................................................................</w:t>
-      </w:r>
-      <w:r>
-        <w:rPr>
-          <w:sz w:val="24"/>
-        </w:rPr>
-        <w:t>...........</w:t>
-      </w:r>
-      <w:r>
-        <w:rPr>
-          <w:sz w:val="24"/>
-        </w:rPr>
-        <w:t>31</w:t>
-      </w:r>
-    </w:p>
-    <w:p>
-      <w:pPr>
-        <w:spacing w:after="161"/>
-        <w:ind w:firstLine="360"/>
-        <w:rPr>
-          <w:sz w:val="24"/>
-        </w:rPr>
-      </w:pPr>
-      <w:r>
-        <w:rPr>
-          <w:sz w:val="24"/>
-        </w:rPr>
-        <w:t>Automated Red Teaming......................................................................................</w:t>
-      </w:r>
-      <w:r>
-        <w:rPr>
-          <w:sz w:val="24"/>
-        </w:rPr>
-        <w:t>..................</w:t>
-      </w:r>
-      <w:r>
-        <w:rPr>
-          <w:sz w:val="24"/>
-        </w:rPr>
-        <w:t>.31</w:t>
-      </w:r>
-    </w:p>
-    <w:p>
-      <w:pPr>
-        <w:spacing w:after="161"/>
-        <w:ind w:firstLine="360"/>
-        <w:rPr>
-          <w:sz w:val="24"/>
-        </w:rPr>
-      </w:pPr>
-      <w:r>
-        <w:rPr>
-          <w:sz w:val="24"/>
-        </w:rPr>
-        <w:t>Manual Red Teaming....................................................................................</w:t>
-      </w:r>
-      <w:r>
-        <w:rPr>
-          <w:sz w:val="24"/>
-        </w:rPr>
-        <w:t>....................</w:t>
-      </w:r>
-      <w:r>
-        <w:rPr>
-          <w:sz w:val="24"/>
-        </w:rPr>
-        <w:t>.......31</w:t>
-      </w:r>
-    </w:p>
-    <w:p>
-      <w:pPr>
-        <w:spacing w:after="161"/>
-        <w:ind w:left="360"/>
-        <w:rPr>
-          <w:sz w:val="24"/>
-        </w:rPr>
-      </w:pPr>
-      <w:r>
-        <w:rPr>
-          <w:sz w:val="24"/>
-        </w:rPr>
-        <w:t>PAIR Technique (Prompt Adversarial Iterative Refinement) ............................</w:t>
-      </w:r>
-      <w:r>
-        <w:rPr>
-          <w:sz w:val="24"/>
-        </w:rPr>
-        <w:t>............</w:t>
-      </w:r>
-      <w:r>
-        <w:rPr>
-          <w:sz w:val="24"/>
-        </w:rPr>
-        <w:t>............32</w:t>
-      </w:r>
-    </w:p>
-    <w:p>
-      <w:pPr>
-        <w:spacing w:after="161"/>
-        <w:ind w:left="360"/>
-        <w:rPr>
-          <w:sz w:val="24"/>
-        </w:rPr>
-      </w:pPr>
-      <w:r>
-        <w:rPr>
-          <w:sz w:val="24"/>
-        </w:rPr>
-        <w:t>TAP Technique (Tree of Attacks with Pruning) .......................................................</w:t>
-      </w:r>
-      <w:r>
-        <w:rPr>
-          <w:sz w:val="24"/>
-        </w:rPr>
-        <w:t>...........</w:t>
-      </w:r>
-      <w:r>
-        <w:rPr>
-          <w:sz w:val="24"/>
-        </w:rPr>
-        <w:t>......32</w:t>
-      </w:r>
-    </w:p>
-    <w:p>
-      <w:pPr>
-        <w:spacing w:after="161"/>
-        <w:ind w:left="360"/>
-        <w:rPr>
-          <w:sz w:val="24"/>
-        </w:rPr>
-      </w:pPr>
-      <w:r>
-        <w:rPr>
-          <w:sz w:val="24"/>
-        </w:rPr>
-        <w:t>Evaluator Models ........................................................................................</w:t>
-      </w:r>
-      <w:r>
-        <w:rPr>
-          <w:sz w:val="24"/>
-        </w:rPr>
-        <w:t>.........</w:t>
-      </w:r>
-      <w:r>
-        <w:rPr>
-          <w:sz w:val="24"/>
-        </w:rPr>
-        <w:t>...........</w:t>
-      </w:r>
-      <w:r>
-        <w:rPr>
-          <w:sz w:val="24"/>
-        </w:rPr>
-        <w:t>.</w:t>
-      </w:r>
-      <w:r>
-        <w:rPr>
-          <w:sz w:val="24"/>
-        </w:rPr>
-        <w:t>.......32</w:t>
-      </w:r>
-    </w:p>
-    <w:p>
-      <w:pPr>
-        <w:spacing w:after="161"/>
-        <w:ind w:left="360"/>
-        <w:rPr>
-          <w:sz w:val="24"/>
-        </w:rPr>
-      </w:pPr>
-      <w:r>
-        <w:rPr>
-          <w:sz w:val="24"/>
-        </w:rPr>
-        <w:t>Supported Models &amp; API End Points .............................................................</w:t>
-      </w:r>
-      <w:r>
-        <w:rPr>
-          <w:sz w:val="24"/>
-        </w:rPr>
-        <w:t>..........</w:t>
-      </w:r>
-      <w:r>
-        <w:rPr>
-          <w:sz w:val="24"/>
-        </w:rPr>
-        <w:t>............... 33</w:t>
-      </w:r>
-    </w:p>
-    <w:p>
-      <w:pPr>
-        <w:spacing w:after="161"/>
-        <w:ind w:left="360"/>
-        <w:rPr>
-          <w:sz w:val="24"/>
-        </w:rPr>
-      </w:pPr>
-      <w:r>
-        <w:rPr>
-          <w:sz w:val="24"/>
-        </w:rPr>
-        <w:t>Report Management ......................................................................................</w:t>
-      </w:r>
-      <w:r>
-        <w:rPr>
-          <w:sz w:val="24"/>
-        </w:rPr>
-        <w:t>.....</w:t>
-      </w:r>
-      <w:r>
-        <w:rPr>
-          <w:sz w:val="24"/>
-        </w:rPr>
-        <w:t>............</w:t>
-      </w:r>
-      <w:r>
-        <w:rPr>
-          <w:sz w:val="24"/>
-        </w:rPr>
-        <w:t>.....</w:t>
-      </w:r>
-      <w:r>
-        <w:rPr>
-          <w:sz w:val="24"/>
-        </w:rPr>
-        <w:t>.. 33</w:t>
-      </w:r>
-    </w:p>
-    <w:p>
-      <w:pPr>
-        <w:spacing w:after="161"/>
-        <w:ind w:left="360"/>
-        <w:rPr>
-          <w:sz w:val="24"/>
-        </w:rPr>
-      </w:pPr>
-      <w:r>
-        <w:rPr>
-          <w:sz w:val="24"/>
-        </w:rPr>
-        <w:t>Endpoints &amp; Functionalities .........................................................................................</w:t>
-      </w:r>
-      <w:r>
-        <w:rPr>
-          <w:sz w:val="24"/>
-        </w:rPr>
-        <w:t>..........</w:t>
-      </w:r>
-      <w:r>
-        <w:rPr>
-          <w:sz w:val="24"/>
-        </w:rPr>
-        <w:t>.34</w:t>
-      </w:r>
-    </w:p>
-    <w:p>
-      <w:pPr>
-        <w:spacing w:after="161"/>
-        <w:rPr>
-          <w:sz w:val="24"/>
-        </w:rPr>
-      </w:pPr>
-      <w:r>
-        <w:rPr>
-          <w:b/>
-          <w:bCs/>
-          <w:sz w:val="24"/>
-        </w:rPr>
-        <w:t>Contact</w:t>
-      </w:r>
-      <w:r>
-        <w:rPr>
-          <w:sz w:val="24"/>
-        </w:rPr>
-        <w:t xml:space="preserve"> .........................................................................................................................</w:t>
-      </w:r>
-      <w:r>
-        <w:rPr>
-          <w:sz w:val="24"/>
-        </w:rPr>
-        <w:t>........</w:t>
-      </w:r>
-      <w:r>
-        <w:rPr>
-          <w:sz w:val="24"/>
-        </w:rPr>
-        <w:t>........35</w:t>
-      </w:r>
-    </w:p>
+          <w:noProof/>
+          <w:color w:val="000000"/>
+          <w:kern w:val="2"/>
+          <w:sz w:val="22"/>
+          <w:szCs w:val="24"/>
+          <w14:ligatures w14:val="standardContextual"/>
+        </w:rPr>
+      </w:sdtEndPr>
+      <w:sdtContent>
+        <w:p>
+          <w:pPr>
+            <w:pStyle w:val="TOCHeading"/>
+          </w:pPr>
+          <w:r>
+            <w:t>Table of Contents</w:t>
+          </w:r>
+        </w:p>
+        <w:p>
+          <w:pPr>
+            <w:pStyle w:val="TOC1"/>
+            <w:tabs>
+              <w:tab w:val="right" w:leader="dot" w:pos="9402"/>
+            </w:tabs>
+            <w:rPr>
+              <w:rFonts w:asciiTheme="minorHAnsi" w:eastAsiaTheme="minorEastAsia" w:hAnsiTheme="minorHAnsi" w:cstheme="minorBidi"/>
+              <w:noProof/>
+              <w:color w:val="auto"/>
+              <w:sz w:val="24"/>
+            </w:rPr>
+          </w:pPr>
+          <w:r>
+            <w:fldChar w:fldCharType="begin"/>
+          </w:r>
+          <w:r>
+            <w:instrText xml:space="preserve"> TOC \o "1-3" \h \z \u </w:instrText>
+          </w:r>
+          <w:r>
+            <w:fldChar w:fldCharType="separate"/>
+          </w:r>
+          <w:hyperlink w:anchor="_Toc231291573" w:history="1">
+            <w:r>
+              <w:rPr>
+                <w:rStyle w:val="Hyperlink"/>
+                <w:noProof/>
+              </w:rPr>
+              <w:t>Introduction</w:t>
+            </w:r>
+            <w:r>
+              <w:rPr>
+                <w:noProof/>
+                <w:webHidden/>
+              </w:rPr>
+              <w:tab/>
+            </w:r>
+            <w:r>
+              <w:rPr>
+                <w:noProof/>
+                <w:webHidden/>
+              </w:rPr>
+              <w:fldChar w:fldCharType="begin"/>
+            </w:r>
+            <w:r>
+              <w:rPr>
+                <w:noProof/>
+                <w:webHidden/>
+              </w:rPr>
+              <w:instrText xml:space="preserve"> PAGEREF _Toc231291573 \h </w:instrText>
+            </w:r>
+            <w:r>
+              <w:rPr>
+                <w:noProof/>
+                <w:webHidden/>
+              </w:rPr>
+            </w:r>
+            <w:r>
+              <w:rPr>
+                <w:noProof/>
+                <w:webHidden/>
+              </w:rPr>
+              <w:fldChar w:fldCharType="separate"/>
+            </w:r>
+            <w:r>
+              <w:rPr>
+                <w:noProof/>
+                <w:webHidden/>
+              </w:rPr>
+              <w:t>4</w:t>
+            </w:r>
+            <w:r>
+              <w:rPr>
+                <w:noProof/>
+                <w:webHidden/>
+              </w:rPr>
+              <w:fldChar w:fldCharType="end"/>
+            </w:r>
+          </w:hyperlink>
+        </w:p>
+        <w:p>
+          <w:pPr>
+            <w:pStyle w:val="TOC1"/>
+            <w:tabs>
+              <w:tab w:val="right" w:leader="dot" w:pos="9402"/>
+            </w:tabs>
+            <w:rPr>
+              <w:rFonts w:asciiTheme="minorHAnsi" w:eastAsiaTheme="minorEastAsia" w:hAnsiTheme="minorHAnsi" w:cstheme="minorBidi"/>
+              <w:noProof/>
+              <w:color w:val="auto"/>
+              <w:sz w:val="24"/>
+            </w:rPr>
+          </w:pPr>
+          <w:hyperlink w:anchor="_Toc231291574" w:history="1">
+            <w:r>
+              <w:rPr>
+                <w:rStyle w:val="Hyperlink"/>
+                <w:noProof/>
+              </w:rPr>
+              <w:t>Infosys Responsible AI toolkit</w:t>
+            </w:r>
+            <w:r>
+              <w:rPr>
+                <w:noProof/>
+                <w:webHidden/>
+              </w:rPr>
+              <w:tab/>
+            </w:r>
+            <w:r>
+              <w:rPr>
+                <w:noProof/>
+                <w:webHidden/>
+              </w:rPr>
+              <w:fldChar w:fldCharType="begin"/>
+            </w:r>
+            <w:r>
+              <w:rPr>
+                <w:noProof/>
+                <w:webHidden/>
+              </w:rPr>
+              <w:instrText xml:space="preserve"> PAGEREF _Toc231291574 \h </w:instrText>
+            </w:r>
+            <w:r>
+              <w:rPr>
+                <w:noProof/>
+                <w:webHidden/>
+              </w:rPr>
+            </w:r>
+            <w:r>
+              <w:rPr>
+                <w:noProof/>
+                <w:webHidden/>
+              </w:rPr>
+              <w:fldChar w:fldCharType="separate"/>
+            </w:r>
+            <w:r>
+              <w:rPr>
+                <w:noProof/>
+                <w:webHidden/>
+              </w:rPr>
+              <w:t>5</w:t>
+            </w:r>
+            <w:r>
+              <w:rPr>
+                <w:noProof/>
+                <w:webHidden/>
+              </w:rPr>
+              <w:fldChar w:fldCharType="end"/>
+            </w:r>
+          </w:hyperlink>
+        </w:p>
+        <w:p>
+          <w:pPr>
+            <w:pStyle w:val="TOC1"/>
+            <w:tabs>
+              <w:tab w:val="right" w:leader="dot" w:pos="9402"/>
+            </w:tabs>
+            <w:rPr>
+              <w:rFonts w:asciiTheme="minorHAnsi" w:eastAsiaTheme="minorEastAsia" w:hAnsiTheme="minorHAnsi" w:cstheme="minorBidi"/>
+              <w:noProof/>
+              <w:color w:val="auto"/>
+              <w:sz w:val="24"/>
+            </w:rPr>
+          </w:pPr>
+          <w:hyperlink w:anchor="_Toc231291575" w:history="1">
+            <w:r>
+              <w:rPr>
+                <w:rStyle w:val="Hyperlink"/>
+                <w:noProof/>
+              </w:rPr>
+              <w:t>FM - Moderation Layer</w:t>
+            </w:r>
+            <w:r>
+              <w:rPr>
+                <w:noProof/>
+                <w:webHidden/>
+              </w:rPr>
+              <w:tab/>
+            </w:r>
+            <w:r>
+              <w:rPr>
+                <w:noProof/>
+                <w:webHidden/>
+              </w:rPr>
+              <w:fldChar w:fldCharType="begin"/>
+            </w:r>
+            <w:r>
+              <w:rPr>
+                <w:noProof/>
+                <w:webHidden/>
+              </w:rPr>
+              <w:instrText xml:space="preserve"> PAGEREF _Toc231291575 \h </w:instrText>
+            </w:r>
+            <w:r>
+              <w:rPr>
+                <w:noProof/>
+                <w:webHidden/>
+              </w:rPr>
+            </w:r>
+            <w:r>
+              <w:rPr>
+                <w:noProof/>
+                <w:webHidden/>
+              </w:rPr>
+              <w:fldChar w:fldCharType="separate"/>
+            </w:r>
+            <w:r>
+              <w:rPr>
+                <w:noProof/>
+                <w:webHidden/>
+              </w:rPr>
+              <w:t>5</w:t>
+            </w:r>
+            <w:r>
+              <w:rPr>
+                <w:noProof/>
+                <w:webHidden/>
+              </w:rPr>
+              <w:fldChar w:fldCharType="end"/>
+            </w:r>
+          </w:hyperlink>
+        </w:p>
+        <w:p>
+          <w:pPr>
+            <w:pStyle w:val="TOC2"/>
+            <w:rPr>
+              <w:rFonts w:asciiTheme="minorHAnsi" w:eastAsiaTheme="minorEastAsia" w:hAnsiTheme="minorHAnsi" w:cstheme="minorBidi"/>
+              <w:color w:val="auto"/>
+              <w:sz w:val="24"/>
+            </w:rPr>
+          </w:pPr>
+          <w:hyperlink w:anchor="_Toc231291576" w:history="1">
+            <w:r>
+              <w:rPr>
+                <w:rStyle w:val="Hyperlink"/>
+                <w:rFonts w:ascii="Aptos Display" w:eastAsia="Aptos Display" w:hAnsi="Aptos Display" w:cs="Aptos Display"/>
+              </w:rPr>
+              <w:t>Introduction</w:t>
+            </w:r>
+            <w:r>
+              <w:rPr>
+                <w:webHidden/>
+              </w:rPr>
+              <w:tab/>
+            </w:r>
+            <w:r>
+              <w:rPr>
+                <w:webHidden/>
+              </w:rPr>
+              <w:fldChar w:fldCharType="begin"/>
+            </w:r>
+            <w:r>
+              <w:rPr>
+                <w:webHidden/>
+              </w:rPr>
+              <w:instrText xml:space="preserve"> PAGEREF _Toc231291576 \h </w:instrText>
+            </w:r>
+            <w:r>
+              <w:rPr>
+                <w:webHidden/>
+              </w:rPr>
+            </w:r>
+            <w:r>
+              <w:rPr>
+                <w:webHidden/>
+              </w:rPr>
+              <w:fldChar w:fldCharType="separate"/>
+            </w:r>
+            <w:r>
+              <w:rPr>
+                <w:webHidden/>
+              </w:rPr>
+              <w:t>5</w:t>
+            </w:r>
+            <w:r>
+              <w:rPr>
+                <w:webHidden/>
+              </w:rPr>
+              <w:fldChar w:fldCharType="end"/>
+            </w:r>
+          </w:hyperlink>
+        </w:p>
+        <w:p>
+          <w:pPr>
+            <w:pStyle w:val="TOC2"/>
+            <w:rPr>
+              <w:rFonts w:asciiTheme="minorHAnsi" w:eastAsiaTheme="minorEastAsia" w:hAnsiTheme="minorHAnsi" w:cstheme="minorBidi"/>
+              <w:color w:val="auto"/>
+              <w:sz w:val="24"/>
+            </w:rPr>
+          </w:pPr>
+          <w:hyperlink w:anchor="_Toc231291577" w:history="1">
+            <w:r>
+              <w:rPr>
+                <w:rStyle w:val="Hyperlink"/>
+                <w:rFonts w:ascii="Aptos Display" w:eastAsia="Aptos Display" w:hAnsi="Aptos Display" w:cs="Aptos Display"/>
+              </w:rPr>
+              <w:t>Components of Input</w:t>
+            </w:r>
+            <w:r>
+              <w:rPr>
+                <w:webHidden/>
+              </w:rPr>
+              <w:tab/>
+            </w:r>
+            <w:r>
+              <w:rPr>
+                <w:webHidden/>
+              </w:rPr>
+              <w:fldChar w:fldCharType="begin"/>
+            </w:r>
+            <w:r>
+              <w:rPr>
+                <w:webHidden/>
+              </w:rPr>
+              <w:instrText xml:space="preserve"> PAGEREF _Toc231291577 \h </w:instrText>
+            </w:r>
+            <w:r>
+              <w:rPr>
+                <w:webHidden/>
+              </w:rPr>
+            </w:r>
+            <w:r>
+              <w:rPr>
+                <w:webHidden/>
+              </w:rPr>
+              <w:fldChar w:fldCharType="separate"/>
+            </w:r>
+            <w:r>
+              <w:rPr>
+                <w:webHidden/>
+              </w:rPr>
+              <w:t>5</w:t>
+            </w:r>
+            <w:r>
+              <w:rPr>
+                <w:webHidden/>
+              </w:rPr>
+              <w:fldChar w:fldCharType="end"/>
+            </w:r>
+          </w:hyperlink>
+        </w:p>
+        <w:p>
+          <w:pPr>
+            <w:pStyle w:val="TOC3"/>
+            <w:tabs>
+              <w:tab w:val="right" w:leader="dot" w:pos="9402"/>
+            </w:tabs>
+            <w:rPr>
+              <w:rFonts w:asciiTheme="minorHAnsi" w:eastAsiaTheme="minorEastAsia" w:hAnsiTheme="minorHAnsi" w:cstheme="minorBidi"/>
+              <w:noProof/>
+              <w:color w:val="auto"/>
+              <w:sz w:val="24"/>
+            </w:rPr>
+          </w:pPr>
+          <w:hyperlink w:anchor="_Toc231291578" w:history="1">
+            <w:r>
+              <w:rPr>
+                <w:rStyle w:val="Hyperlink"/>
+                <w:noProof/>
+              </w:rPr>
+              <w:t>Global Priority</w:t>
+            </w:r>
+            <w:r>
+              <w:rPr>
+                <w:rStyle w:val="Hyperlink"/>
+                <w:rFonts w:ascii="Times New Roman" w:eastAsia="Times New Roman" w:hAnsi="Times New Roman" w:cs="Times New Roman"/>
+                <w:i/>
+                <w:iCs/>
+                <w:noProof/>
+              </w:rPr>
+              <w:t xml:space="preserve"> </w:t>
+            </w:r>
+            <w:r>
+              <w:rPr>
+                <w:rStyle w:val="Hyperlink"/>
+                <w:noProof/>
+              </w:rPr>
+              <w:t>(Safety Focus Template):</w:t>
+            </w:r>
+            <w:r>
+              <w:rPr>
+                <w:noProof/>
+                <w:webHidden/>
+              </w:rPr>
+              <w:tab/>
+            </w:r>
+            <w:r>
+              <w:rPr>
+                <w:noProof/>
+                <w:webHidden/>
+              </w:rPr>
+              <w:fldChar w:fldCharType="begin"/>
+            </w:r>
+            <w:r>
+              <w:rPr>
+                <w:noProof/>
+                <w:webHidden/>
+              </w:rPr>
+              <w:instrText xml:space="preserve"> PAGEREF _Toc231291578 \h </w:instrText>
+            </w:r>
+            <w:r>
+              <w:rPr>
+                <w:noProof/>
+                <w:webHidden/>
+              </w:rPr>
+            </w:r>
+            <w:r>
+              <w:rPr>
+                <w:noProof/>
+                <w:webHidden/>
+              </w:rPr>
+              <w:fldChar w:fldCharType="separate"/>
+            </w:r>
+            <w:r>
+              <w:rPr>
+                <w:noProof/>
+                <w:webHidden/>
+              </w:rPr>
+              <w:t>6</w:t>
+            </w:r>
+            <w:r>
+              <w:rPr>
+                <w:noProof/>
+                <w:webHidden/>
+              </w:rPr>
+              <w:fldChar w:fldCharType="end"/>
+            </w:r>
+          </w:hyperlink>
+        </w:p>
+        <w:p>
+          <w:pPr>
+            <w:pStyle w:val="TOC3"/>
+            <w:tabs>
+              <w:tab w:val="right" w:leader="dot" w:pos="9402"/>
+            </w:tabs>
+            <w:rPr>
+              <w:rFonts w:asciiTheme="minorHAnsi" w:eastAsiaTheme="minorEastAsia" w:hAnsiTheme="minorHAnsi" w:cstheme="minorBidi"/>
+              <w:noProof/>
+              <w:color w:val="auto"/>
+              <w:sz w:val="24"/>
+            </w:rPr>
+          </w:pPr>
+          <w:hyperlink w:anchor="_Toc231291579" w:history="1">
+            <w:r>
+              <w:rPr>
+                <w:rStyle w:val="Hyperlink"/>
+                <w:noProof/>
+              </w:rPr>
+              <w:t>This Defense Template enables LLM to put Safety over helpfulness in its response, safeguarding the model from Unsafe and harmful prompts.</w:t>
+            </w:r>
+            <w:r>
+              <w:rPr>
+                <w:noProof/>
+                <w:webHidden/>
+              </w:rPr>
+              <w:tab/>
+            </w:r>
+            <w:r>
+              <w:rPr>
+                <w:noProof/>
+                <w:webHidden/>
+              </w:rPr>
+              <w:fldChar w:fldCharType="begin"/>
+            </w:r>
+            <w:r>
+              <w:rPr>
+                <w:noProof/>
+                <w:webHidden/>
+              </w:rPr>
+              <w:instrText xml:space="preserve"> PAGEREF _Toc231291579 \h </w:instrText>
+            </w:r>
+            <w:r>
+              <w:rPr>
+                <w:noProof/>
+                <w:webHidden/>
+              </w:rPr>
+            </w:r>
+            <w:r>
+              <w:rPr>
+                <w:noProof/>
+                <w:webHidden/>
+              </w:rPr>
+              <w:fldChar w:fldCharType="separate"/>
+            </w:r>
+            <w:r>
+              <w:rPr>
+                <w:noProof/>
+                <w:webHidden/>
+              </w:rPr>
+              <w:t>6</w:t>
+            </w:r>
+            <w:r>
+              <w:rPr>
+                <w:noProof/>
+                <w:webHidden/>
+              </w:rPr>
+              <w:fldChar w:fldCharType="end"/>
+            </w:r>
+          </w:hyperlink>
+        </w:p>
+        <w:p>
+          <w:pPr>
+            <w:pStyle w:val="TOC3"/>
+            <w:tabs>
+              <w:tab w:val="right" w:leader="dot" w:pos="9402"/>
+            </w:tabs>
+            <w:rPr>
+              <w:rFonts w:asciiTheme="minorHAnsi" w:eastAsiaTheme="minorEastAsia" w:hAnsiTheme="minorHAnsi" w:cstheme="minorBidi"/>
+              <w:noProof/>
+              <w:color w:val="auto"/>
+              <w:sz w:val="24"/>
+            </w:rPr>
+          </w:pPr>
+          <w:hyperlink w:anchor="_Toc231291580" w:history="1">
+            <w:r>
+              <w:rPr>
+                <w:rStyle w:val="Hyperlink"/>
+                <w:noProof/>
+              </w:rPr>
+              <w:t>Self-Reminder</w:t>
+            </w:r>
+            <w:r>
+              <w:rPr>
+                <w:rStyle w:val="Hyperlink"/>
+                <w:rFonts w:ascii="Times New Roman" w:eastAsia="Times New Roman" w:hAnsi="Times New Roman" w:cs="Times New Roman"/>
+                <w:noProof/>
+              </w:rPr>
+              <w:t xml:space="preserve"> (</w:t>
+            </w:r>
+            <w:r>
+              <w:rPr>
+                <w:rStyle w:val="Hyperlink"/>
+                <w:noProof/>
+              </w:rPr>
+              <w:t>Ethics Based Template)</w:t>
+            </w:r>
+            <w:r>
+              <w:rPr>
+                <w:noProof/>
+                <w:webHidden/>
+              </w:rPr>
+              <w:tab/>
+            </w:r>
+            <w:r>
+              <w:rPr>
+                <w:noProof/>
+                <w:webHidden/>
+              </w:rPr>
+              <w:fldChar w:fldCharType="begin"/>
+            </w:r>
+            <w:r>
+              <w:rPr>
+                <w:noProof/>
+                <w:webHidden/>
+              </w:rPr>
+              <w:instrText xml:space="preserve"> PAGEREF _Toc231291580 \h </w:instrText>
+            </w:r>
+            <w:r>
+              <w:rPr>
+                <w:noProof/>
+                <w:webHidden/>
+              </w:rPr>
+            </w:r>
+            <w:r>
+              <w:rPr>
+                <w:noProof/>
+                <w:webHidden/>
+              </w:rPr>
+              <w:fldChar w:fldCharType="separate"/>
+            </w:r>
+            <w:r>
+              <w:rPr>
+                <w:noProof/>
+                <w:webHidden/>
+              </w:rPr>
+              <w:t>6</w:t>
+            </w:r>
+            <w:r>
+              <w:rPr>
+                <w:noProof/>
+                <w:webHidden/>
+              </w:rPr>
+              <w:fldChar w:fldCharType="end"/>
+            </w:r>
+          </w:hyperlink>
+        </w:p>
+        <w:p>
+          <w:pPr>
+            <w:pStyle w:val="TOC3"/>
+            <w:tabs>
+              <w:tab w:val="right" w:leader="dot" w:pos="9402"/>
+            </w:tabs>
+            <w:rPr>
+              <w:rFonts w:asciiTheme="minorHAnsi" w:eastAsiaTheme="minorEastAsia" w:hAnsiTheme="minorHAnsi" w:cstheme="minorBidi"/>
+              <w:noProof/>
+              <w:color w:val="auto"/>
+              <w:sz w:val="24"/>
+            </w:rPr>
+          </w:pPr>
+          <w:hyperlink w:anchor="_Toc231291581" w:history="1">
+            <w:r>
+              <w:rPr>
+                <w:rStyle w:val="Hyperlink"/>
+                <w:noProof/>
+              </w:rPr>
+              <w:t>This defense is a protective mechanism that helps LLM resist harmful prompts and generate responsible answers by reminding itself to adhere to ethical guidelines.</w:t>
+            </w:r>
+            <w:r>
+              <w:rPr>
+                <w:noProof/>
+                <w:webHidden/>
+              </w:rPr>
+              <w:tab/>
+            </w:r>
+            <w:r>
+              <w:rPr>
+                <w:noProof/>
+                <w:webHidden/>
+              </w:rPr>
+              <w:fldChar w:fldCharType="begin"/>
+            </w:r>
+            <w:r>
+              <w:rPr>
+                <w:noProof/>
+                <w:webHidden/>
+              </w:rPr>
+              <w:instrText xml:space="preserve"> PAGEREF _Toc231291581 \h </w:instrText>
+            </w:r>
+            <w:r>
+              <w:rPr>
+                <w:noProof/>
+                <w:webHidden/>
+              </w:rPr>
+            </w:r>
+            <w:r>
+              <w:rPr>
+                <w:noProof/>
+                <w:webHidden/>
+              </w:rPr>
+              <w:fldChar w:fldCharType="separate"/>
+            </w:r>
+            <w:r>
+              <w:rPr>
+                <w:noProof/>
+                <w:webHidden/>
+              </w:rPr>
+              <w:t>6</w:t>
+            </w:r>
+            <w:r>
+              <w:rPr>
+                <w:noProof/>
+                <w:webHidden/>
+              </w:rPr>
+              <w:fldChar w:fldCharType="end"/>
+            </w:r>
+          </w:hyperlink>
+        </w:p>
+        <w:p>
+          <w:pPr>
+            <w:pStyle w:val="TOC3"/>
+            <w:tabs>
+              <w:tab w:val="right" w:leader="dot" w:pos="9402"/>
+            </w:tabs>
+            <w:rPr>
+              <w:rFonts w:asciiTheme="minorHAnsi" w:eastAsiaTheme="minorEastAsia" w:hAnsiTheme="minorHAnsi" w:cstheme="minorBidi"/>
+              <w:noProof/>
+              <w:color w:val="auto"/>
+              <w:sz w:val="24"/>
+            </w:rPr>
+          </w:pPr>
+          <w:hyperlink w:anchor="_Toc231291582" w:history="1">
+            <w:r>
+              <w:rPr>
+                <w:rStyle w:val="Hyperlink"/>
+                <w:noProof/>
+              </w:rPr>
+              <w:t>Cove Complexity</w:t>
+            </w:r>
+            <w:r>
+              <w:rPr>
+                <w:noProof/>
+                <w:webHidden/>
+              </w:rPr>
+              <w:tab/>
+            </w:r>
+            <w:r>
+              <w:rPr>
+                <w:noProof/>
+                <w:webHidden/>
+              </w:rPr>
+              <w:fldChar w:fldCharType="begin"/>
+            </w:r>
+            <w:r>
+              <w:rPr>
+                <w:noProof/>
+                <w:webHidden/>
+              </w:rPr>
+              <w:instrText xml:space="preserve"> PAGEREF _Toc231291582 \h </w:instrText>
+            </w:r>
+            <w:r>
+              <w:rPr>
+                <w:noProof/>
+                <w:webHidden/>
+              </w:rPr>
+            </w:r>
+            <w:r>
+              <w:rPr>
+                <w:noProof/>
+                <w:webHidden/>
+              </w:rPr>
+              <w:fldChar w:fldCharType="separate"/>
+            </w:r>
+            <w:r>
+              <w:rPr>
+                <w:noProof/>
+                <w:webHidden/>
+              </w:rPr>
+              <w:t>6</w:t>
+            </w:r>
+            <w:r>
+              <w:rPr>
+                <w:noProof/>
+                <w:webHidden/>
+              </w:rPr>
+              <w:fldChar w:fldCharType="end"/>
+            </w:r>
+          </w:hyperlink>
+        </w:p>
+        <w:p>
+          <w:pPr>
+            <w:pStyle w:val="TOC3"/>
+            <w:tabs>
+              <w:tab w:val="right" w:leader="dot" w:pos="9402"/>
+            </w:tabs>
+            <w:rPr>
+              <w:rFonts w:asciiTheme="minorHAnsi" w:eastAsiaTheme="minorEastAsia" w:hAnsiTheme="minorHAnsi" w:cstheme="minorBidi"/>
+              <w:noProof/>
+              <w:color w:val="auto"/>
+              <w:sz w:val="24"/>
+            </w:rPr>
+          </w:pPr>
+          <w:hyperlink w:anchor="_Toc231291583" w:history="1">
+            <w:r>
+              <w:rPr>
+                <w:rStyle w:val="Hyperlink"/>
+                <w:noProof/>
+              </w:rPr>
+              <w:t>Components of Output</w:t>
+            </w:r>
+            <w:r>
+              <w:rPr>
+                <w:noProof/>
+                <w:webHidden/>
+              </w:rPr>
+              <w:tab/>
+            </w:r>
+            <w:r>
+              <w:rPr>
+                <w:noProof/>
+                <w:webHidden/>
+              </w:rPr>
+              <w:fldChar w:fldCharType="begin"/>
+            </w:r>
+            <w:r>
+              <w:rPr>
+                <w:noProof/>
+                <w:webHidden/>
+              </w:rPr>
+              <w:instrText xml:space="preserve"> PAGEREF _Toc231291583 \h </w:instrText>
+            </w:r>
+            <w:r>
+              <w:rPr>
+                <w:noProof/>
+                <w:webHidden/>
+              </w:rPr>
+            </w:r>
+            <w:r>
+              <w:rPr>
+                <w:noProof/>
+                <w:webHidden/>
+              </w:rPr>
+              <w:fldChar w:fldCharType="separate"/>
+            </w:r>
+            <w:r>
+              <w:rPr>
+                <w:noProof/>
+                <w:webHidden/>
+              </w:rPr>
+              <w:t>6</w:t>
+            </w:r>
+            <w:r>
+              <w:rPr>
+                <w:noProof/>
+                <w:webHidden/>
+              </w:rPr>
+              <w:fldChar w:fldCharType="end"/>
+            </w:r>
+          </w:hyperlink>
+        </w:p>
+        <w:p>
+          <w:pPr>
+            <w:pStyle w:val="TOC2"/>
+            <w:rPr>
+              <w:rFonts w:asciiTheme="minorHAnsi" w:eastAsiaTheme="minorEastAsia" w:hAnsiTheme="minorHAnsi" w:cstheme="minorBidi"/>
+              <w:color w:val="auto"/>
+              <w:sz w:val="24"/>
+            </w:rPr>
+          </w:pPr>
+          <w:hyperlink w:anchor="_Toc231291584" w:history="1">
+            <w:r>
+              <w:rPr>
+                <w:rStyle w:val="Hyperlink"/>
+              </w:rPr>
+              <w:t>Endpoints and Functionalities</w:t>
+            </w:r>
+            <w:r>
+              <w:rPr>
+                <w:webHidden/>
+              </w:rPr>
+              <w:tab/>
+            </w:r>
+            <w:r>
+              <w:rPr>
+                <w:webHidden/>
+              </w:rPr>
+              <w:fldChar w:fldCharType="begin"/>
+            </w:r>
+            <w:r>
+              <w:rPr>
+                <w:webHidden/>
+              </w:rPr>
+              <w:instrText xml:space="preserve"> PAGEREF _Toc231291584 \h </w:instrText>
+            </w:r>
+            <w:r>
+              <w:rPr>
+                <w:webHidden/>
+              </w:rPr>
+            </w:r>
+            <w:r>
+              <w:rPr>
+                <w:webHidden/>
+              </w:rPr>
+              <w:fldChar w:fldCharType="separate"/>
+            </w:r>
+            <w:r>
+              <w:rPr>
+                <w:webHidden/>
+              </w:rPr>
+              <w:t>12</w:t>
+            </w:r>
+            <w:r>
+              <w:rPr>
+                <w:webHidden/>
+              </w:rPr>
+              <w:fldChar w:fldCharType="end"/>
+            </w:r>
+          </w:hyperlink>
+        </w:p>
+        <w:p>
+          <w:pPr>
+            <w:pStyle w:val="TOC1"/>
+            <w:tabs>
+              <w:tab w:val="right" w:leader="dot" w:pos="9402"/>
+            </w:tabs>
+            <w:rPr>
+              <w:rFonts w:asciiTheme="minorHAnsi" w:eastAsiaTheme="minorEastAsia" w:hAnsiTheme="minorHAnsi" w:cstheme="minorBidi"/>
+              <w:noProof/>
+              <w:color w:val="auto"/>
+              <w:sz w:val="24"/>
+            </w:rPr>
+          </w:pPr>
+          <w:hyperlink w:anchor="_Toc231291585" w:history="1">
+            <w:r>
+              <w:rPr>
+                <w:rStyle w:val="Hyperlink"/>
+                <w:noProof/>
+              </w:rPr>
+              <w:t>Explainability</w:t>
+            </w:r>
+            <w:r>
+              <w:rPr>
+                <w:noProof/>
+                <w:webHidden/>
+              </w:rPr>
+              <w:tab/>
+            </w:r>
+            <w:r>
+              <w:rPr>
+                <w:noProof/>
+                <w:webHidden/>
+              </w:rPr>
+              <w:fldChar w:fldCharType="begin"/>
+            </w:r>
+            <w:r>
+              <w:rPr>
+                <w:noProof/>
+                <w:webHidden/>
+              </w:rPr>
+              <w:instrText xml:space="preserve"> PAGEREF _Toc231291585 \h </w:instrText>
+            </w:r>
+            <w:r>
+              <w:rPr>
+                <w:noProof/>
+                <w:webHidden/>
+              </w:rPr>
+            </w:r>
+            <w:r>
+              <w:rPr>
+                <w:noProof/>
+                <w:webHidden/>
+              </w:rPr>
+              <w:fldChar w:fldCharType="separate"/>
+            </w:r>
+            <w:r>
+              <w:rPr>
+                <w:noProof/>
+                <w:webHidden/>
+              </w:rPr>
+              <w:t>13</w:t>
+            </w:r>
+            <w:r>
+              <w:rPr>
+                <w:noProof/>
+                <w:webHidden/>
+              </w:rPr>
+              <w:fldChar w:fldCharType="end"/>
+            </w:r>
+          </w:hyperlink>
+        </w:p>
+        <w:p>
+          <w:pPr>
+            <w:pStyle w:val="TOC2"/>
+            <w:rPr>
+              <w:rFonts w:asciiTheme="minorHAnsi" w:eastAsiaTheme="minorEastAsia" w:hAnsiTheme="minorHAnsi" w:cstheme="minorBidi"/>
+              <w:color w:val="auto"/>
+              <w:sz w:val="24"/>
+            </w:rPr>
+          </w:pPr>
+          <w:hyperlink w:anchor="_Toc231291586" w:history="1">
+            <w:r>
+              <w:rPr>
+                <w:rStyle w:val="Hyperlink"/>
+              </w:rPr>
+              <w:t>Introduction</w:t>
+            </w:r>
+            <w:r>
+              <w:rPr>
+                <w:webHidden/>
+              </w:rPr>
+              <w:tab/>
+            </w:r>
+            <w:r>
+              <w:rPr>
+                <w:webHidden/>
+              </w:rPr>
+              <w:fldChar w:fldCharType="begin"/>
+            </w:r>
+            <w:r>
+              <w:rPr>
+                <w:webHidden/>
+              </w:rPr>
+              <w:instrText xml:space="preserve"> PAGEREF _Toc231291586 \h </w:instrText>
+            </w:r>
+            <w:r>
+              <w:rPr>
+                <w:webHidden/>
+              </w:rPr>
+            </w:r>
+            <w:r>
+              <w:rPr>
+                <w:webHidden/>
+              </w:rPr>
+              <w:fldChar w:fldCharType="separate"/>
+            </w:r>
+            <w:r>
+              <w:rPr>
+                <w:webHidden/>
+              </w:rPr>
+              <w:t>13</w:t>
+            </w:r>
+            <w:r>
+              <w:rPr>
+                <w:webHidden/>
+              </w:rPr>
+              <w:fldChar w:fldCharType="end"/>
+            </w:r>
+          </w:hyperlink>
+        </w:p>
+        <w:p>
+          <w:pPr>
+            <w:pStyle w:val="TOC1"/>
+            <w:tabs>
+              <w:tab w:val="right" w:leader="dot" w:pos="9402"/>
+            </w:tabs>
+            <w:rPr>
+              <w:rFonts w:asciiTheme="minorHAnsi" w:eastAsiaTheme="minorEastAsia" w:hAnsiTheme="minorHAnsi" w:cstheme="minorBidi"/>
+              <w:noProof/>
+              <w:color w:val="auto"/>
+              <w:sz w:val="24"/>
+            </w:rPr>
+          </w:pPr>
+          <w:hyperlink w:anchor="_Toc231291587" w:history="1">
+            <w:r>
+              <w:rPr>
+                <w:rStyle w:val="Hyperlink"/>
+                <w:noProof/>
+              </w:rPr>
+              <w:t>Fairness &amp; Bias</w:t>
+            </w:r>
+            <w:r>
+              <w:rPr>
+                <w:noProof/>
+                <w:webHidden/>
+              </w:rPr>
+              <w:tab/>
+            </w:r>
+            <w:r>
+              <w:rPr>
+                <w:noProof/>
+                <w:webHidden/>
+              </w:rPr>
+              <w:fldChar w:fldCharType="begin"/>
+            </w:r>
+            <w:r>
+              <w:rPr>
+                <w:noProof/>
+                <w:webHidden/>
+              </w:rPr>
+              <w:instrText xml:space="preserve"> PAGEREF _Toc231291587 \h </w:instrText>
+            </w:r>
+            <w:r>
+              <w:rPr>
+                <w:noProof/>
+                <w:webHidden/>
+              </w:rPr>
+            </w:r>
+            <w:r>
+              <w:rPr>
+                <w:noProof/>
+                <w:webHidden/>
+              </w:rPr>
+              <w:fldChar w:fldCharType="separate"/>
+            </w:r>
+            <w:r>
+              <w:rPr>
+                <w:noProof/>
+                <w:webHidden/>
+              </w:rPr>
+              <w:t>18</w:t>
+            </w:r>
+            <w:r>
+              <w:rPr>
+                <w:noProof/>
+                <w:webHidden/>
+              </w:rPr>
+              <w:fldChar w:fldCharType="end"/>
+            </w:r>
+          </w:hyperlink>
+        </w:p>
+        <w:p>
+          <w:pPr>
+            <w:pStyle w:val="TOC2"/>
+            <w:rPr>
+              <w:rFonts w:asciiTheme="minorHAnsi" w:eastAsiaTheme="minorEastAsia" w:hAnsiTheme="minorHAnsi" w:cstheme="minorBidi"/>
+              <w:color w:val="auto"/>
+              <w:sz w:val="24"/>
+            </w:rPr>
+          </w:pPr>
+          <w:hyperlink w:anchor="_Toc231291588" w:history="1">
+            <w:r>
+              <w:rPr>
+                <w:rStyle w:val="Hyperlink"/>
+              </w:rPr>
+              <w:t>Introduction</w:t>
+            </w:r>
+            <w:r>
+              <w:rPr>
+                <w:webHidden/>
+              </w:rPr>
+              <w:tab/>
+            </w:r>
+            <w:r>
+              <w:rPr>
+                <w:webHidden/>
+              </w:rPr>
+              <w:fldChar w:fldCharType="begin"/>
+            </w:r>
+            <w:r>
+              <w:rPr>
+                <w:webHidden/>
+              </w:rPr>
+              <w:instrText xml:space="preserve"> PAGEREF _Toc231291588 \h </w:instrText>
+            </w:r>
+            <w:r>
+              <w:rPr>
+                <w:webHidden/>
+              </w:rPr>
+            </w:r>
+            <w:r>
+              <w:rPr>
+                <w:webHidden/>
+              </w:rPr>
+              <w:fldChar w:fldCharType="separate"/>
+            </w:r>
+            <w:r>
+              <w:rPr>
+                <w:webHidden/>
+              </w:rPr>
+              <w:t>18</w:t>
+            </w:r>
+            <w:r>
+              <w:rPr>
+                <w:webHidden/>
+              </w:rPr>
+              <w:fldChar w:fldCharType="end"/>
+            </w:r>
+          </w:hyperlink>
+        </w:p>
+        <w:p>
+          <w:pPr>
+            <w:pStyle w:val="TOC3"/>
+            <w:tabs>
+              <w:tab w:val="right" w:leader="dot" w:pos="9402"/>
+            </w:tabs>
+            <w:rPr>
+              <w:rFonts w:asciiTheme="minorHAnsi" w:eastAsiaTheme="minorEastAsia" w:hAnsiTheme="minorHAnsi" w:cstheme="minorBidi"/>
+              <w:noProof/>
+              <w:color w:val="auto"/>
+              <w:sz w:val="24"/>
+            </w:rPr>
+          </w:pPr>
+          <w:hyperlink w:anchor="_Toc231291589" w:history="1">
+            <w:r>
+              <w:rPr>
+                <w:rStyle w:val="Hyperlink"/>
+                <w:noProof/>
+              </w:rPr>
+              <w:t>Fairness &amp; Bias Components</w:t>
+            </w:r>
+            <w:r>
+              <w:rPr>
+                <w:noProof/>
+                <w:webHidden/>
+              </w:rPr>
+              <w:tab/>
+            </w:r>
+            <w:r>
+              <w:rPr>
+                <w:noProof/>
+                <w:webHidden/>
+              </w:rPr>
+              <w:fldChar w:fldCharType="begin"/>
+            </w:r>
+            <w:r>
+              <w:rPr>
+                <w:noProof/>
+                <w:webHidden/>
+              </w:rPr>
+              <w:instrText xml:space="preserve"> PAGEREF _Toc231291589 \h </w:instrText>
+            </w:r>
+            <w:r>
+              <w:rPr>
+                <w:noProof/>
+                <w:webHidden/>
+              </w:rPr>
+            </w:r>
+            <w:r>
+              <w:rPr>
+                <w:noProof/>
+                <w:webHidden/>
+              </w:rPr>
+              <w:fldChar w:fldCharType="separate"/>
+            </w:r>
+            <w:r>
+              <w:rPr>
+                <w:noProof/>
+                <w:webHidden/>
+              </w:rPr>
+              <w:t>18</w:t>
+            </w:r>
+            <w:r>
+              <w:rPr>
+                <w:noProof/>
+                <w:webHidden/>
+              </w:rPr>
+              <w:fldChar w:fldCharType="end"/>
+            </w:r>
+          </w:hyperlink>
+        </w:p>
+        <w:p>
+          <w:pPr>
+            <w:pStyle w:val="TOC2"/>
+            <w:rPr>
+              <w:rFonts w:asciiTheme="minorHAnsi" w:eastAsiaTheme="minorEastAsia" w:hAnsiTheme="minorHAnsi" w:cstheme="minorBidi"/>
+              <w:color w:val="auto"/>
+              <w:sz w:val="24"/>
+            </w:rPr>
+          </w:pPr>
+          <w:hyperlink w:anchor="_Toc231291590" w:history="1">
+            <w:r>
+              <w:rPr>
+                <w:rStyle w:val="Hyperlink"/>
+              </w:rPr>
+              <w:t>Endpoints and Functionalities</w:t>
+            </w:r>
+            <w:r>
+              <w:rPr>
+                <w:webHidden/>
+              </w:rPr>
+              <w:tab/>
+            </w:r>
+            <w:r>
+              <w:rPr>
+                <w:webHidden/>
+              </w:rPr>
+              <w:fldChar w:fldCharType="begin"/>
+            </w:r>
+            <w:r>
+              <w:rPr>
+                <w:webHidden/>
+              </w:rPr>
+              <w:instrText xml:space="preserve"> PAGEREF _Toc231291590 \h </w:instrText>
+            </w:r>
+            <w:r>
+              <w:rPr>
+                <w:webHidden/>
+              </w:rPr>
+            </w:r>
+            <w:r>
+              <w:rPr>
+                <w:webHidden/>
+              </w:rPr>
+              <w:fldChar w:fldCharType="separate"/>
+            </w:r>
+            <w:r>
+              <w:rPr>
+                <w:webHidden/>
+              </w:rPr>
+              <w:t>20</w:t>
+            </w:r>
+            <w:r>
+              <w:rPr>
+                <w:webHidden/>
+              </w:rPr>
+              <w:fldChar w:fldCharType="end"/>
+            </w:r>
+          </w:hyperlink>
+        </w:p>
+        <w:p>
+          <w:pPr>
+            <w:pStyle w:val="TOC1"/>
+            <w:tabs>
+              <w:tab w:val="right" w:leader="dot" w:pos="9402"/>
+            </w:tabs>
+            <w:rPr>
+              <w:rFonts w:asciiTheme="minorHAnsi" w:eastAsiaTheme="minorEastAsia" w:hAnsiTheme="minorHAnsi" w:cstheme="minorBidi"/>
+              <w:noProof/>
+              <w:color w:val="auto"/>
+              <w:sz w:val="24"/>
+            </w:rPr>
+          </w:pPr>
+          <w:hyperlink w:anchor="_Toc231291591" w:history="1">
+            <w:r>
+              <w:rPr>
+                <w:rStyle w:val="Hyperlink"/>
+                <w:noProof/>
+              </w:rPr>
+              <w:t>Hallucination</w:t>
+            </w:r>
+            <w:r>
+              <w:rPr>
+                <w:noProof/>
+                <w:webHidden/>
+              </w:rPr>
+              <w:tab/>
+            </w:r>
+            <w:r>
+              <w:rPr>
+                <w:noProof/>
+                <w:webHidden/>
+              </w:rPr>
+              <w:fldChar w:fldCharType="begin"/>
+            </w:r>
+            <w:r>
+              <w:rPr>
+                <w:noProof/>
+                <w:webHidden/>
+              </w:rPr>
+              <w:instrText xml:space="preserve"> PAGEREF _Toc231291591 \h </w:instrText>
+            </w:r>
+            <w:r>
+              <w:rPr>
+                <w:noProof/>
+                <w:webHidden/>
+              </w:rPr>
+            </w:r>
+            <w:r>
+              <w:rPr>
+                <w:noProof/>
+                <w:webHidden/>
+              </w:rPr>
+              <w:fldChar w:fldCharType="separate"/>
+            </w:r>
+            <w:r>
+              <w:rPr>
+                <w:noProof/>
+                <w:webHidden/>
+              </w:rPr>
+              <w:t>20</w:t>
+            </w:r>
+            <w:r>
+              <w:rPr>
+                <w:noProof/>
+                <w:webHidden/>
+              </w:rPr>
+              <w:fldChar w:fldCharType="end"/>
+            </w:r>
+          </w:hyperlink>
+        </w:p>
+        <w:p>
+          <w:pPr>
+            <w:pStyle w:val="TOC2"/>
+            <w:rPr>
+              <w:rFonts w:asciiTheme="minorHAnsi" w:eastAsiaTheme="minorEastAsia" w:hAnsiTheme="minorHAnsi" w:cstheme="minorBidi"/>
+              <w:color w:val="auto"/>
+              <w:sz w:val="24"/>
+            </w:rPr>
+          </w:pPr>
+          <w:hyperlink w:anchor="_Toc231291592" w:history="1">
+            <w:r>
+              <w:rPr>
+                <w:rStyle w:val="Hyperlink"/>
+              </w:rPr>
+              <w:t>Introduction</w:t>
+            </w:r>
+            <w:r>
+              <w:rPr>
+                <w:webHidden/>
+              </w:rPr>
+              <w:tab/>
+            </w:r>
+            <w:r>
+              <w:rPr>
+                <w:webHidden/>
+              </w:rPr>
+              <w:fldChar w:fldCharType="begin"/>
+            </w:r>
+            <w:r>
+              <w:rPr>
+                <w:webHidden/>
+              </w:rPr>
+              <w:instrText xml:space="preserve"> PAGEREF _Toc231291592 \h </w:instrText>
+            </w:r>
+            <w:r>
+              <w:rPr>
+                <w:webHidden/>
+              </w:rPr>
+            </w:r>
+            <w:r>
+              <w:rPr>
+                <w:webHidden/>
+              </w:rPr>
+              <w:fldChar w:fldCharType="separate"/>
+            </w:r>
+            <w:r>
+              <w:rPr>
+                <w:webHidden/>
+              </w:rPr>
+              <w:t>20</w:t>
+            </w:r>
+            <w:r>
+              <w:rPr>
+                <w:webHidden/>
+              </w:rPr>
+              <w:fldChar w:fldCharType="end"/>
+            </w:r>
+          </w:hyperlink>
+        </w:p>
+        <w:p>
+          <w:pPr>
+            <w:pStyle w:val="TOC3"/>
+            <w:tabs>
+              <w:tab w:val="right" w:leader="dot" w:pos="9402"/>
+            </w:tabs>
+            <w:rPr>
+              <w:rFonts w:asciiTheme="minorHAnsi" w:eastAsiaTheme="minorEastAsia" w:hAnsiTheme="minorHAnsi" w:cstheme="minorBidi"/>
+              <w:noProof/>
+              <w:color w:val="auto"/>
+              <w:sz w:val="24"/>
+            </w:rPr>
+          </w:pPr>
+          <w:hyperlink w:anchor="_Toc231291593" w:history="1">
+            <w:r>
+              <w:rPr>
+                <w:rStyle w:val="Hyperlink"/>
+                <w:noProof/>
+              </w:rPr>
+              <w:t>Components of Hallucination</w:t>
+            </w:r>
+            <w:r>
+              <w:rPr>
+                <w:noProof/>
+                <w:webHidden/>
+              </w:rPr>
+              <w:tab/>
+            </w:r>
+            <w:r>
+              <w:rPr>
+                <w:noProof/>
+                <w:webHidden/>
+              </w:rPr>
+              <w:fldChar w:fldCharType="begin"/>
+            </w:r>
+            <w:r>
+              <w:rPr>
+                <w:noProof/>
+                <w:webHidden/>
+              </w:rPr>
+              <w:instrText xml:space="preserve"> PAGEREF _Toc231291593 \h </w:instrText>
+            </w:r>
+            <w:r>
+              <w:rPr>
+                <w:noProof/>
+                <w:webHidden/>
+              </w:rPr>
+            </w:r>
+            <w:r>
+              <w:rPr>
+                <w:noProof/>
+                <w:webHidden/>
+              </w:rPr>
+              <w:fldChar w:fldCharType="separate"/>
+            </w:r>
+            <w:r>
+              <w:rPr>
+                <w:noProof/>
+                <w:webHidden/>
+              </w:rPr>
+              <w:t>21</w:t>
+            </w:r>
+            <w:r>
+              <w:rPr>
+                <w:noProof/>
+                <w:webHidden/>
+              </w:rPr>
+              <w:fldChar w:fldCharType="end"/>
+            </w:r>
+          </w:hyperlink>
+        </w:p>
+        <w:p>
+          <w:pPr>
+            <w:pStyle w:val="TOC2"/>
+            <w:rPr>
+              <w:rFonts w:asciiTheme="minorHAnsi" w:eastAsiaTheme="minorEastAsia" w:hAnsiTheme="minorHAnsi" w:cstheme="minorBidi"/>
+              <w:color w:val="auto"/>
+              <w:sz w:val="24"/>
+            </w:rPr>
+          </w:pPr>
+          <w:hyperlink w:anchor="_Toc231291594" w:history="1">
+            <w:r>
+              <w:rPr>
+                <w:rStyle w:val="Hyperlink"/>
+              </w:rPr>
+              <w:t>Endpoints and Functionalities</w:t>
+            </w:r>
+            <w:r>
+              <w:rPr>
+                <w:webHidden/>
+              </w:rPr>
+              <w:tab/>
+            </w:r>
+            <w:r>
+              <w:rPr>
+                <w:webHidden/>
+              </w:rPr>
+              <w:fldChar w:fldCharType="begin"/>
+            </w:r>
+            <w:r>
+              <w:rPr>
+                <w:webHidden/>
+              </w:rPr>
+              <w:instrText xml:space="preserve"> PAGEREF _Toc231291594 \h </w:instrText>
+            </w:r>
+            <w:r>
+              <w:rPr>
+                <w:webHidden/>
+              </w:rPr>
+            </w:r>
+            <w:r>
+              <w:rPr>
+                <w:webHidden/>
+              </w:rPr>
+              <w:fldChar w:fldCharType="separate"/>
+            </w:r>
+            <w:r>
+              <w:rPr>
+                <w:webHidden/>
+              </w:rPr>
+              <w:t>22</w:t>
+            </w:r>
+            <w:r>
+              <w:rPr>
+                <w:webHidden/>
+              </w:rPr>
+              <w:fldChar w:fldCharType="end"/>
+            </w:r>
+          </w:hyperlink>
+        </w:p>
+        <w:p>
+          <w:pPr>
+            <w:pStyle w:val="TOC1"/>
+            <w:tabs>
+              <w:tab w:val="right" w:leader="dot" w:pos="9402"/>
+            </w:tabs>
+            <w:rPr>
+              <w:rFonts w:asciiTheme="minorHAnsi" w:eastAsiaTheme="minorEastAsia" w:hAnsiTheme="minorHAnsi" w:cstheme="minorBidi"/>
+              <w:noProof/>
+              <w:color w:val="auto"/>
+              <w:sz w:val="24"/>
+            </w:rPr>
+          </w:pPr>
+          <w:hyperlink w:anchor="_Toc231291595" w:history="1">
+            <w:r>
+              <w:rPr>
+                <w:rStyle w:val="Hyperlink"/>
+                <w:noProof/>
+              </w:rPr>
+              <w:t>Privacy and Safety</w:t>
+            </w:r>
+            <w:r>
+              <w:rPr>
+                <w:noProof/>
+                <w:webHidden/>
+              </w:rPr>
+              <w:tab/>
+            </w:r>
+            <w:r>
+              <w:rPr>
+                <w:noProof/>
+                <w:webHidden/>
+              </w:rPr>
+              <w:fldChar w:fldCharType="begin"/>
+            </w:r>
+            <w:r>
+              <w:rPr>
+                <w:noProof/>
+                <w:webHidden/>
+              </w:rPr>
+              <w:instrText xml:space="preserve"> PAGEREF _Toc231291595 \h </w:instrText>
+            </w:r>
+            <w:r>
+              <w:rPr>
+                <w:noProof/>
+                <w:webHidden/>
+              </w:rPr>
+            </w:r>
+            <w:r>
+              <w:rPr>
+                <w:noProof/>
+                <w:webHidden/>
+              </w:rPr>
+              <w:fldChar w:fldCharType="separate"/>
+            </w:r>
+            <w:r>
+              <w:rPr>
+                <w:noProof/>
+                <w:webHidden/>
+              </w:rPr>
+              <w:t>23</w:t>
+            </w:r>
+            <w:r>
+              <w:rPr>
+                <w:noProof/>
+                <w:webHidden/>
+              </w:rPr>
+              <w:fldChar w:fldCharType="end"/>
+            </w:r>
+          </w:hyperlink>
+        </w:p>
+        <w:p>
+          <w:pPr>
+            <w:pStyle w:val="TOC2"/>
+            <w:rPr>
+              <w:rFonts w:asciiTheme="minorHAnsi" w:eastAsiaTheme="minorEastAsia" w:hAnsiTheme="minorHAnsi" w:cstheme="minorBidi"/>
+              <w:color w:val="auto"/>
+              <w:sz w:val="24"/>
+            </w:rPr>
+          </w:pPr>
+          <w:hyperlink w:anchor="_Toc231291596" w:history="1">
+            <w:r>
+              <w:rPr>
+                <w:rStyle w:val="Hyperlink"/>
+              </w:rPr>
+              <w:t>Introduction</w:t>
+            </w:r>
+            <w:r>
+              <w:rPr>
+                <w:webHidden/>
+              </w:rPr>
+              <w:tab/>
+            </w:r>
+            <w:r>
+              <w:rPr>
+                <w:webHidden/>
+              </w:rPr>
+              <w:fldChar w:fldCharType="begin"/>
+            </w:r>
+            <w:r>
+              <w:rPr>
+                <w:webHidden/>
+              </w:rPr>
+              <w:instrText xml:space="preserve"> PAGEREF _Toc231291596 \h </w:instrText>
+            </w:r>
+            <w:r>
+              <w:rPr>
+                <w:webHidden/>
+              </w:rPr>
+            </w:r>
+            <w:r>
+              <w:rPr>
+                <w:webHidden/>
+              </w:rPr>
+              <w:fldChar w:fldCharType="separate"/>
+            </w:r>
+            <w:r>
+              <w:rPr>
+                <w:webHidden/>
+              </w:rPr>
+              <w:t>23</w:t>
+            </w:r>
+            <w:r>
+              <w:rPr>
+                <w:webHidden/>
+              </w:rPr>
+              <w:fldChar w:fldCharType="end"/>
+            </w:r>
+          </w:hyperlink>
+        </w:p>
+        <w:p>
+          <w:pPr>
+            <w:pStyle w:val="TOC2"/>
+            <w:rPr>
+              <w:rFonts w:asciiTheme="minorHAnsi" w:eastAsiaTheme="minorEastAsia" w:hAnsiTheme="minorHAnsi" w:cstheme="minorBidi"/>
+              <w:color w:val="auto"/>
+              <w:sz w:val="24"/>
+            </w:rPr>
+          </w:pPr>
+          <w:hyperlink w:anchor="_Toc231291597" w:history="1">
+            <w:r>
+              <w:rPr>
+                <w:rStyle w:val="Hyperlink"/>
+              </w:rPr>
+              <w:t>Components of Privacy and Safety</w:t>
+            </w:r>
+            <w:r>
+              <w:rPr>
+                <w:webHidden/>
+              </w:rPr>
+              <w:tab/>
+            </w:r>
+            <w:r>
+              <w:rPr>
+                <w:webHidden/>
+              </w:rPr>
+              <w:fldChar w:fldCharType="begin"/>
+            </w:r>
+            <w:r>
+              <w:rPr>
+                <w:webHidden/>
+              </w:rPr>
+              <w:instrText xml:space="preserve"> PAGEREF _Toc231291597 \h </w:instrText>
+            </w:r>
+            <w:r>
+              <w:rPr>
+                <w:webHidden/>
+              </w:rPr>
+            </w:r>
+            <w:r>
+              <w:rPr>
+                <w:webHidden/>
+              </w:rPr>
+              <w:fldChar w:fldCharType="separate"/>
+            </w:r>
+            <w:r>
+              <w:rPr>
+                <w:webHidden/>
+              </w:rPr>
+              <w:t>23</w:t>
+            </w:r>
+            <w:r>
+              <w:rPr>
+                <w:webHidden/>
+              </w:rPr>
+              <w:fldChar w:fldCharType="end"/>
+            </w:r>
+          </w:hyperlink>
+        </w:p>
+        <w:p>
+          <w:pPr>
+            <w:pStyle w:val="TOC1"/>
+            <w:tabs>
+              <w:tab w:val="right" w:leader="dot" w:pos="9402"/>
+            </w:tabs>
+            <w:rPr>
+              <w:rFonts w:asciiTheme="minorHAnsi" w:eastAsiaTheme="minorEastAsia" w:hAnsiTheme="minorHAnsi" w:cstheme="minorBidi"/>
+              <w:noProof/>
+              <w:color w:val="auto"/>
+              <w:sz w:val="24"/>
+            </w:rPr>
+          </w:pPr>
+          <w:hyperlink w:anchor="_Toc231291598" w:history="1">
+            <w:r>
+              <w:rPr>
+                <w:rStyle w:val="Hyperlink"/>
+                <w:bCs/>
+                <w:noProof/>
+              </w:rPr>
+              <w:t>About Safety</w:t>
+            </w:r>
+            <w:r>
+              <w:rPr>
+                <w:noProof/>
+                <w:webHidden/>
+              </w:rPr>
+              <w:tab/>
+            </w:r>
+            <w:r>
+              <w:rPr>
+                <w:noProof/>
+                <w:webHidden/>
+              </w:rPr>
+              <w:fldChar w:fldCharType="begin"/>
+            </w:r>
+            <w:r>
+              <w:rPr>
+                <w:noProof/>
+                <w:webHidden/>
+              </w:rPr>
+              <w:instrText xml:space="preserve"> PAGEREF _Toc231291598 \h </w:instrText>
+            </w:r>
+            <w:r>
+              <w:rPr>
+                <w:noProof/>
+                <w:webHidden/>
+              </w:rPr>
+            </w:r>
+            <w:r>
+              <w:rPr>
+                <w:noProof/>
+                <w:webHidden/>
+              </w:rPr>
+              <w:fldChar w:fldCharType="separate"/>
+            </w:r>
+            <w:r>
+              <w:rPr>
+                <w:noProof/>
+                <w:webHidden/>
+              </w:rPr>
+              <w:t>23</w:t>
+            </w:r>
+            <w:r>
+              <w:rPr>
+                <w:noProof/>
+                <w:webHidden/>
+              </w:rPr>
+              <w:fldChar w:fldCharType="end"/>
+            </w:r>
+          </w:hyperlink>
+        </w:p>
+        <w:p>
+          <w:pPr>
+            <w:pStyle w:val="TOC3"/>
+            <w:tabs>
+              <w:tab w:val="right" w:leader="dot" w:pos="9402"/>
+            </w:tabs>
+            <w:rPr>
+              <w:rFonts w:asciiTheme="minorHAnsi" w:eastAsiaTheme="minorEastAsia" w:hAnsiTheme="minorHAnsi" w:cstheme="minorBidi"/>
+              <w:noProof/>
+              <w:color w:val="auto"/>
+              <w:sz w:val="24"/>
+            </w:rPr>
+          </w:pPr>
+          <w:hyperlink w:anchor="_Toc231291599" w:history="1">
+            <w:r>
+              <w:rPr>
+                <w:rStyle w:val="Hyperlink"/>
+                <w:b/>
+                <w:bCs/>
+                <w:noProof/>
+              </w:rPr>
+              <w:t>Components of Safety</w:t>
+            </w:r>
+            <w:r>
+              <w:rPr>
+                <w:noProof/>
+                <w:webHidden/>
+              </w:rPr>
+              <w:tab/>
+            </w:r>
+            <w:r>
+              <w:rPr>
+                <w:noProof/>
+                <w:webHidden/>
+              </w:rPr>
+              <w:fldChar w:fldCharType="begin"/>
+            </w:r>
+            <w:r>
+              <w:rPr>
+                <w:noProof/>
+                <w:webHidden/>
+              </w:rPr>
+              <w:instrText xml:space="preserve"> PAGEREF _Toc231291599 \h </w:instrText>
+            </w:r>
+            <w:r>
+              <w:rPr>
+                <w:noProof/>
+                <w:webHidden/>
+              </w:rPr>
+            </w:r>
+            <w:r>
+              <w:rPr>
+                <w:noProof/>
+                <w:webHidden/>
+              </w:rPr>
+              <w:fldChar w:fldCharType="separate"/>
+            </w:r>
+            <w:r>
+              <w:rPr>
+                <w:noProof/>
+                <w:webHidden/>
+              </w:rPr>
+              <w:t>24</w:t>
+            </w:r>
+            <w:r>
+              <w:rPr>
+                <w:noProof/>
+                <w:webHidden/>
+              </w:rPr>
+              <w:fldChar w:fldCharType="end"/>
+            </w:r>
+          </w:hyperlink>
+        </w:p>
+        <w:p>
+          <w:pPr>
+            <w:pStyle w:val="TOC2"/>
+            <w:rPr>
+              <w:rFonts w:asciiTheme="minorHAnsi" w:eastAsiaTheme="minorEastAsia" w:hAnsiTheme="minorHAnsi" w:cstheme="minorBidi"/>
+              <w:color w:val="auto"/>
+              <w:sz w:val="24"/>
+            </w:rPr>
+          </w:pPr>
+          <w:hyperlink w:anchor="_Toc231291600" w:history="1">
+            <w:r>
+              <w:rPr>
+                <w:rStyle w:val="Hyperlink"/>
+              </w:rPr>
+              <w:t>Endpoints and Functionalities</w:t>
+            </w:r>
+            <w:r>
+              <w:rPr>
+                <w:webHidden/>
+              </w:rPr>
+              <w:tab/>
+            </w:r>
+            <w:r>
+              <w:rPr>
+                <w:webHidden/>
+              </w:rPr>
+              <w:fldChar w:fldCharType="begin"/>
+            </w:r>
+            <w:r>
+              <w:rPr>
+                <w:webHidden/>
+              </w:rPr>
+              <w:instrText xml:space="preserve"> PAGEREF _Toc231291600 \h </w:instrText>
+            </w:r>
+            <w:r>
+              <w:rPr>
+                <w:webHidden/>
+              </w:rPr>
+            </w:r>
+            <w:r>
+              <w:rPr>
+                <w:webHidden/>
+              </w:rPr>
+              <w:fldChar w:fldCharType="separate"/>
+            </w:r>
+            <w:r>
+              <w:rPr>
+                <w:webHidden/>
+              </w:rPr>
+              <w:t>24</w:t>
+            </w:r>
+            <w:r>
+              <w:rPr>
+                <w:webHidden/>
+              </w:rPr>
+              <w:fldChar w:fldCharType="end"/>
+            </w:r>
+          </w:hyperlink>
+        </w:p>
+        <w:p>
+          <w:pPr>
+            <w:pStyle w:val="TOC1"/>
+            <w:tabs>
+              <w:tab w:val="right" w:leader="dot" w:pos="9402"/>
+            </w:tabs>
+            <w:rPr>
+              <w:rFonts w:asciiTheme="minorHAnsi" w:eastAsiaTheme="minorEastAsia" w:hAnsiTheme="minorHAnsi" w:cstheme="minorBidi"/>
+              <w:noProof/>
+              <w:color w:val="auto"/>
+              <w:sz w:val="24"/>
+            </w:rPr>
+          </w:pPr>
+          <w:hyperlink w:anchor="_Toc231291601" w:history="1">
+            <w:r>
+              <w:rPr>
+                <w:rStyle w:val="Hyperlink"/>
+                <w:noProof/>
+              </w:rPr>
+              <w:t>Responsible AI toolkit UI</w:t>
+            </w:r>
+            <w:r>
+              <w:rPr>
+                <w:noProof/>
+                <w:webHidden/>
+              </w:rPr>
+              <w:tab/>
+            </w:r>
+            <w:r>
+              <w:rPr>
+                <w:noProof/>
+                <w:webHidden/>
+              </w:rPr>
+              <w:fldChar w:fldCharType="begin"/>
+            </w:r>
+            <w:r>
+              <w:rPr>
+                <w:noProof/>
+                <w:webHidden/>
+              </w:rPr>
+              <w:instrText xml:space="preserve"> PAGEREF _Toc231291601 \h </w:instrText>
+            </w:r>
+            <w:r>
+              <w:rPr>
+                <w:noProof/>
+                <w:webHidden/>
+              </w:rPr>
+            </w:r>
+            <w:r>
+              <w:rPr>
+                <w:noProof/>
+                <w:webHidden/>
+              </w:rPr>
+              <w:fldChar w:fldCharType="separate"/>
+            </w:r>
+            <w:r>
+              <w:rPr>
+                <w:noProof/>
+                <w:webHidden/>
+              </w:rPr>
+              <w:t>26</w:t>
+            </w:r>
+            <w:r>
+              <w:rPr>
+                <w:noProof/>
+                <w:webHidden/>
+              </w:rPr>
+              <w:fldChar w:fldCharType="end"/>
+            </w:r>
+          </w:hyperlink>
+        </w:p>
+        <w:p>
+          <w:pPr>
+            <w:pStyle w:val="TOC2"/>
+            <w:rPr>
+              <w:rFonts w:asciiTheme="minorHAnsi" w:eastAsiaTheme="minorEastAsia" w:hAnsiTheme="minorHAnsi" w:cstheme="minorBidi"/>
+              <w:color w:val="auto"/>
+              <w:sz w:val="24"/>
+            </w:rPr>
+          </w:pPr>
+          <w:hyperlink w:anchor="_Toc231291602" w:history="1">
+            <w:r>
+              <w:rPr>
+                <w:rStyle w:val="Hyperlink"/>
+              </w:rPr>
+              <w:t>Introduction</w:t>
+            </w:r>
+            <w:r>
+              <w:rPr>
+                <w:webHidden/>
+              </w:rPr>
+              <w:tab/>
+            </w:r>
+            <w:r>
+              <w:rPr>
+                <w:webHidden/>
+              </w:rPr>
+              <w:fldChar w:fldCharType="begin"/>
+            </w:r>
+            <w:r>
+              <w:rPr>
+                <w:webHidden/>
+              </w:rPr>
+              <w:instrText xml:space="preserve"> PAGEREF _Toc231291602 \h </w:instrText>
+            </w:r>
+            <w:r>
+              <w:rPr>
+                <w:webHidden/>
+              </w:rPr>
+            </w:r>
+            <w:r>
+              <w:rPr>
+                <w:webHidden/>
+              </w:rPr>
+              <w:fldChar w:fldCharType="separate"/>
+            </w:r>
+            <w:r>
+              <w:rPr>
+                <w:webHidden/>
+              </w:rPr>
+              <w:t>26</w:t>
+            </w:r>
+            <w:r>
+              <w:rPr>
+                <w:webHidden/>
+              </w:rPr>
+              <w:fldChar w:fldCharType="end"/>
+            </w:r>
+          </w:hyperlink>
+        </w:p>
+        <w:p>
+          <w:pPr>
+            <w:pStyle w:val="TOC2"/>
+            <w:rPr>
+              <w:rFonts w:asciiTheme="minorHAnsi" w:eastAsiaTheme="minorEastAsia" w:hAnsiTheme="minorHAnsi" w:cstheme="minorBidi"/>
+              <w:color w:val="auto"/>
+              <w:sz w:val="24"/>
+            </w:rPr>
+          </w:pPr>
+          <w:hyperlink w:anchor="_Toc231291603" w:history="1">
+            <w:r>
+              <w:rPr>
+                <w:rStyle w:val="Hyperlink"/>
+              </w:rPr>
+              <w:t>Features of a UI</w:t>
+            </w:r>
+            <w:r>
+              <w:rPr>
+                <w:webHidden/>
+              </w:rPr>
+              <w:tab/>
+            </w:r>
+            <w:r>
+              <w:rPr>
+                <w:webHidden/>
+              </w:rPr>
+              <w:fldChar w:fldCharType="begin"/>
+            </w:r>
+            <w:r>
+              <w:rPr>
+                <w:webHidden/>
+              </w:rPr>
+              <w:instrText xml:space="preserve"> PAGEREF _Toc231291603 \h </w:instrText>
+            </w:r>
+            <w:r>
+              <w:rPr>
+                <w:webHidden/>
+              </w:rPr>
+            </w:r>
+            <w:r>
+              <w:rPr>
+                <w:webHidden/>
+              </w:rPr>
+              <w:fldChar w:fldCharType="separate"/>
+            </w:r>
+            <w:r>
+              <w:rPr>
+                <w:webHidden/>
+              </w:rPr>
+              <w:t>27</w:t>
+            </w:r>
+            <w:r>
+              <w:rPr>
+                <w:webHidden/>
+              </w:rPr>
+              <w:fldChar w:fldCharType="end"/>
+            </w:r>
+          </w:hyperlink>
+        </w:p>
+        <w:p>
+          <w:pPr>
+            <w:pStyle w:val="TOC2"/>
+            <w:rPr>
+              <w:rFonts w:asciiTheme="minorHAnsi" w:eastAsiaTheme="minorEastAsia" w:hAnsiTheme="minorHAnsi" w:cstheme="minorBidi"/>
+              <w:color w:val="auto"/>
+              <w:sz w:val="24"/>
+            </w:rPr>
+          </w:pPr>
+          <w:hyperlink w:anchor="_Toc231291604" w:history="1">
+            <w:r>
+              <w:rPr>
+                <w:rStyle w:val="Hyperlink"/>
+              </w:rPr>
+              <w:t>Endpoints and Functionalities</w:t>
+            </w:r>
+            <w:r>
+              <w:rPr>
+                <w:webHidden/>
+              </w:rPr>
+              <w:tab/>
+            </w:r>
+            <w:r>
+              <w:rPr>
+                <w:webHidden/>
+              </w:rPr>
+              <w:fldChar w:fldCharType="begin"/>
+            </w:r>
+            <w:r>
+              <w:rPr>
+                <w:webHidden/>
+              </w:rPr>
+              <w:instrText xml:space="preserve"> PAGEREF _Toc231291604 \h </w:instrText>
+            </w:r>
+            <w:r>
+              <w:rPr>
+                <w:webHidden/>
+              </w:rPr>
+            </w:r>
+            <w:r>
+              <w:rPr>
+                <w:webHidden/>
+              </w:rPr>
+              <w:fldChar w:fldCharType="separate"/>
+            </w:r>
+            <w:r>
+              <w:rPr>
+                <w:webHidden/>
+              </w:rPr>
+              <w:t>28</w:t>
+            </w:r>
+            <w:r>
+              <w:rPr>
+                <w:webHidden/>
+              </w:rPr>
+              <w:fldChar w:fldCharType="end"/>
+            </w:r>
+          </w:hyperlink>
+        </w:p>
+        <w:p>
+          <w:pPr>
+            <w:pStyle w:val="TOC2"/>
+            <w:rPr>
+              <w:rFonts w:asciiTheme="minorHAnsi" w:eastAsiaTheme="minorEastAsia" w:hAnsiTheme="minorHAnsi" w:cstheme="minorBidi"/>
+              <w:color w:val="auto"/>
+              <w:sz w:val="24"/>
+            </w:rPr>
+          </w:pPr>
+          <w:hyperlink w:anchor="_Toc231291605" w:history="1">
+            <w:r>
+              <w:rPr>
+                <w:rStyle w:val="Hyperlink"/>
+              </w:rPr>
+              <w:t>Contact</w:t>
+            </w:r>
+            <w:r>
+              <w:rPr>
+                <w:webHidden/>
+              </w:rPr>
+              <w:tab/>
+            </w:r>
+            <w:r>
+              <w:rPr>
+                <w:webHidden/>
+              </w:rPr>
+              <w:fldChar w:fldCharType="begin"/>
+            </w:r>
+            <w:r>
+              <w:rPr>
+                <w:webHidden/>
+              </w:rPr>
+              <w:instrText xml:space="preserve"> PAGEREF _Toc231291605 \h </w:instrText>
+            </w:r>
+            <w:r>
+              <w:rPr>
+                <w:webHidden/>
+              </w:rPr>
+            </w:r>
+            <w:r>
+              <w:rPr>
+                <w:webHidden/>
+              </w:rPr>
+              <w:fldChar w:fldCharType="separate"/>
+            </w:r>
+            <w:r>
+              <w:rPr>
+                <w:webHidden/>
+              </w:rPr>
+              <w:t>31</w:t>
+            </w:r>
+            <w:r>
+              <w:rPr>
+                <w:webHidden/>
+              </w:rPr>
+              <w:fldChar w:fldCharType="end"/>
+            </w:r>
+          </w:hyperlink>
+        </w:p>
+        <w:p>
+          <w:r>
+            <w:rPr>
+              <w:b/>
+              <w:bCs/>
+              <w:noProof/>
+            </w:rPr>
+            <w:fldChar w:fldCharType="end"/>
+          </w:r>
+        </w:p>
+      </w:sdtContent>
+    </w:sdt>
     <w:p>
       <w:pPr>
         <w:spacing w:after="161"/>
@@ -2275,12 +2540,20 @@
         <w:spacing w:after="206"/>
         <w:ind w:left="370"/>
       </w:pPr>
+      <w:bookmarkStart w:id="0" w:name="_Toc231291573"/>
       <w:r>
         <w:rPr>
           <w:b w:val="0"/>
         </w:rPr>
         <w:lastRenderedPageBreak/>
-        <w:t xml:space="preserve">Introduction  </w:t>
+        <w:t>Introduction</w:t>
+      </w:r>
+      <w:bookmarkEnd w:id="0"/>
+      <w:r>
+        <w:rPr>
+          <w:b w:val="0"/>
+        </w:rPr>
+        <w:t xml:space="preserve">  </w:t>
       </w:r>
     </w:p>
     <w:p>
@@ -2413,12 +2686,20 @@
         <w:spacing w:after="167"/>
         <w:ind w:left="-5"/>
       </w:pPr>
+      <w:bookmarkStart w:id="1" w:name="_Toc231291574"/>
       <w:r>
         <w:rPr>
           <w:b w:val="0"/>
         </w:rPr>
         <w:lastRenderedPageBreak/>
-        <w:t xml:space="preserve">Infosys Responsible AI toolkit  </w:t>
+        <w:t>Infosys Responsible AI toolkit</w:t>
+      </w:r>
+      <w:bookmarkEnd w:id="1"/>
+      <w:r>
+        <w:rPr>
+          <w:b w:val="0"/>
+        </w:rPr>
+        <w:t xml:space="preserve">  </w:t>
       </w:r>
     </w:p>
     <w:p>
@@ -2431,7 +2712,21 @@
         <w:rPr>
           <w:sz w:val="24"/>
         </w:rPr>
-        <w:t xml:space="preserve">The Infosys Responsible AI Toolkit, a technical offering within the Shield component of the 3S framework, provides solutions for detecting and addressing risks to ensure responsible </w:t>
+        <w:t xml:space="preserve">The Infosys Responsible AI Toolkit, a technical offering within the Shield component of the 3S framework, provides solutions for detecting and addressing risks to ensure </w:t>
+      </w:r>
+      <w:proofErr w:type="gramStart"/>
+      <w:r>
+        <w:rPr>
+          <w:sz w:val="24"/>
+        </w:rPr>
+        <w:t>responsible</w:t>
+      </w:r>
+      <w:proofErr w:type="gramEnd"/>
+      <w:r>
+        <w:rPr>
+          <w:sz w:val="24"/>
+        </w:rPr>
+        <w:t xml:space="preserve"> </w:t>
       </w:r>
     </w:p>
     <w:p>
@@ -2459,14 +2754,12 @@
         </w:rPr>
         <w:t xml:space="preserve">The Infosys Responsible AI toolkit features a suite of APIs, known as a FM-Moderation Layer, to safeguard AI models by verifying inputs and outputs for safety, security, privacy, and fairness. Additionally, These APIs assist in providing explanations for the outcomes of various traditional and generative AI models, ensuring transparency in their </w:t>
       </w:r>
-      <w:proofErr w:type="spellStart"/>
-      <w:r>
-        <w:rPr>
-          <w:sz w:val="24"/>
-        </w:rPr>
-        <w:t>decisionmaking</w:t>
-      </w:r>
-      <w:proofErr w:type="spellEnd"/>
+      <w:r>
+        <w:rPr>
+          <w:sz w:val="24"/>
+        </w:rPr>
+        <w:t>decision-making</w:t>
+      </w:r>
       <w:r>
         <w:rPr>
           <w:sz w:val="24"/>
@@ -2492,8 +2785,13 @@
         <w:pStyle w:val="Heading1"/>
         <w:ind w:left="-5"/>
       </w:pPr>
-      <w:r>
-        <w:t xml:space="preserve">FM - Moderation Layer </w:t>
+      <w:bookmarkStart w:id="2" w:name="_Toc231291575"/>
+      <w:r>
+        <w:t>FM - Moderation Layer</w:t>
+      </w:r>
+      <w:bookmarkEnd w:id="2"/>
+      <w:r>
+        <w:t xml:space="preserve"> </w:t>
       </w:r>
     </w:p>
     <w:p>
@@ -2503,6 +2801,7 @@
         <w:ind w:left="-5"/>
         <w:jc w:val="both"/>
       </w:pPr>
+      <w:bookmarkStart w:id="3" w:name="_Toc231291576"/>
       <w:r>
         <w:rPr>
           <w:rFonts w:ascii="Aptos Display" w:eastAsia="Aptos Display" w:hAnsi="Aptos Display" w:cs="Aptos Display"/>
@@ -2510,7 +2809,17 @@
           <w:sz w:val="28"/>
           <w:szCs w:val="28"/>
         </w:rPr>
-        <w:t xml:space="preserve">Introduction </w:t>
+        <w:t>Introduction</w:t>
+      </w:r>
+      <w:bookmarkEnd w:id="3"/>
+      <w:r>
+        <w:rPr>
+          <w:rFonts w:ascii="Aptos Display" w:eastAsia="Aptos Display" w:hAnsi="Aptos Display" w:cs="Aptos Display"/>
+          <w:color w:val="0F4761" w:themeColor="accent1" w:themeShade="BF"/>
+          <w:sz w:val="28"/>
+          <w:szCs w:val="28"/>
+        </w:rPr>
+        <w:t xml:space="preserve"> </w:t>
       </w:r>
     </w:p>
     <w:p>
@@ -2523,7 +2832,35 @@
           <w:color w:val="000000" w:themeColor="text1"/>
           <w:sz w:val="24"/>
         </w:rPr>
-        <w:t>The Filtering and Moderation module (called as FM-Moderation layer) is a crucial part in content moderation systems that ensure the safety, compliance, and appropriateness of responses generated by AI models like GPT3.5, GPT4, Gemini, Llama and AWS Anthropic. It applies a set of checks and filters to both the input prompt and the generated response to keep control over the content generated by the language model. The module consists of multiple layers, including Request Moderation, Response Moderation, and Response Comparison, each serving a specific purpose in the moderation process.</w:t>
+        <w:t>The Filtering and Moderation module (called as FM-Moderation layer) is a crucial part in content moderation systems that ensure the safety, compliance, and appropriateness of responses generated by AI models like GPT3.5</w:t>
+      </w:r>
+      <w:r>
+        <w:rPr>
+          <w:color w:val="000000" w:themeColor="text1"/>
+          <w:sz w:val="24"/>
+        </w:rPr>
+        <w:t xml:space="preserve"> turbo</w:t>
+      </w:r>
+      <w:r>
+        <w:rPr>
+          <w:color w:val="000000" w:themeColor="text1"/>
+          <w:sz w:val="24"/>
+        </w:rPr>
+        <w:t>, GPT4</w:t>
+      </w:r>
+      <w:r>
+        <w:rPr>
+          <w:color w:val="000000" w:themeColor="text1"/>
+          <w:sz w:val="24"/>
+        </w:rPr>
+        <w:t>o mini</w:t>
+      </w:r>
+      <w:r>
+        <w:rPr>
+          <w:color w:val="000000" w:themeColor="text1"/>
+          <w:sz w:val="24"/>
+        </w:rPr>
+        <w:t>, Gemini, Llama and AWS Anthropic. It applies a set of checks and filters to both the input prompt and the generated response to keep control over the content generated by the language model. The module consists of multiple layers, including Request Moderation, Response Moderation, and Response Comparison, each serving a specific purpose in the moderation process.</w:t>
       </w:r>
     </w:p>
     <w:p>
@@ -2533,6 +2870,7 @@
         <w:ind w:left="-5"/>
         <w:jc w:val="both"/>
       </w:pPr>
+      <w:bookmarkStart w:id="4" w:name="_Toc231291577"/>
       <w:r>
         <w:rPr>
           <w:rFonts w:ascii="Aptos Display" w:eastAsia="Aptos Display" w:hAnsi="Aptos Display" w:cs="Aptos Display"/>
@@ -2540,7 +2878,17 @@
           <w:sz w:val="28"/>
           <w:szCs w:val="28"/>
         </w:rPr>
-        <w:t xml:space="preserve">Components of Input </w:t>
+        <w:t>Components of Input</w:t>
+      </w:r>
+      <w:bookmarkEnd w:id="4"/>
+      <w:r>
+        <w:rPr>
+          <w:rFonts w:ascii="Aptos Display" w:eastAsia="Aptos Display" w:hAnsi="Aptos Display" w:cs="Aptos Display"/>
+          <w:color w:val="0F4761" w:themeColor="accent1" w:themeShade="BF"/>
+          <w:sz w:val="28"/>
+          <w:szCs w:val="28"/>
+        </w:rPr>
+        <w:t xml:space="preserve"> </w:t>
       </w:r>
     </w:p>
     <w:p>
@@ -2680,6 +3028,7 @@
         <w:ind w:left="-5"/>
         <w:jc w:val="both"/>
       </w:pPr>
+      <w:bookmarkStart w:id="5" w:name="_Toc231291578"/>
       <w:r>
         <w:rPr>
           <w:color w:val="0F4761" w:themeColor="accent1" w:themeShade="BF"/>
@@ -2701,6 +3050,7 @@
         </w:rPr>
         <w:t>(Safety Focus Template):</w:t>
       </w:r>
+      <w:bookmarkEnd w:id="5"/>
     </w:p>
     <w:p>
       <w:pPr>
@@ -2709,6 +3059,7 @@
         <w:ind w:left="-5"/>
         <w:jc w:val="both"/>
       </w:pPr>
+      <w:bookmarkStart w:id="6" w:name="_Toc231291579"/>
       <w:r>
         <w:rPr>
           <w:color w:val="000000" w:themeColor="text1"/>
@@ -2717,6 +3068,7 @@
         </w:rPr>
         <w:t>This Defense Template enables LLM to put Safety over helpfulness in its response, safeguarding the model from Unsafe and harmful prompts.</w:t>
       </w:r>
+      <w:bookmarkEnd w:id="6"/>
     </w:p>
     <w:p>
       <w:pPr>
@@ -2725,6 +3077,7 @@
         <w:ind w:left="-5"/>
         <w:jc w:val="both"/>
       </w:pPr>
+      <w:bookmarkStart w:id="7" w:name="_Toc231291580"/>
       <w:r>
         <w:rPr>
           <w:color w:val="0F4761" w:themeColor="accent1" w:themeShade="BF"/>
@@ -2744,6 +3097,7 @@
         </w:rPr>
         <w:t>Ethics Based Template)</w:t>
       </w:r>
+      <w:bookmarkEnd w:id="7"/>
     </w:p>
     <w:p>
       <w:pPr>
@@ -2752,6 +3106,7 @@
         <w:ind w:left="-5"/>
         <w:jc w:val="both"/>
       </w:pPr>
+      <w:bookmarkStart w:id="8" w:name="_Toc231291581"/>
       <w:r>
         <w:rPr>
           <w:color w:val="000000" w:themeColor="text1"/>
@@ -2760,6 +3115,7 @@
         </w:rPr>
         <w:t>This defense is a protective mechanism that helps LLM resist harmful prompts and generate responsible answers by reminding itself to adhere to ethical guidelines.</w:t>
       </w:r>
+      <w:bookmarkEnd w:id="8"/>
     </w:p>
     <w:p>
       <w:pPr>
@@ -2768,12 +3124,14 @@
         <w:ind w:left="-5"/>
         <w:jc w:val="both"/>
       </w:pPr>
+      <w:bookmarkStart w:id="9" w:name="_Toc231291582"/>
       <w:r>
         <w:rPr>
           <w:color w:val="0F4761" w:themeColor="accent1" w:themeShade="BF"/>
         </w:rPr>
         <w:t>Cove Complexity</w:t>
       </w:r>
+      <w:bookmarkEnd w:id="9"/>
       <w:r>
         <w:rPr>
           <w:rFonts w:ascii="Times New Roman" w:eastAsia="Times New Roman" w:hAnsi="Times New Roman" w:cs="Times New Roman"/>
@@ -2831,13 +3189,23 @@
         <w:ind w:left="-5"/>
         <w:jc w:val="both"/>
       </w:pPr>
+      <w:bookmarkStart w:id="10" w:name="_Toc231291583"/>
       <w:r>
         <w:rPr>
           <w:color w:val="0F4761" w:themeColor="accent1" w:themeShade="BF"/>
           <w:sz w:val="28"/>
           <w:szCs w:val="28"/>
         </w:rPr>
-        <w:t xml:space="preserve">Components of Output </w:t>
+        <w:t>Components of Output</w:t>
+      </w:r>
+      <w:bookmarkEnd w:id="10"/>
+      <w:r>
+        <w:rPr>
+          <w:color w:val="0F4761" w:themeColor="accent1" w:themeShade="BF"/>
+          <w:sz w:val="28"/>
+          <w:szCs w:val="28"/>
+        </w:rPr>
+        <w:t xml:space="preserve"> </w:t>
       </w:r>
     </w:p>
     <w:p>
@@ -3146,7 +3514,21 @@
         <w:rPr>
           <w:sz w:val="24"/>
         </w:rPr>
-        <w:t>An assessment of the grammatical correctness and adherence to language conventions in an explanation. It evaluates the syntax, punctuation, and overall linguistic accuracy of the text.</w:t>
+        <w:t xml:space="preserve">An assessment of </w:t>
+      </w:r>
+      <w:proofErr w:type="gramStart"/>
+      <w:r>
+        <w:rPr>
+          <w:sz w:val="24"/>
+        </w:rPr>
+        <w:t>the grammatical</w:t>
+      </w:r>
+      <w:proofErr w:type="gramEnd"/>
+      <w:r>
+        <w:rPr>
+          <w:sz w:val="24"/>
+        </w:rPr>
+        <w:t xml:space="preserve"> correctness and adherence to language conventions in an explanation. It evaluates the syntax, punctuation, and overall linguistic accuracy of the text.</w:t>
       </w:r>
       <w:r>
         <w:rPr>
@@ -3526,7 +3908,39 @@
           <w:color w:val="000000" w:themeColor="text1"/>
           <w:sz w:val="24"/>
         </w:rPr>
-        <w:t xml:space="preserve">In Model-based Guardrails we use Pre-trained models trained on extensive billion-parameter datasets to effectively combat adversarial attacks. These models are equipped with sophisticated algorithms capable of discerning and mitigating malicious content by employing various metrics such as scores and thresholds. These metrics are meticulously set based on detection entities or through comparative analysis of text embeddings, ensuring robust detection and response mechanisms against adversarial threats. This approach enables our system to support ambitious standards of security and reliability, safeguarding against potential risks and ensuring the integrity of moderated content. </w:t>
+        <w:t xml:space="preserve">In Model-based Guardrails we use </w:t>
+      </w:r>
+      <w:proofErr w:type="gramStart"/>
+      <w:r>
+        <w:rPr>
+          <w:color w:val="000000" w:themeColor="text1"/>
+          <w:sz w:val="24"/>
+        </w:rPr>
+        <w:t>Pre-trained</w:t>
+      </w:r>
+      <w:proofErr w:type="gramEnd"/>
+      <w:r>
+        <w:rPr>
+          <w:color w:val="000000" w:themeColor="text1"/>
+          <w:sz w:val="24"/>
+        </w:rPr>
+        <w:t xml:space="preserve"> models trained on extensive billion-parameter datasets to effectively combat adversarial attacks. These models are equipped with sophisticated algorithms capable of discerning and mitigating malicious content by employing various metrics such as scores and thresholds. These metrics are meticulously set based on detection entities or through comparative analysis of text embeddings, ensuring robust detection and response mechanisms against adversarial threats. This approach enables our system to support ambitious standards of security and reliability, safeguarding against potential risks and ensuring the integrity of </w:t>
+      </w:r>
+      <w:proofErr w:type="gramStart"/>
+      <w:r>
+        <w:rPr>
+          <w:color w:val="000000" w:themeColor="text1"/>
+          <w:sz w:val="24"/>
+        </w:rPr>
+        <w:t>moderated</w:t>
+      </w:r>
+      <w:proofErr w:type="gramEnd"/>
+      <w:r>
+        <w:rPr>
+          <w:color w:val="000000" w:themeColor="text1"/>
+          <w:sz w:val="24"/>
+        </w:rPr>
+        <w:t xml:space="preserve"> content. </w:t>
       </w:r>
     </w:p>
     <w:p>
@@ -4728,13 +5142,27 @@
               <w:rPr>
                 <w:sz w:val="24"/>
               </w:rPr>
-              <w:t>It is fairly</w:t>
-            </w:r>
+              <w:t xml:space="preserve">It is </w:t>
+            </w:r>
+            <w:proofErr w:type="gramStart"/>
             <w:r>
               <w:rPr>
                 <w:sz w:val="24"/>
               </w:rPr>
-              <w:t xml:space="preserve"> difficult to read.</w:t>
+              <w:t>fairly</w:t>
+            </w:r>
+            <w:r>
+              <w:rPr>
+                <w:sz w:val="24"/>
+              </w:rPr>
+              <w:t xml:space="preserve"> difficult</w:t>
+            </w:r>
+            <w:proofErr w:type="gramEnd"/>
+            <w:r>
+              <w:rPr>
+                <w:sz w:val="24"/>
+              </w:rPr>
+              <w:t xml:space="preserve"> to read.</w:t>
             </w:r>
           </w:p>
         </w:tc>
@@ -5405,8 +5833,13 @@
         <w:pStyle w:val="Heading2"/>
         <w:ind w:left="-5"/>
       </w:pPr>
-      <w:r>
-        <w:t xml:space="preserve">Endpoints and Functionalities </w:t>
+      <w:bookmarkStart w:id="11" w:name="_Toc231291584"/>
+      <w:r>
+        <w:t>Endpoints and Functionalities</w:t>
+      </w:r>
+      <w:bookmarkEnd w:id="11"/>
+      <w:r>
+        <w:t xml:space="preserve"> </w:t>
       </w:r>
     </w:p>
     <w:p>
@@ -5421,7 +5854,7 @@
         </w:rPr>
         <w:t xml:space="preserve">The following table lists the available Moderation Layer endpoints and their functionalities. Refer to the API documentation:  </w:t>
       </w:r>
-      <w:hyperlink r:id="rId10">
+      <w:hyperlink r:id="rId11">
         <w:r>
           <w:rPr>
             <w:color w:val="0563C1"/>
@@ -5431,7 +5864,7 @@
           <w:t>Moderation Layer Models</w:t>
         </w:r>
       </w:hyperlink>
-      <w:hyperlink r:id="rId11">
+      <w:hyperlink r:id="rId12">
         <w:r>
           <w:rPr>
             <w:sz w:val="24"/>
@@ -6018,13 +6451,23 @@
             <w:pPr>
               <w:spacing w:after="0"/>
             </w:pPr>
+            <w:proofErr w:type="gramStart"/>
             <w:r>
               <w:rPr>
                 <w:rFonts w:ascii="Aptos Narrow" w:eastAsia="Aptos Narrow" w:hAnsi="Aptos Narrow" w:cs="Aptos Narrow"/>
                 <w:color w:val="000000" w:themeColor="text1"/>
                 <w:szCs w:val="22"/>
               </w:rPr>
-              <w:t>Recommends prompts for each check for the user.</w:t>
+              <w:t>Recommends</w:t>
+            </w:r>
+            <w:proofErr w:type="gramEnd"/>
+            <w:r>
+              <w:rPr>
+                <w:rFonts w:ascii="Aptos Narrow" w:eastAsia="Aptos Narrow" w:hAnsi="Aptos Narrow" w:cs="Aptos Narrow"/>
+                <w:color w:val="000000" w:themeColor="text1"/>
+                <w:szCs w:val="22"/>
+              </w:rPr>
+              <w:t xml:space="preserve"> prompts for each check for the user.</w:t>
             </w:r>
           </w:p>
         </w:tc>
@@ -6816,7 +7259,25 @@
                 <w:color w:val="000000" w:themeColor="text1"/>
                 <w:szCs w:val="22"/>
               </w:rPr>
-              <w:t>Provides the Chain Of Verifications - Questions the LLM asked itself and answered to reach the final response.</w:t>
+              <w:t xml:space="preserve">Provides the Chain </w:t>
+            </w:r>
+            <w:proofErr w:type="gramStart"/>
+            <w:r>
+              <w:rPr>
+                <w:rFonts w:ascii="Aptos Narrow" w:eastAsia="Aptos Narrow" w:hAnsi="Aptos Narrow" w:cs="Aptos Narrow"/>
+                <w:color w:val="000000" w:themeColor="text1"/>
+                <w:szCs w:val="22"/>
+              </w:rPr>
+              <w:t>Of</w:t>
+            </w:r>
+            <w:proofErr w:type="gramEnd"/>
+            <w:r>
+              <w:rPr>
+                <w:rFonts w:ascii="Aptos Narrow" w:eastAsia="Aptos Narrow" w:hAnsi="Aptos Narrow" w:cs="Aptos Narrow"/>
+                <w:color w:val="000000" w:themeColor="text1"/>
+                <w:szCs w:val="22"/>
+              </w:rPr>
+              <w:t xml:space="preserve"> Verifications - Questions the LLM asked itself and answered to reach the final response.</w:t>
             </w:r>
           </w:p>
         </w:tc>
@@ -7088,8 +7549,13 @@
         <w:pStyle w:val="Heading1"/>
         <w:ind w:left="-5"/>
       </w:pPr>
-      <w:r>
-        <w:t xml:space="preserve">Explainability </w:t>
+      <w:bookmarkStart w:id="12" w:name="_Toc231291585"/>
+      <w:r>
+        <w:t>Explainability</w:t>
+      </w:r>
+      <w:bookmarkEnd w:id="12"/>
+      <w:r>
+        <w:t xml:space="preserve"> </w:t>
       </w:r>
     </w:p>
     <w:p>
@@ -7098,11 +7564,19 @@
         <w:spacing w:after="1"/>
         <w:ind w:left="-5"/>
       </w:pPr>
+      <w:bookmarkStart w:id="13" w:name="_Toc231291586"/>
       <w:r>
         <w:rPr>
           <w:sz w:val="28"/>
         </w:rPr>
-        <w:t xml:space="preserve">Introduction </w:t>
+        <w:t>Introduction</w:t>
+      </w:r>
+      <w:bookmarkEnd w:id="13"/>
+      <w:r>
+        <w:rPr>
+          <w:sz w:val="28"/>
+        </w:rPr>
+        <w:t xml:space="preserve"> </w:t>
       </w:r>
     </w:p>
     <w:p>
@@ -7140,7 +7614,15 @@
         <w:ind w:left="-5" w:right="36" w:hanging="10"/>
       </w:pPr>
       <w:r>
-        <w:t xml:space="preserve">Explainability aims at understanding how AI models arrive at its predictions. It involves breaking down the complex decision-making process of the model into human-understandable terms. </w:t>
+        <w:t xml:space="preserve">Explainability aims at understanding how AI models arrive at its predictions. It involves breaking down the complex decision-making process of the model into </w:t>
+      </w:r>
+      <w:proofErr w:type="gramStart"/>
+      <w:r>
+        <w:t>human-understandable</w:t>
+      </w:r>
+      <w:proofErr w:type="gramEnd"/>
+      <w:r>
+        <w:t xml:space="preserve"> terms. </w:t>
       </w:r>
     </w:p>
     <w:p>
@@ -7542,6 +8024,7 @@
         <w:t>Graph-of-Thought (</w:t>
       </w:r>
       <w:proofErr w:type="spellStart"/>
+      <w:proofErr w:type="gramStart"/>
       <w:r>
         <w:rPr>
           <w:color w:val="1F3763"/>
@@ -7558,7 +8041,11 @@
         <w:t xml:space="preserve">)  </w:t>
       </w:r>
       <w:r>
-        <w:t xml:space="preserve">represents the LLM's reasoning process as a graph, where nodes represent intermediate thoughts and edges represent the connections between them. This visual representation can be helpful for understanding the LLM's decision-making process. </w:t>
+        <w:t>represents</w:t>
+      </w:r>
+      <w:proofErr w:type="gramEnd"/>
+      <w:r>
+        <w:t xml:space="preserve"> the LLM's reasoning process as a graph, where nodes represent intermediate thoughts and edges represent the connections between them. This visual representation can be helpful for understanding the LLM's decision-making process. </w:t>
       </w:r>
     </w:p>
     <w:p>
@@ -7574,24 +8061,36 @@
         </w:rPr>
         <w:t>Chain-of-Verification (</w:t>
       </w:r>
-      <w:proofErr w:type="spellStart"/>
+      <w:proofErr w:type="gramStart"/>
       <w:r>
         <w:rPr>
           <w:color w:val="1F3763"/>
           <w:sz w:val="24"/>
         </w:rPr>
-        <w:t>CoV</w:t>
-      </w:r>
-      <w:proofErr w:type="spellEnd"/>
-      <w:r>
-        <w:rPr>
-          <w:color w:val="1F3763"/>
-          <w:sz w:val="24"/>
-        </w:rPr>
-        <w:t xml:space="preserve">)  </w:t>
-      </w:r>
-      <w:r>
-        <w:t xml:space="preserve">prompts the LLM to verify its responses against external knowledge sources. This helps to ensure the accuracy and reliability of the LLM's outputs. </w:t>
+        <w:t xml:space="preserve">CoV)  </w:t>
+      </w:r>
+      <w:r>
+        <w:t>prompts</w:t>
+      </w:r>
+      <w:proofErr w:type="gramEnd"/>
+      <w:r>
+        <w:t xml:space="preserve"> </w:t>
+      </w:r>
+      <w:proofErr w:type="gramStart"/>
+      <w:r>
+        <w:t>the LLM</w:t>
+      </w:r>
+      <w:proofErr w:type="gramEnd"/>
+      <w:r>
+        <w:t xml:space="preserve"> to verify its responses against external knowledge sources. This helps to ensure the accuracy and reliability of the LLM's </w:t>
+      </w:r>
+      <w:proofErr w:type="gramStart"/>
+      <w:r>
+        <w:t>outputs</w:t>
+      </w:r>
+      <w:proofErr w:type="gramEnd"/>
+      <w:r>
+        <w:t xml:space="preserve">. </w:t>
       </w:r>
     </w:p>
     <w:p>
@@ -7750,7 +8249,14 @@
         <w:rPr>
           <w:sz w:val="24"/>
         </w:rPr>
-        <w:t>RE2 shifts the focus to the input by processing questions twice, thereby enhancing the understanding process. Consequently, RE2 demonstrates strong generality and compatibility with most thought</w:t>
+        <w:t xml:space="preserve">RE2 shifts the focus to the input by processing questions twice, thereby enhancing the understanding process. Consequently, RE2 demonstrates strong generality and compatibility with most </w:t>
+      </w:r>
+      <w:proofErr w:type="gramStart"/>
+      <w:r>
+        <w:rPr>
+          <w:sz w:val="24"/>
+        </w:rPr>
+        <w:t>thought</w:t>
       </w:r>
       <w:r>
         <w:rPr>
@@ -7762,7 +8268,14 @@
         <w:rPr>
           <w:sz w:val="24"/>
         </w:rPr>
-        <w:t xml:space="preserve">eliciting prompting methods, including </w:t>
+        <w:t>eliciting</w:t>
+      </w:r>
+      <w:proofErr w:type="gramEnd"/>
+      <w:r>
+        <w:rPr>
+          <w:sz w:val="24"/>
+        </w:rPr>
+        <w:t xml:space="preserve"> prompting methods, including </w:t>
       </w:r>
       <w:proofErr w:type="spellStart"/>
       <w:r>
@@ -7827,7 +8340,25 @@
           <w:color w:val="1F3763"/>
           <w:sz w:val="24"/>
         </w:rPr>
-        <w:t xml:space="preserve">within the image. It then provides an explanation based on the detected objects, This enhances the interpretability and trustworthiness of AI-generated visuals by combining both image-level and object-level understanding. </w:t>
+        <w:t xml:space="preserve">within the image. It then provides an explanation based on the detected objects, </w:t>
+      </w:r>
+      <w:proofErr w:type="gramStart"/>
+      <w:r>
+        <w:rPr>
+          <w:rFonts w:asciiTheme="minorHAnsi" w:eastAsiaTheme="minorEastAsia" w:hAnsiTheme="minorHAnsi" w:cstheme="minorBidi"/>
+          <w:color w:val="1F3763"/>
+          <w:sz w:val="24"/>
+        </w:rPr>
+        <w:t>This</w:t>
+      </w:r>
+      <w:proofErr w:type="gramEnd"/>
+      <w:r>
+        <w:rPr>
+          <w:rFonts w:asciiTheme="minorHAnsi" w:eastAsiaTheme="minorEastAsia" w:hAnsiTheme="minorHAnsi" w:cstheme="minorBidi"/>
+          <w:color w:val="1F3763"/>
+          <w:sz w:val="24"/>
+        </w:rPr>
+        <w:t xml:space="preserve"> enhances the interpretability and trustworthiness of AI-generated visuals by combining both image-level and object-level understanding. </w:t>
       </w:r>
     </w:p>
     <w:p>
@@ -8038,7 +8569,7 @@
                           <pic:cNvPicPr/>
                         </pic:nvPicPr>
                         <pic:blipFill>
-                          <a:blip r:embed="rId12"/>
+                          <a:blip r:embed="rId13"/>
                           <a:stretch>
                             <a:fillRect/>
                           </a:stretch>
@@ -8111,10 +8642,10 @@
               </wp:inline>
             </w:drawing>
           </mc:Choice>
-          <mc:Fallback xmlns:pic="http://schemas.openxmlformats.org/drawingml/2006/picture" xmlns:a="http://schemas.openxmlformats.org/drawingml/2006/main">
-            <w:pict w14:anchorId="283A5B0D">
-              <v:group id="Group 45335" style="width:452.55pt;height:210pt;mso-position-horizontal-relative:char;mso-position-vertical-relative:line" coordsize="57476,26668" o:spid="_x0000_s1026" w14:anchorId="7E60C7BD" o:gfxdata="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">
-                <v:rect id="Rectangle 2980" style="position:absolute;left:57159;top:21494;width:422;height:1900;visibility:visible;mso-wrap-style:square;v-text-anchor:top" o:spid="_x0000_s1027" filled="f" stroked="f" o:gfxdata="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">
+          <mc:Fallback>
+            <w:pict>
+              <v:group w14:anchorId="7E60C7BD" id="Group 45335" o:spid="_x0000_s1026" style="width:452.55pt;height:210pt;mso-position-horizontal-relative:char;mso-position-vertical-relative:line" coordsize="57476,26668" o:gfxdata="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">
+                <v:rect id="Rectangle 2980" o:spid="_x0000_s1027" style="position:absolute;left:57159;top:21494;width:422;height:1900;visibility:visible;mso-wrap-style:square;v-text-anchor:top" o:gfxdata="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" filled="f" stroked="f">
                   <v:textbox inset="0,0,0,0">
                     <w:txbxContent>
                       <w:p>
@@ -8125,7 +8656,7 @@
                     </w:txbxContent>
                   </v:textbox>
                 </v:rect>
-                <v:rect id="Rectangle 2981" style="position:absolute;top:24194;width:34738;height:3290;visibility:visible;mso-wrap-style:square;v-text-anchor:top" o:spid="_x0000_s1028" filled="f" stroked="f" o:gfxdata="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">
+                <v:rect id="Rectangle 2981" o:spid="_x0000_s1028" style="position:absolute;top:24194;width:34738;height:3290;visibility:visible;mso-wrap-style:square;v-text-anchor:top" o:gfxdata="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" filled="f" stroked="f">
                   <v:textbox inset="0,0,0,0">
                     <w:txbxContent>
                       <w:p>
@@ -8175,7 +8706,7 @@
                     </w:txbxContent>
                   </v:textbox>
                 </v:rect>
-                <v:rect id="Rectangle 2982" style="position:absolute;left:26139;top:24194;width:548;height:3290;visibility:visible;mso-wrap-style:square;v-text-anchor:top" o:spid="_x0000_s1029" filled="f" stroked="f" o:gfxdata="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">
+                <v:rect id="Rectangle 2982" o:spid="_x0000_s1029" style="position:absolute;left:26139;top:24194;width:548;height:3290;visibility:visible;mso-wrap-style:square;v-text-anchor:top" o:gfxdata="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" filled="f" stroked="f">
                   <v:textbox inset="0,0,0,0">
                     <w:txbxContent>
                       <w:p>
@@ -8190,7 +8721,7 @@
                     </w:txbxContent>
                   </v:textbox>
                 </v:rect>
-                <v:shapetype id="_x0000_t75" coordsize="21600,21600" filled="f" stroked="f" o:spt="75" o:preferrelative="t" path="m@4@5l@4@11@9@11@9@5xe">
+                <v:shapetype id="_x0000_t75" coordsize="21600,21600" o:spt="75" o:preferrelative="t" path="m@4@5l@4@11@9@11@9@5xe" filled="f" stroked="f">
                   <v:stroke joinstyle="miter"/>
                   <v:formulas>
                     <v:f eqn="if lineDrawn pixelLineWidth 0"/>
@@ -8206,14 +8737,14 @@
                     <v:f eqn="prod @7 21600 pixelHeight"/>
                     <v:f eqn="sum @10 21600 0"/>
                   </v:formulas>
-                  <v:path gradientshapeok="t" o:connecttype="rect" o:extrusionok="f"/>
+                  <v:path o:extrusionok="f" gradientshapeok="t" o:connecttype="rect"/>
                   <o:lock v:ext="edit" aspectratio="t"/>
                 </v:shapetype>
-                <v:shape id="Picture 3162" style="position:absolute;left:187;top:48;width:56689;height:22320;visibility:visible;mso-wrap-style:square" o:spid="_x0000_s1030" type="#_x0000_t75" o:gfxdata="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">
-                  <v:imagedata o:title="" r:id="rId13"/>
+                <v:shape id="Picture 3162" o:spid="_x0000_s1030" type="#_x0000_t75" style="position:absolute;left:187;top:48;width:56689;height:22320;visibility:visible;mso-wrap-style:square" o:gfxdata="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">
+                  <v:imagedata r:id="rId14" o:title=""/>
                 </v:shape>
-                <v:shape id="Shape 3163" style="position:absolute;left:139;width:56785;height:22415;visibility:visible;mso-wrap-style:square;v-text-anchor:top" coordsize="5678424,2241551" o:spid="_x0000_s1031" filled="f" path="m,2241551r5678424,l5678424,,,,,2241551xe" o:gfxdata="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">
-                  <v:path textboxrect="0,0,5678424,2241551" arrowok="t"/>
+                <v:shape id="Shape 3163" o:spid="_x0000_s1031" style="position:absolute;left:139;width:56785;height:22415;visibility:visible;mso-wrap-style:square;v-text-anchor:top" coordsize="5678424,2241551" o:gfxdata="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" path="m,2241551r5678424,l5678424,,,,,2241551xe" filled="f">
+                  <v:path arrowok="t" textboxrect="0,0,5678424,2241551"/>
                 </v:shape>
                 <w10:anchorlock/>
               </v:group>
@@ -8234,7 +8765,7 @@
         </w:rPr>
         <w:t xml:space="preserve">The following table lists the available Moderation Layer endpoints and their functionalities. Refer to the API documentations : </w:t>
       </w:r>
-      <w:hyperlink r:id="rId14">
+      <w:hyperlink r:id="rId15">
         <w:r>
           <w:rPr>
             <w:color w:val="0563C1"/>
@@ -8244,7 +8775,7 @@
           <w:t>Traditional Models</w:t>
         </w:r>
       </w:hyperlink>
-      <w:hyperlink r:id="rId15">
+      <w:hyperlink r:id="rId16">
         <w:r>
           <w:rPr>
             <w:sz w:val="24"/>
@@ -8258,7 +8789,7 @@
         </w:rPr>
         <w:t xml:space="preserve">, </w:t>
       </w:r>
-      <w:hyperlink r:id="rId16">
+      <w:hyperlink r:id="rId17">
         <w:r>
           <w:rPr>
             <w:color w:val="0563C1"/>
@@ -8268,7 +8799,7 @@
           <w:t>Gen AI Models</w:t>
         </w:r>
       </w:hyperlink>
-      <w:hyperlink r:id="rId17">
+      <w:hyperlink r:id="rId18">
         <w:r>
           <w:rPr>
             <w:sz w:val="24"/>
@@ -8927,7 +9458,15 @@
           </w:tcPr>
           <w:p>
             <w:r>
-              <w:t xml:space="preserve">Allow user to upload a CSV or Excel file with multiple records to get the result for all the applicable Explainability techniques </w:t>
+              <w:t xml:space="preserve">Allow </w:t>
+            </w:r>
+            <w:proofErr w:type="gramStart"/>
+            <w:r>
+              <w:t>user</w:t>
+            </w:r>
+            <w:proofErr w:type="gramEnd"/>
+            <w:r>
+              <w:t xml:space="preserve"> to upload a CSV or Excel file with multiple records to get the result for all the applicable Explainability techniques </w:t>
             </w:r>
             <w:r>
               <w:t>and respective tokenization cost</w:t>
@@ -9436,7 +9975,15 @@
           </w:tcPr>
           <w:p>
             <w:r>
-              <w:t xml:space="preserve">To upload Data  and retrieve </w:t>
+              <w:t xml:space="preserve">To upload </w:t>
+            </w:r>
+            <w:proofErr w:type="gramStart"/>
+            <w:r>
+              <w:t>Data  and</w:t>
+            </w:r>
+            <w:proofErr w:type="gramEnd"/>
+            <w:r>
+              <w:t xml:space="preserve"> retrieve </w:t>
             </w:r>
             <w:proofErr w:type="spellStart"/>
             <w:r>
@@ -9503,7 +10050,15 @@
             </w:r>
             <w:proofErr w:type="spellEnd"/>
             <w:r>
-              <w:t xml:space="preserve"> file  and retrieve </w:t>
+              <w:t xml:space="preserve"> </w:t>
+            </w:r>
+            <w:proofErr w:type="gramStart"/>
+            <w:r>
+              <w:t>file  and</w:t>
+            </w:r>
+            <w:proofErr w:type="gramEnd"/>
+            <w:r>
+              <w:t xml:space="preserve"> retrieve </w:t>
             </w:r>
             <w:proofErr w:type="spellStart"/>
             <w:r>
@@ -9805,8 +10360,13 @@
         <w:pStyle w:val="Heading1"/>
         <w:ind w:left="-5"/>
       </w:pPr>
-      <w:r>
-        <w:t xml:space="preserve">Fairness &amp; Bias  </w:t>
+      <w:bookmarkStart w:id="14" w:name="_Toc231291587"/>
+      <w:r>
+        <w:t>Fairness &amp; Bias</w:t>
+      </w:r>
+      <w:bookmarkEnd w:id="14"/>
+      <w:r>
+        <w:t xml:space="preserve">  </w:t>
       </w:r>
     </w:p>
     <w:p>
@@ -9815,11 +10375,19 @@
         <w:spacing w:after="1"/>
         <w:ind w:left="-5"/>
       </w:pPr>
+      <w:bookmarkStart w:id="15" w:name="_Toc231291588"/>
       <w:r>
         <w:rPr>
           <w:sz w:val="28"/>
         </w:rPr>
-        <w:t xml:space="preserve">Introduction </w:t>
+        <w:t>Introduction</w:t>
+      </w:r>
+      <w:bookmarkEnd w:id="15"/>
+      <w:r>
+        <w:rPr>
+          <w:sz w:val="28"/>
+        </w:rPr>
+        <w:t xml:space="preserve"> </w:t>
       </w:r>
     </w:p>
     <w:p>
@@ -9868,8 +10436,13 @@
         <w:spacing w:after="39"/>
         <w:ind w:left="-5"/>
       </w:pPr>
-      <w:r>
-        <w:t xml:space="preserve">Fairness &amp; Bias Components </w:t>
+      <w:bookmarkStart w:id="16" w:name="_Toc231291589"/>
+      <w:r>
+        <w:t>Fairness &amp; Bias Components</w:t>
+      </w:r>
+      <w:bookmarkEnd w:id="16"/>
+      <w:r>
+        <w:t xml:space="preserve"> </w:t>
       </w:r>
     </w:p>
     <w:p>
@@ -9929,7 +10502,42 @@
         <w:rPr>
           <w:sz w:val="24"/>
         </w:rPr>
-        <w:t xml:space="preserve">The prompt template also provides additional information like “Affected group“, indicating the group of people affected by the context of the sentence and also the type of Bias [Historical Bias, Confirmation Bias, etc.,] as well. We are working to extend this prompt template to generate the neutral versions of the given text  </w:t>
+        <w:t xml:space="preserve">The prompt template also provides additional information like “Affected </w:t>
+      </w:r>
+      <w:proofErr w:type="gramStart"/>
+      <w:r>
+        <w:rPr>
+          <w:sz w:val="24"/>
+        </w:rPr>
+        <w:t>group“</w:t>
+      </w:r>
+      <w:proofErr w:type="gramEnd"/>
+      <w:r>
+        <w:rPr>
+          <w:sz w:val="24"/>
+        </w:rPr>
+        <w:t xml:space="preserve">, indicating the group of people affected by the context of the sentence </w:t>
+      </w:r>
+      <w:proofErr w:type="gramStart"/>
+      <w:r>
+        <w:rPr>
+          <w:sz w:val="24"/>
+        </w:rPr>
+        <w:t>and also</w:t>
+      </w:r>
+      <w:proofErr w:type="gramEnd"/>
+      <w:r>
+        <w:rPr>
+          <w:sz w:val="24"/>
+        </w:rPr>
+        <w:t xml:space="preserve"> the type of Bias [Historical Bias, Confirmation Bias, etc.,] as well. We are working to extend this prompt template to generate the neutral versions of the given </w:t>
+      </w:r>
+      <w:proofErr w:type="gramStart"/>
+      <w:r>
+        <w:rPr>
+          <w:sz w:val="24"/>
+        </w:rPr>
+        <w:t xml:space="preserve">text  </w:t>
       </w:r>
       <w:r>
         <w:rPr>
@@ -9937,6 +10545,7 @@
         </w:rPr>
         <w:t>.</w:t>
       </w:r>
+      <w:proofErr w:type="gramEnd"/>
     </w:p>
     <w:p>
       <w:pPr>
@@ -10074,23 +10683,13 @@
         <w:spacing w:after="1"/>
         <w:ind w:left="-5" w:hanging="10"/>
       </w:pPr>
-      <w:proofErr w:type="spellStart"/>
       <w:r>
         <w:rPr>
           <w:i/>
           <w:color w:val="2F5496"/>
           <w:sz w:val="24"/>
         </w:rPr>
-        <w:t>i</w:t>
-      </w:r>
-      <w:proofErr w:type="spellEnd"/>
-      <w:r>
-        <w:rPr>
-          <w:i/>
-          <w:color w:val="2F5496"/>
-          <w:sz w:val="24"/>
-        </w:rPr>
-        <w:t xml:space="preserve">. Statistical Parity Difference:  </w:t>
+        <w:t xml:space="preserve">i. Statistical Parity Difference:  </w:t>
       </w:r>
     </w:p>
     <w:p>
@@ -10130,7 +10729,7 @@
                     <pic:cNvPicPr/>
                   </pic:nvPicPr>
                   <pic:blipFill>
-                    <a:blip r:embed="rId18"/>
+                    <a:blip r:embed="rId19"/>
                     <a:stretch>
                       <a:fillRect/>
                     </a:stretch>
@@ -10202,7 +10801,7 @@
                     <pic:cNvPicPr/>
                   </pic:nvPicPr>
                   <pic:blipFill>
-                    <a:blip r:embed="rId19"/>
+                    <a:blip r:embed="rId20"/>
                     <a:stretch>
                       <a:fillRect/>
                     </a:stretch>
@@ -10246,7 +10845,21 @@
         <w:rPr>
           <w:sz w:val="24"/>
         </w:rPr>
-        <w:t xml:space="preserve">SED calculates the differential in the probability of favorable and unfavorable outcomes between intersecting groups divided by features. All intersecting groups are equal, so there are no unprivileged or privileged groups. The calculation produces a value between 0 and 1 that is the minimum ratio of Dirichlet smoothed probability for favorable and unfavorable outcomes between intersecting groups in the dataset. </w:t>
+        <w:t xml:space="preserve">SED calculates the differential in the probability of favorable and unfavorable outcomes between intersecting groups divided by features. All intersecting groups are equal, so there are no unprivileged or privileged groups. The calculation produces a value between 0 and </w:t>
+      </w:r>
+      <w:proofErr w:type="gramStart"/>
+      <w:r>
+        <w:rPr>
+          <w:sz w:val="24"/>
+        </w:rPr>
+        <w:t>1 that</w:t>
+      </w:r>
+      <w:proofErr w:type="gramEnd"/>
+      <w:r>
+        <w:rPr>
+          <w:sz w:val="24"/>
+        </w:rPr>
+        <w:t xml:space="preserve"> is the minimum ratio of Dirichlet smoothed probability for favorable and unfavorable outcomes between intersecting groups in the dataset. </w:t>
       </w:r>
     </w:p>
     <w:p>
@@ -10355,9 +10968,17 @@
         <w:rPr>
           <w:sz w:val="24"/>
         </w:rPr>
-        <w:t>group_privileged.A</w:t>
+        <w:t>group_</w:t>
+      </w:r>
+      <w:proofErr w:type="gramStart"/>
+      <w:r>
+        <w:rPr>
+          <w:sz w:val="24"/>
+        </w:rPr>
+        <w:t>privileged.A</w:t>
       </w:r>
       <w:proofErr w:type="spellEnd"/>
+      <w:proofErr w:type="gramEnd"/>
       <w:r>
         <w:rPr>
           <w:sz w:val="24"/>
@@ -10416,7 +11037,7 @@
                     <pic:cNvPicPr/>
                   </pic:nvPicPr>
                   <pic:blipFill>
-                    <a:blip r:embed="rId20"/>
+                    <a:blip r:embed="rId21"/>
                     <a:stretch>
                       <a:fillRect/>
                     </a:stretch>
@@ -10464,7 +11085,21 @@
         <w:rPr>
           <w:sz w:val="24"/>
         </w:rPr>
-        <w:t xml:space="preserve">To ensure fairness in AI, we can adjust the importance of different data points during training. Additionally, we can modify the decision-making process to ensure equal outcomes for different groups. By combining these techniques, we can create AI models that are both accurate and equitable. Following are some of the approaches to mitigate bias in AI models.  </w:t>
+        <w:t xml:space="preserve">To ensure fairness in AI, we can adjust the importance of different data points during training. Additionally, we can modify the decision-making process to ensure equal outcomes for different groups. By combining these techniques, we can create AI models that are both accurate and equitable. Following </w:t>
+      </w:r>
+      <w:proofErr w:type="gramStart"/>
+      <w:r>
+        <w:rPr>
+          <w:sz w:val="24"/>
+        </w:rPr>
+        <w:t>are</w:t>
+      </w:r>
+      <w:proofErr w:type="gramEnd"/>
+      <w:r>
+        <w:rPr>
+          <w:sz w:val="24"/>
+        </w:rPr>
+        <w:t xml:space="preserve"> some of the approaches to mitigate bias in AI models.  </w:t>
       </w:r>
     </w:p>
     <w:p>
@@ -10485,8 +11120,13 @@
         <w:pStyle w:val="Heading2"/>
         <w:ind w:left="-5"/>
       </w:pPr>
-      <w:r>
-        <w:t xml:space="preserve">Endpoints and Functionalities </w:t>
+      <w:bookmarkStart w:id="17" w:name="_Toc231291590"/>
+      <w:r>
+        <w:t>Endpoints and Functionalities</w:t>
+      </w:r>
+      <w:bookmarkEnd w:id="17"/>
+      <w:r>
+        <w:t xml:space="preserve"> </w:t>
       </w:r>
     </w:p>
     <w:p>
@@ -10512,9 +11152,23 @@
         <w:rPr>
           <w:sz w:val="24"/>
         </w:rPr>
-        <w:t xml:space="preserve">Refer to the API documentation : </w:t>
-      </w:r>
-      <w:hyperlink r:id="rId21">
+        <w:t xml:space="preserve">Refer to the API </w:t>
+      </w:r>
+      <w:proofErr w:type="gramStart"/>
+      <w:r>
+        <w:rPr>
+          <w:sz w:val="24"/>
+        </w:rPr>
+        <w:t>documentation :</w:t>
+      </w:r>
+      <w:proofErr w:type="gramEnd"/>
+      <w:r>
+        <w:rPr>
+          <w:sz w:val="24"/>
+        </w:rPr>
+        <w:t xml:space="preserve"> </w:t>
+      </w:r>
+      <w:hyperlink r:id="rId22">
         <w:r>
           <w:rPr>
             <w:color w:val="0563C1"/>
@@ -10524,7 +11178,7 @@
           <w:t>Fairness &amp; Bias Models</w:t>
         </w:r>
       </w:hyperlink>
-      <w:hyperlink r:id="rId22">
+      <w:hyperlink r:id="rId23">
         <w:r>
           <w:rPr>
             <w:sz w:val="24"/>
@@ -10976,8 +11630,13 @@
         <w:pStyle w:val="Heading1"/>
         <w:ind w:left="-5"/>
       </w:pPr>
-      <w:r>
-        <w:t xml:space="preserve">Hallucination </w:t>
+      <w:bookmarkStart w:id="18" w:name="_Toc231291591"/>
+      <w:r>
+        <w:t>Hallucination</w:t>
+      </w:r>
+      <w:bookmarkEnd w:id="18"/>
+      <w:r>
+        <w:t xml:space="preserve"> </w:t>
       </w:r>
     </w:p>
     <w:p>
@@ -10986,11 +11645,19 @@
         <w:spacing w:after="1"/>
         <w:ind w:left="-5"/>
       </w:pPr>
+      <w:bookmarkStart w:id="19" w:name="_Toc231291592"/>
       <w:r>
         <w:rPr>
           <w:sz w:val="28"/>
         </w:rPr>
-        <w:t xml:space="preserve">Introduction </w:t>
+        <w:t>Introduction</w:t>
+      </w:r>
+      <w:bookmarkEnd w:id="19"/>
+      <w:r>
+        <w:rPr>
+          <w:sz w:val="28"/>
+        </w:rPr>
+        <w:t xml:space="preserve"> </w:t>
       </w:r>
     </w:p>
     <w:p>
@@ -11039,9 +11706,14 @@
         <w:spacing w:after="41"/>
         <w:ind w:left="-5"/>
       </w:pPr>
+      <w:bookmarkStart w:id="20" w:name="_Toc231291593"/>
       <w:r>
         <w:lastRenderedPageBreak/>
-        <w:t xml:space="preserve">Components of Hallucination </w:t>
+        <w:t>Components of Hallucination</w:t>
+      </w:r>
+      <w:bookmarkEnd w:id="20"/>
+      <w:r>
+        <w:t xml:space="preserve"> </w:t>
       </w:r>
     </w:p>
     <w:p>
@@ -11130,11 +11802,33 @@
         <w:spacing w:after="169" w:line="250" w:lineRule="auto"/>
         <w:ind w:left="-5" w:right="44" w:hanging="10"/>
       </w:pPr>
-      <w:r>
-        <w:rPr>
-          <w:sz w:val="24"/>
-        </w:rPr>
-        <w:t xml:space="preserve">The G-eval metrics are tools used to evaluate the performance and quality of texts generated by LLMs, taking into account the many specific nuances of these models. The GEval metrics leverage existing AI models and evaluate metrics like relevance, adherence, correctness, and faithfulness to assess the response generated by the LLM.  </w:t>
+      <w:proofErr w:type="gramStart"/>
+      <w:r>
+        <w:rPr>
+          <w:sz w:val="24"/>
+        </w:rPr>
+        <w:t>The G</w:t>
+      </w:r>
+      <w:proofErr w:type="gramEnd"/>
+      <w:r>
+        <w:rPr>
+          <w:sz w:val="24"/>
+        </w:rPr>
+        <w:t xml:space="preserve">-eval metrics are tools used to evaluate the performance and quality of texts generated by LLMs, </w:t>
+      </w:r>
+      <w:proofErr w:type="gramStart"/>
+      <w:r>
+        <w:rPr>
+          <w:sz w:val="24"/>
+        </w:rPr>
+        <w:t>taking into account</w:t>
+      </w:r>
+      <w:proofErr w:type="gramEnd"/>
+      <w:r>
+        <w:rPr>
+          <w:sz w:val="24"/>
+        </w:rPr>
+        <w:t xml:space="preserve"> the many specific nuances of these models. The GEval metrics leverage existing AI models and evaluate metrics like relevance, adherence, correctness, and faithfulness to assess the response generated by the LLM.  </w:t>
       </w:r>
     </w:p>
     <w:p>
@@ -11456,7 +12150,21 @@
         <w:rPr>
           <w:sz w:val="24"/>
         </w:rPr>
-        <w:t>) prompting employs propositional logic to generate expanded logical information from input context, and utilizes the generated logical information as an additional augmentation to the input prompts, thereby enhancing the capability of logical reasoning.</w:t>
+        <w:t xml:space="preserve">) prompting employs propositional logic to generate expanded logical information from input </w:t>
+      </w:r>
+      <w:proofErr w:type="gramStart"/>
+      <w:r>
+        <w:rPr>
+          <w:sz w:val="24"/>
+        </w:rPr>
+        <w:t>context, and</w:t>
+      </w:r>
+      <w:proofErr w:type="gramEnd"/>
+      <w:r>
+        <w:rPr>
+          <w:sz w:val="24"/>
+        </w:rPr>
+        <w:t xml:space="preserve"> utilizes the generated logical information as an additional augmentation to the input prompts, thereby enhancing the capability of logical reasoning.</w:t>
       </w:r>
     </w:p>
     <w:p>
@@ -11481,7 +12189,21 @@
         <w:rPr>
           <w:sz w:val="24"/>
         </w:rPr>
-        <w:t xml:space="preserve">The hallucination score is determined through G- Eval metrics values and assessing similarity score across multiple categories, including input prompt to output prompt, input prompt to source, and output prompt to source. This score is a weighted average that considers the scores from these below categories. </w:t>
+        <w:t xml:space="preserve">The hallucination score is determined through G- Eval metrics values and assessing similarity score across multiple categories, including input prompt to output prompt, input prompt to source, and output prompt to source. This score is a weighted average that considers the scores from these </w:t>
+      </w:r>
+      <w:proofErr w:type="gramStart"/>
+      <w:r>
+        <w:rPr>
+          <w:sz w:val="24"/>
+        </w:rPr>
+        <w:t>below categories</w:t>
+      </w:r>
+      <w:proofErr w:type="gramEnd"/>
+      <w:r>
+        <w:rPr>
+          <w:sz w:val="24"/>
+        </w:rPr>
+        <w:t xml:space="preserve">. </w:t>
       </w:r>
     </w:p>
     <w:p>
@@ -11489,8 +12211,13 @@
         <w:pStyle w:val="Heading2"/>
         <w:ind w:left="-5"/>
       </w:pPr>
-      <w:r>
-        <w:t xml:space="preserve">Endpoints and Functionalities </w:t>
+      <w:bookmarkStart w:id="21" w:name="_Toc231291594"/>
+      <w:r>
+        <w:t>Endpoints and Functionalities</w:t>
+      </w:r>
+      <w:bookmarkEnd w:id="21"/>
+      <w:r>
+        <w:t xml:space="preserve"> </w:t>
       </w:r>
     </w:p>
     <w:p>
@@ -11505,7 +12232,7 @@
         </w:rPr>
         <w:t xml:space="preserve">The following table lists the available Hallucination endpoints and their functionalities. Refer to the API documentation: </w:t>
       </w:r>
-      <w:hyperlink r:id="rId23">
+      <w:hyperlink r:id="rId24">
         <w:r>
           <w:rPr>
             <w:color w:val="0563C1"/>
@@ -11515,7 +12242,7 @@
           <w:t>Hallucination Models</w:t>
         </w:r>
       </w:hyperlink>
-      <w:hyperlink r:id="rId24">
+      <w:hyperlink r:id="rId25">
         <w:r>
           <w:rPr>
             <w:sz w:val="24"/>
@@ -11680,7 +12407,15 @@
               <w:ind w:left="1"/>
             </w:pPr>
             <w:r>
-              <w:t xml:space="preserve">It is used to upload document with pdf format and return </w:t>
+              <w:t xml:space="preserve">It is used to upload </w:t>
+            </w:r>
+            <w:proofErr w:type="gramStart"/>
+            <w:r>
+              <w:t>document</w:t>
+            </w:r>
+            <w:proofErr w:type="gramEnd"/>
+            <w:r>
+              <w:t xml:space="preserve"> with pdf format and return </w:t>
             </w:r>
             <w:proofErr w:type="spellStart"/>
             <w:r>
@@ -11818,7 +12553,15 @@
               <w:ind w:left="1"/>
             </w:pPr>
             <w:r>
-              <w:t xml:space="preserve">It is used for getting the response with 5 more variants of questions generated by LLM  to verify the answer and a refined final response </w:t>
+              <w:t xml:space="preserve">It is used for getting the response with 5 more variants of questions generated by </w:t>
+            </w:r>
+            <w:proofErr w:type="gramStart"/>
+            <w:r>
+              <w:t>LLM  to</w:t>
+            </w:r>
+            <w:proofErr w:type="gramEnd"/>
+            <w:r>
+              <w:t xml:space="preserve"> verify the answer and a refined final response </w:t>
             </w:r>
           </w:p>
         </w:tc>
@@ -12001,10 +12744,12 @@
               <w:t xml:space="preserve"> which is generated while uploading file and return </w:t>
             </w:r>
             <w:proofErr w:type="spellStart"/>
+            <w:proofErr w:type="gramStart"/>
             <w:r>
               <w:t>a</w:t>
             </w:r>
             <w:proofErr w:type="spellEnd"/>
+            <w:proofErr w:type="gramEnd"/>
             <w:r>
               <w:t xml:space="preserve"> array of length </w:t>
             </w:r>
@@ -12103,9 +12848,14 @@
         <w:pStyle w:val="Heading1"/>
         <w:ind w:left="-5"/>
       </w:pPr>
+      <w:bookmarkStart w:id="22" w:name="_Toc231291595"/>
       <w:r>
         <w:lastRenderedPageBreak/>
-        <w:t xml:space="preserve">Privacy and Safety </w:t>
+        <w:t>Privacy and Safety</w:t>
+      </w:r>
+      <w:bookmarkEnd w:id="22"/>
+      <w:r>
+        <w:t xml:space="preserve"> </w:t>
       </w:r>
     </w:p>
     <w:p>
@@ -12113,11 +12863,19 @@
         <w:pStyle w:val="Heading2"/>
         <w:ind w:left="-5"/>
       </w:pPr>
+      <w:bookmarkStart w:id="23" w:name="_Toc231291596"/>
       <w:r>
         <w:rPr>
           <w:sz w:val="26"/>
         </w:rPr>
-        <w:t xml:space="preserve">Introduction </w:t>
+        <w:t>Introduction</w:t>
+      </w:r>
+      <w:bookmarkEnd w:id="23"/>
+      <w:r>
+        <w:rPr>
+          <w:sz w:val="26"/>
+        </w:rPr>
+        <w:t xml:space="preserve"> </w:t>
       </w:r>
     </w:p>
     <w:p>
@@ -12137,11 +12895,19 @@
         <w:pStyle w:val="Heading2"/>
         <w:ind w:left="-5"/>
       </w:pPr>
+      <w:bookmarkStart w:id="24" w:name="_Toc231291597"/>
       <w:r>
         <w:rPr>
           <w:sz w:val="26"/>
         </w:rPr>
-        <w:t xml:space="preserve">Components of Privacy and Safety </w:t>
+        <w:t>Components of Privacy and Safety</w:t>
+      </w:r>
+      <w:bookmarkEnd w:id="24"/>
+      <w:r>
+        <w:rPr>
+          <w:sz w:val="26"/>
+        </w:rPr>
+        <w:t xml:space="preserve"> </w:t>
       </w:r>
     </w:p>
     <w:p>
@@ -12268,6 +13034,7 @@
           <w:szCs w:val="28"/>
         </w:rPr>
       </w:pPr>
+      <w:bookmarkStart w:id="25" w:name="_Toc231291598"/>
       <w:r>
         <w:rPr>
           <w:bCs/>
@@ -12276,6 +13043,7 @@
         </w:rPr>
         <w:t>About Safety</w:t>
       </w:r>
+      <w:bookmarkEnd w:id="25"/>
     </w:p>
     <w:p>
       <w:pPr>
@@ -12302,6 +13070,7 @@
         <w:spacing w:before="281" w:after="281"/>
         <w:jc w:val="both"/>
       </w:pPr>
+      <w:bookmarkStart w:id="26" w:name="_Toc231291599"/>
       <w:r>
         <w:rPr>
           <w:b/>
@@ -12311,6 +13080,7 @@
         </w:rPr>
         <w:t>Components of Safety</w:t>
       </w:r>
+      <w:bookmarkEnd w:id="26"/>
     </w:p>
     <w:p>
       <w:pPr>
@@ -12355,7 +13125,21 @@
         <w:rPr>
           <w:sz w:val="24"/>
         </w:rPr>
-        <w:t xml:space="preserve"> The module can automatically mask or censor identified profane or inappropriate words in text outputs, ensuring that harmful language is effectively obscured while keeping the overall message intact.</w:t>
+        <w:t xml:space="preserve"> The module can automatically </w:t>
+      </w:r>
+      <w:proofErr w:type="gramStart"/>
+      <w:r>
+        <w:rPr>
+          <w:sz w:val="24"/>
+        </w:rPr>
+        <w:t>mask</w:t>
+      </w:r>
+      <w:proofErr w:type="gramEnd"/>
+      <w:r>
+        <w:rPr>
+          <w:sz w:val="24"/>
+        </w:rPr>
+        <w:t xml:space="preserve"> or censor identified profane or inappropriate words in text outputs, ensuring that harmful language is effectively obscured while keeping the overall message intact.</w:t>
       </w:r>
     </w:p>
     <w:p>
@@ -12378,7 +13162,21 @@
         <w:rPr>
           <w:sz w:val="24"/>
         </w:rPr>
-        <w:t xml:space="preserve"> The Safety module inspects images and videos to detect Not Safe For Work (NSFW) content, including pornography, sexually suggestive material, nudity, and related categories. It identifies specific parts of nudity within media files to help organizations filter and moderate visual content.</w:t>
+        <w:t xml:space="preserve"> The Safety module inspects images and videos to detect Not Safe </w:t>
+      </w:r>
+      <w:proofErr w:type="gramStart"/>
+      <w:r>
+        <w:rPr>
+          <w:sz w:val="24"/>
+        </w:rPr>
+        <w:t>For</w:t>
+      </w:r>
+      <w:proofErr w:type="gramEnd"/>
+      <w:r>
+        <w:rPr>
+          <w:sz w:val="24"/>
+        </w:rPr>
+        <w:t xml:space="preserve"> Work (NSFW) content, including pornography, sexually suggestive material, nudity, and related categories. It identifies specific parts of nudity within media files to help organizations filter and moderate visual content.</w:t>
       </w:r>
     </w:p>
     <w:p>
@@ -12401,7 +13199,21 @@
         <w:rPr>
           <w:sz w:val="24"/>
         </w:rPr>
-        <w:t xml:space="preserve"> By scanning URLs in input data, the Safety module detects potentially malicious or harmful links, helping to prevent phishing, malware distribution, and other cyber threats.</w:t>
+        <w:t xml:space="preserve"> By scanning </w:t>
+      </w:r>
+      <w:proofErr w:type="gramStart"/>
+      <w:r>
+        <w:rPr>
+          <w:sz w:val="24"/>
+        </w:rPr>
+        <w:t>URLs in</w:t>
+      </w:r>
+      <w:proofErr w:type="gramEnd"/>
+      <w:r>
+        <w:rPr>
+          <w:sz w:val="24"/>
+        </w:rPr>
+        <w:t xml:space="preserve"> input data, the Safety module detects potentially malicious or harmful links, helping to prevent phishing, malware distribution, and other cyber threats.</w:t>
       </w:r>
     </w:p>
     <w:p>
@@ -12424,7 +13236,21 @@
         <w:rPr>
           <w:sz w:val="24"/>
         </w:rPr>
-        <w:t xml:space="preserve"> The module supports analysis of CSV file contents for unsafe, toxic, or malicious material and removing or flagging such content. This facilitates large-scale data safety management efficiently.</w:t>
+        <w:t xml:space="preserve"> The module supports analysis of CSV file </w:t>
+      </w:r>
+      <w:proofErr w:type="gramStart"/>
+      <w:r>
+        <w:rPr>
+          <w:sz w:val="24"/>
+        </w:rPr>
+        <w:t>contents</w:t>
+      </w:r>
+      <w:proofErr w:type="gramEnd"/>
+      <w:r>
+        <w:rPr>
+          <w:sz w:val="24"/>
+        </w:rPr>
+        <w:t xml:space="preserve"> for unsafe, toxic, or malicious material and removing or flagging such content. This facilitates large-scale data safety management efficiently.</w:t>
       </w:r>
     </w:p>
     <w:p>
@@ -12455,8 +13281,13 @@
         <w:pStyle w:val="Heading2"/>
         <w:ind w:left="-5"/>
       </w:pPr>
-      <w:r>
-        <w:t xml:space="preserve">Endpoints and Functionalities </w:t>
+      <w:bookmarkStart w:id="27" w:name="_Toc231291600"/>
+      <w:r>
+        <w:t>Endpoints and Functionalities</w:t>
+      </w:r>
+      <w:bookmarkEnd w:id="27"/>
+      <w:r>
+        <w:t xml:space="preserve"> </w:t>
       </w:r>
     </w:p>
     <w:p>
@@ -12483,7 +13314,7 @@
         </w:rPr>
         <w:t xml:space="preserve"> endpoints and their functionalities. Refer to the API documentation:</w:t>
       </w:r>
-      <w:hyperlink r:id="rId25">
+      <w:hyperlink r:id="rId26">
         <w:r>
           <w:rPr>
             <w:sz w:val="24"/>
@@ -12491,7 +13322,7 @@
           <w:t xml:space="preserve"> </w:t>
         </w:r>
       </w:hyperlink>
-      <w:hyperlink r:id="rId26">
+      <w:hyperlink r:id="rId27">
         <w:r>
           <w:rPr>
             <w:color w:val="0563C1"/>
@@ -12501,7 +13332,7 @@
           <w:t>Privacy Models</w:t>
         </w:r>
       </w:hyperlink>
-      <w:hyperlink r:id="rId27">
+      <w:hyperlink r:id="rId28">
         <w:r>
           <w:rPr>
             <w:sz w:val="24"/>
@@ -12509,7 +13340,7 @@
           <w:t>,</w:t>
         </w:r>
       </w:hyperlink>
-      <w:hyperlink r:id="rId28">
+      <w:hyperlink r:id="rId29">
         <w:r>
           <w:rPr>
             <w:sz w:val="24"/>
@@ -12517,7 +13348,7 @@
           <w:t xml:space="preserve"> </w:t>
         </w:r>
       </w:hyperlink>
-      <w:hyperlink r:id="rId29">
+      <w:hyperlink r:id="rId30">
         <w:r>
           <w:rPr>
             <w:color w:val="0563C1"/>
@@ -12527,7 +13358,7 @@
           <w:t>Safety</w:t>
         </w:r>
       </w:hyperlink>
-      <w:hyperlink r:id="rId30">
+      <w:hyperlink r:id="rId31">
         <w:r>
           <w:rPr>
             <w:color w:val="0563C1"/>
@@ -12537,7 +13368,7 @@
           <w:t xml:space="preserve"> </w:t>
         </w:r>
       </w:hyperlink>
-      <w:hyperlink r:id="rId31">
+      <w:hyperlink r:id="rId32">
         <w:r>
           <w:rPr>
             <w:color w:val="0563C1"/>
@@ -12547,7 +13378,7 @@
           <w:t>Models</w:t>
         </w:r>
       </w:hyperlink>
-      <w:hyperlink r:id="rId32">
+      <w:hyperlink r:id="rId33">
         <w:r>
           <w:t xml:space="preserve"> </w:t>
         </w:r>
@@ -12953,15 +13784,7 @@
           </w:tcPr>
           <w:p>
             <w:r>
-              <w:t>/rai/v1/privacy/</w:t>
-            </w:r>
-            <w:proofErr w:type="spellStart"/>
-            <w:r>
-              <w:t>dicom</w:t>
-            </w:r>
-            <w:proofErr w:type="spellEnd"/>
-            <w:r>
-              <w:t xml:space="preserve">/anonymize </w:t>
+              <w:t xml:space="preserve">/rai/v1/privacy/dicom/anonymize </w:t>
             </w:r>
           </w:p>
         </w:tc>
@@ -12977,15 +13800,7 @@
           </w:tcPr>
           <w:p>
             <w:r>
-              <w:t xml:space="preserve">Identifies and anonymizes the PII entities present in </w:t>
-            </w:r>
-            <w:proofErr w:type="spellStart"/>
-            <w:r>
-              <w:t>dicom</w:t>
-            </w:r>
-            <w:proofErr w:type="spellEnd"/>
-            <w:r>
-              <w:t xml:space="preserve"> images </w:t>
+              <w:t xml:space="preserve">Identifies and anonymizes the PII entities present in dicom images </w:t>
             </w:r>
           </w:p>
         </w:tc>
@@ -13571,45 +14386,6 @@
         </w:rPr>
         <w:t xml:space="preserve"> </w:t>
       </w:r>
-    </w:p>
-    <w:p>
-      <w:pPr>
-        <w:tabs>
-          <w:tab w:val="center" w:pos="4337"/>
-        </w:tabs>
-        <w:spacing w:after="0"/>
-        <w:rPr>
-          <w:b/>
-          <w:bCs/>
-          <w:color w:val="0070C0"/>
-        </w:rPr>
-      </w:pPr>
-    </w:p>
-    <w:p>
-      <w:pPr>
-        <w:tabs>
-          <w:tab w:val="center" w:pos="4337"/>
-        </w:tabs>
-        <w:spacing w:after="0"/>
-        <w:rPr>
-          <w:b/>
-          <w:bCs/>
-          <w:color w:val="0070C0"/>
-        </w:rPr>
-      </w:pPr>
-    </w:p>
-    <w:p>
-      <w:pPr>
-        <w:tabs>
-          <w:tab w:val="center" w:pos="4337"/>
-        </w:tabs>
-        <w:spacing w:after="0"/>
-        <w:rPr>
-          <w:b/>
-          <w:bCs/>
-          <w:color w:val="0070C0"/>
-        </w:rPr>
-      </w:pPr>
     </w:p>
     <w:p>
       <w:pPr>
@@ -13971,7 +14747,15 @@
           </w:tcPr>
           <w:p>
             <w:r>
-              <w:t xml:space="preserve">Generate images based on the prompt and can check under which label(drawings, hentai, porn, neutral or sexy) they would fall </w:t>
+              <w:t xml:space="preserve">Generate images based on the prompt and can check under which </w:t>
+            </w:r>
+            <w:proofErr w:type="gramStart"/>
+            <w:r>
+              <w:t>label(</w:t>
+            </w:r>
+            <w:proofErr w:type="gramEnd"/>
+            <w:r>
+              <w:t xml:space="preserve">drawings, hentai, porn, neutral or sexy) they would fall </w:t>
             </w:r>
           </w:p>
         </w:tc>
@@ -14264,14 +15048,19 @@
         </w:tc>
       </w:tr>
     </w:tbl>
+    <w:p/>
     <w:p>
       <w:pPr>
         <w:pStyle w:val="Heading1"/>
         <w:ind w:left="-5"/>
       </w:pPr>
-      <w:r>
-        <w:lastRenderedPageBreak/>
-        <w:t xml:space="preserve">Security </w:t>
+      <w:bookmarkStart w:id="28" w:name="_Toc231291601"/>
+      <w:r>
+        <w:t>Responsible AI toolkit UI</w:t>
+      </w:r>
+      <w:bookmarkEnd w:id="28"/>
+      <w:r>
+        <w:t xml:space="preserve"> </w:t>
       </w:r>
     </w:p>
     <w:p>
@@ -14279,11 +15068,19 @@
         <w:pStyle w:val="Heading2"/>
         <w:ind w:left="-5"/>
       </w:pPr>
+      <w:bookmarkStart w:id="29" w:name="_Toc231291602"/>
       <w:r>
         <w:rPr>
           <w:sz w:val="26"/>
         </w:rPr>
-        <w:t xml:space="preserve">Introduction  </w:t>
+        <w:t>Introduction</w:t>
+      </w:r>
+      <w:bookmarkEnd w:id="29"/>
+      <w:r>
+        <w:rPr>
+          <w:sz w:val="26"/>
+        </w:rPr>
+        <w:t xml:space="preserve">  </w:t>
       </w:r>
     </w:p>
     <w:p>
@@ -14292,16 +15089,37 @@
         <w:ind w:left="10" w:right="37" w:hanging="10"/>
       </w:pPr>
       <w:r>
-        <w:t xml:space="preserve">The introduction of a security module in RAI is a crucial step to safeguard the integrity and reliability of the platform. By incorporating robust security measures, RAI aims to protect user data, prevent unauthorized access, and ensure the platform's resilience against cyber threats. This module likely encompasses various security protocols, encryption techniques, authentication mechanisms, and risk management strategies to create a secure environment for users and their transactions.  </w:t>
-      </w:r>
-    </w:p>
-    <w:p>
-      <w:pPr>
-        <w:spacing w:after="197" w:line="258" w:lineRule="auto"/>
+        <w:t xml:space="preserve">Responsible AI toolkit UI designed with user experience at the forefront, offering an intuitive and organized interface that brings various functionalities to your fingertips. The interface is structured </w:t>
+      </w:r>
+      <w:r>
+        <w:lastRenderedPageBreak/>
+        <w:t xml:space="preserve">around multiple tabs, each serving a distinct purpose to accommodate different types of data inputs and outputs. Whether you're working with text, images, videos, audio, file or code prompts, each tab dynamically interfaces with the backend APIs to process your requests and return the relevant results. </w:t>
+      </w:r>
+    </w:p>
+    <w:p>
+      <w:pPr>
+        <w:spacing w:after="161" w:line="258" w:lineRule="auto"/>
         <w:ind w:left="10" w:right="37" w:hanging="10"/>
       </w:pPr>
       <w:r>
-        <w:t xml:space="preserve">Security module is a software component safeguarding digital systems by implementing robust protection mechanisms. Key features include authentication, authorization, encryption, intrusion detection, and access control to prevent unauthorized access, data breaches, and system failures. </w:t>
+        <w:t xml:space="preserve">This multi-tab setup allows users to seamlessly switch between various tasks without cluttering the workspace, providing a clean, efficient environment. It ensures that no matter the format or nature of the input, the outputs are delivered in a structured and easy-to-understand way. Whether you're analyzing visual content, interacting with multimedia, or working with code-based requests, each section of the interface is purpose-built to support and display results in a way that enhances productivity and reduces complexity. </w:t>
+      </w:r>
+    </w:p>
+    <w:p>
+      <w:pPr>
+        <w:spacing w:after="0"/>
+      </w:pPr>
+      <w:r>
+        <w:t xml:space="preserve"> </w:t>
+      </w:r>
+    </w:p>
+    <w:p>
+      <w:pPr>
+        <w:spacing w:after="194" w:line="258" w:lineRule="auto"/>
+        <w:ind w:left="10" w:right="37" w:hanging="10"/>
+      </w:pPr>
+      <w:r>
+        <w:t xml:space="preserve">By abstracting complex backend processes into distinct views, our platform empowers users to effortlessly navigate and interact with a variety of functionalities, making it the perfect tool for both technical and non-technical users alike </w:t>
       </w:r>
     </w:p>
     <w:p>
@@ -14309,887 +15127,19 @@
         <w:pStyle w:val="Heading2"/>
         <w:ind w:left="-5"/>
       </w:pPr>
+      <w:bookmarkStart w:id="30" w:name="_Toc231291603"/>
       <w:r>
         <w:rPr>
           <w:sz w:val="26"/>
         </w:rPr>
-        <w:t xml:space="preserve">Features of a Security Module </w:t>
-      </w:r>
-    </w:p>
-    <w:p>
-      <w:pPr>
-        <w:spacing w:after="26" w:line="252" w:lineRule="auto"/>
-        <w:ind w:left="10" w:right="44" w:hanging="10"/>
-        <w:jc w:val="both"/>
-      </w:pPr>
-      <w:r>
-        <w:rPr>
-          <w:sz w:val="24"/>
-        </w:rPr>
-        <w:t xml:space="preserve">A security module typically incorporates the following features: </w:t>
-      </w:r>
-    </w:p>
-    <w:p>
-      <w:pPr>
-        <w:numPr>
-          <w:ilvl w:val="0"/>
-          <w:numId w:val="2"/>
-        </w:numPr>
-        <w:spacing w:after="7" w:line="252" w:lineRule="auto"/>
-        <w:ind w:right="44" w:hanging="360"/>
-        <w:jc w:val="both"/>
-      </w:pPr>
-      <w:r>
-        <w:rPr>
-          <w:color w:val="4472C4"/>
-          <w:sz w:val="24"/>
-        </w:rPr>
-        <w:t xml:space="preserve">Authentication: </w:t>
-      </w:r>
-      <w:r>
-        <w:rPr>
-          <w:sz w:val="24"/>
-        </w:rPr>
-        <w:t xml:space="preserve">Verifies user identity to grant access. </w:t>
-      </w:r>
-    </w:p>
-    <w:p>
-      <w:pPr>
-        <w:numPr>
-          <w:ilvl w:val="0"/>
-          <w:numId w:val="2"/>
-        </w:numPr>
-        <w:spacing w:after="7" w:line="252" w:lineRule="auto"/>
-        <w:ind w:right="44" w:hanging="360"/>
-        <w:jc w:val="both"/>
-      </w:pPr>
-      <w:r>
-        <w:rPr>
-          <w:color w:val="4472C4"/>
-          <w:sz w:val="24"/>
-        </w:rPr>
-        <w:t xml:space="preserve">Authorization: </w:t>
-      </w:r>
-      <w:r>
-        <w:rPr>
-          <w:sz w:val="24"/>
-        </w:rPr>
-        <w:t xml:space="preserve">Defines permitted actions based on user roles and privileges. </w:t>
-      </w:r>
-    </w:p>
-    <w:p>
-      <w:pPr>
-        <w:numPr>
-          <w:ilvl w:val="0"/>
-          <w:numId w:val="2"/>
-        </w:numPr>
-        <w:spacing w:after="7" w:line="252" w:lineRule="auto"/>
-        <w:ind w:right="44" w:hanging="360"/>
-        <w:jc w:val="both"/>
-      </w:pPr>
-      <w:r>
-        <w:rPr>
-          <w:color w:val="4472C4"/>
-          <w:sz w:val="24"/>
-        </w:rPr>
-        <w:t xml:space="preserve">Encryption: </w:t>
-      </w:r>
-      <w:r>
-        <w:rPr>
-          <w:sz w:val="24"/>
-        </w:rPr>
-        <w:t xml:space="preserve">Protects data confidentiality through secure encoding. </w:t>
-      </w:r>
-    </w:p>
-    <w:p>
-      <w:pPr>
-        <w:numPr>
-          <w:ilvl w:val="0"/>
-          <w:numId w:val="2"/>
-        </w:numPr>
-        <w:spacing w:after="7" w:line="252" w:lineRule="auto"/>
-        <w:ind w:right="44" w:hanging="360"/>
-        <w:jc w:val="both"/>
-      </w:pPr>
-      <w:r>
-        <w:rPr>
-          <w:color w:val="4472C4"/>
-          <w:sz w:val="24"/>
-        </w:rPr>
-        <w:t xml:space="preserve">Intrusion Detection: </w:t>
-      </w:r>
-      <w:r>
-        <w:rPr>
-          <w:sz w:val="24"/>
-        </w:rPr>
-        <w:t xml:space="preserve">Monitors for suspicious activities and threats. </w:t>
-      </w:r>
-    </w:p>
-    <w:p>
-      <w:pPr>
-        <w:numPr>
-          <w:ilvl w:val="0"/>
-          <w:numId w:val="2"/>
-        </w:numPr>
-        <w:spacing w:after="7" w:line="252" w:lineRule="auto"/>
-        <w:ind w:right="44" w:hanging="360"/>
-        <w:jc w:val="both"/>
-      </w:pPr>
-      <w:r>
-        <w:rPr>
-          <w:color w:val="4472C4"/>
-          <w:sz w:val="24"/>
-        </w:rPr>
-        <w:t xml:space="preserve">Access Control: </w:t>
-      </w:r>
-      <w:r>
-        <w:rPr>
-          <w:sz w:val="24"/>
-        </w:rPr>
-        <w:t xml:space="preserve">Restricts system access to authorized individuals. </w:t>
-      </w:r>
-    </w:p>
-    <w:p>
-      <w:pPr>
-        <w:numPr>
-          <w:ilvl w:val="0"/>
-          <w:numId w:val="2"/>
-        </w:numPr>
-        <w:spacing w:after="7" w:line="252" w:lineRule="auto"/>
-        <w:ind w:right="44" w:hanging="360"/>
-        <w:jc w:val="both"/>
-      </w:pPr>
-      <w:r>
-        <w:rPr>
-          <w:color w:val="4472C4"/>
-          <w:sz w:val="24"/>
-        </w:rPr>
-        <w:t>Audit Logging</w:t>
-      </w:r>
-      <w:r>
-        <w:rPr>
-          <w:b/>
-          <w:color w:val="4472C4"/>
-          <w:sz w:val="24"/>
-        </w:rPr>
-        <w:t>:</w:t>
-      </w:r>
-      <w:r>
-        <w:rPr>
-          <w:color w:val="4472C4"/>
-          <w:sz w:val="24"/>
+        <w:t>Features of a UI</w:t>
+      </w:r>
+      <w:bookmarkEnd w:id="30"/>
+      <w:r>
+        <w:rPr>
+          <w:sz w:val="26"/>
         </w:rPr>
         <w:t xml:space="preserve"> </w:t>
-      </w:r>
-      <w:r>
-        <w:rPr>
-          <w:sz w:val="24"/>
-        </w:rPr>
-        <w:t xml:space="preserve">Records system activities for security analysis. </w:t>
-      </w:r>
-    </w:p>
-    <w:p>
-      <w:pPr>
-        <w:numPr>
-          <w:ilvl w:val="0"/>
-          <w:numId w:val="2"/>
-        </w:numPr>
-        <w:spacing w:after="7" w:line="252" w:lineRule="auto"/>
-        <w:ind w:right="44" w:hanging="360"/>
-        <w:jc w:val="both"/>
-      </w:pPr>
-      <w:r>
-        <w:rPr>
-          <w:color w:val="4472C4"/>
-          <w:sz w:val="24"/>
-        </w:rPr>
-        <w:t xml:space="preserve">Data Integrity: </w:t>
-      </w:r>
-      <w:r>
-        <w:rPr>
-          <w:sz w:val="24"/>
-        </w:rPr>
-        <w:t xml:space="preserve">Ensures data accuracy and consistency. </w:t>
-      </w:r>
-    </w:p>
-    <w:p>
-      <w:pPr>
-        <w:numPr>
-          <w:ilvl w:val="0"/>
-          <w:numId w:val="2"/>
-        </w:numPr>
-        <w:spacing w:after="168" w:line="252" w:lineRule="auto"/>
-        <w:ind w:right="44" w:hanging="360"/>
-        <w:jc w:val="both"/>
-      </w:pPr>
-      <w:r>
-        <w:rPr>
-          <w:color w:val="4472C4"/>
-          <w:sz w:val="24"/>
-        </w:rPr>
-        <w:t xml:space="preserve">Non-repudiation: </w:t>
-      </w:r>
-      <w:r>
-        <w:rPr>
-          <w:sz w:val="24"/>
-        </w:rPr>
-        <w:t xml:space="preserve">Prevents denial of actions or transactions. </w:t>
-      </w:r>
-    </w:p>
-    <w:p>
-      <w:pPr>
-        <w:spacing w:after="40"/>
-        <w:ind w:left="-5" w:right="6278" w:hanging="10"/>
-      </w:pPr>
-      <w:r>
-        <w:rPr>
-          <w:color w:val="2F5496"/>
-          <w:sz w:val="26"/>
-        </w:rPr>
-        <w:t xml:space="preserve">Component of Security </w:t>
-      </w:r>
-      <w:r>
-        <w:rPr>
-          <w:color w:val="1F3763"/>
-          <w:sz w:val="24"/>
-        </w:rPr>
-        <w:t xml:space="preserve">Bulk Vulnerability Assessment </w:t>
-      </w:r>
-    </w:p>
-    <w:p>
-      <w:pPr>
-        <w:spacing w:after="322" w:line="252" w:lineRule="auto"/>
-        <w:ind w:left="10" w:right="44" w:hanging="10"/>
-        <w:jc w:val="both"/>
-      </w:pPr>
-      <w:r>
-        <w:rPr>
-          <w:sz w:val="24"/>
-        </w:rPr>
-        <w:t xml:space="preserve">It is a comprehensive model assessment report that involves simulating a variety of potential attacks on the model to identify vulnerabilities. This process allows us to understand how the model might be compromised under different scenarios. In addition to analyzing these threats, we are also proposing a defense strategy designed to protect user models from the predicted attacks. This dual approach ensures that we not only identify weaknesses but also provide actionable solutions to enhance the security of the models. </w:t>
-      </w:r>
-    </w:p>
-    <w:p>
-      <w:pPr>
-        <w:pStyle w:val="Heading2"/>
-        <w:ind w:left="-5"/>
-      </w:pPr>
-      <w:r>
-        <w:t xml:space="preserve">Endpoints and Functionalities </w:t>
-      </w:r>
-    </w:p>
-    <w:p>
-      <w:pPr>
-        <w:spacing w:after="89" w:line="252" w:lineRule="auto"/>
-        <w:ind w:left="10" w:right="44" w:hanging="10"/>
-        <w:jc w:val="both"/>
-      </w:pPr>
-      <w:r>
-        <w:rPr>
-          <w:sz w:val="24"/>
-        </w:rPr>
-        <w:t xml:space="preserve">The following table lists the available Security endpoints and their functionalities. Refer to the API documentation: </w:t>
-      </w:r>
-      <w:hyperlink r:id="rId33">
-        <w:r>
-          <w:rPr>
-            <w:color w:val="0563C1"/>
-            <w:sz w:val="24"/>
-            <w:u w:val="single" w:color="0563C1"/>
-          </w:rPr>
-          <w:t>Security Models</w:t>
-        </w:r>
-      </w:hyperlink>
-      <w:hyperlink r:id="rId34">
-        <w:r>
-          <w:rPr>
-            <w:sz w:val="24"/>
-          </w:rPr>
-          <w:t xml:space="preserve"> </w:t>
-        </w:r>
-      </w:hyperlink>
-      <w:r>
-        <w:rPr>
-          <w:sz w:val="24"/>
-        </w:rPr>
-        <w:t xml:space="preserve"> </w:t>
-      </w:r>
-    </w:p>
-    <w:p>
-      <w:pPr>
-        <w:spacing w:after="0"/>
-        <w:ind w:left="108"/>
-      </w:pPr>
-      <w:r>
-        <w:rPr>
-          <w:b/>
-          <w:color w:val="0070C0"/>
-        </w:rPr>
-        <w:t xml:space="preserve"> </w:t>
-      </w:r>
-      <w:r>
-        <w:rPr>
-          <w:b/>
-          <w:color w:val="0070C0"/>
-        </w:rPr>
-        <w:tab/>
-        <w:t xml:space="preserve"> </w:t>
-      </w:r>
-    </w:p>
-    <w:tbl>
-      <w:tblPr>
-        <w:tblStyle w:val="TableGrid"/>
-        <w:tblW w:w="9806" w:type="dxa"/>
-        <w:tblInd w:w="1" w:type="dxa"/>
-        <w:tblCellMar>
-          <w:top w:w="4" w:type="dxa"/>
-          <w:left w:w="107" w:type="dxa"/>
-          <w:right w:w="115" w:type="dxa"/>
-        </w:tblCellMar>
-        <w:tblLook w:val="04A0" w:firstRow="1" w:lastRow="0" w:firstColumn="1" w:lastColumn="0" w:noHBand="0" w:noVBand="1"/>
-      </w:tblPr>
-      <w:tblGrid>
-        <w:gridCol w:w="4257"/>
-        <w:gridCol w:w="5549"/>
-      </w:tblGrid>
-      <w:tr>
-        <w:trPr>
-          <w:trHeight w:val="322"/>
-        </w:trPr>
-        <w:tc>
-          <w:tcPr>
-            <w:tcW w:w="4257" w:type="dxa"/>
-            <w:tcBorders>
-              <w:top w:val="single" w:sz="4" w:space="0" w:color="000000"/>
-              <w:left w:val="single" w:sz="4" w:space="0" w:color="000000"/>
-              <w:bottom w:val="single" w:sz="4" w:space="0" w:color="000000"/>
-              <w:right w:val="single" w:sz="4" w:space="0" w:color="000000"/>
-            </w:tcBorders>
-            <w:shd w:val="clear" w:color="auto" w:fill="156082"/>
-          </w:tcPr>
-          <w:p>
-            <w:pPr>
-              <w:ind w:left="5"/>
-              <w:jc w:val="center"/>
-            </w:pPr>
-            <w:r>
-              <w:rPr>
-                <w:b/>
-                <w:color w:val="FFFFFF"/>
-                <w:sz w:val="24"/>
-              </w:rPr>
-              <w:t xml:space="preserve">Endpoint </w:t>
-            </w:r>
-          </w:p>
-        </w:tc>
-        <w:tc>
-          <w:tcPr>
-            <w:tcW w:w="5549" w:type="dxa"/>
-            <w:tcBorders>
-              <w:top w:val="single" w:sz="4" w:space="0" w:color="000000"/>
-              <w:left w:val="single" w:sz="4" w:space="0" w:color="000000"/>
-              <w:bottom w:val="single" w:sz="4" w:space="0" w:color="000000"/>
-              <w:right w:val="single" w:sz="4" w:space="0" w:color="000000"/>
-            </w:tcBorders>
-            <w:shd w:val="clear" w:color="auto" w:fill="156082"/>
-          </w:tcPr>
-          <w:p>
-            <w:pPr>
-              <w:ind w:left="7"/>
-              <w:jc w:val="center"/>
-            </w:pPr>
-            <w:r>
-              <w:rPr>
-                <w:b/>
-                <w:color w:val="FFFFFF"/>
-                <w:sz w:val="24"/>
-              </w:rPr>
-              <w:t xml:space="preserve">Description </w:t>
-            </w:r>
-          </w:p>
-        </w:tc>
-      </w:tr>
-      <w:tr>
-        <w:trPr>
-          <w:trHeight w:val="914"/>
-        </w:trPr>
-        <w:tc>
-          <w:tcPr>
-            <w:tcW w:w="4257" w:type="dxa"/>
-            <w:tcBorders>
-              <w:top w:val="single" w:sz="4" w:space="0" w:color="000000"/>
-              <w:left w:val="single" w:sz="4" w:space="0" w:color="000000"/>
-              <w:bottom w:val="single" w:sz="4" w:space="0" w:color="000000"/>
-              <w:right w:val="single" w:sz="4" w:space="0" w:color="000000"/>
-            </w:tcBorders>
-            <w:vAlign w:val="center"/>
-          </w:tcPr>
-          <w:p>
-            <w:r>
-              <w:t>/v1/workbench/</w:t>
-            </w:r>
-            <w:proofErr w:type="spellStart"/>
-            <w:r>
-              <w:t>adddata</w:t>
-            </w:r>
-            <w:proofErr w:type="spellEnd"/>
-            <w:r>
-              <w:t xml:space="preserve"> </w:t>
-            </w:r>
-          </w:p>
-        </w:tc>
-        <w:tc>
-          <w:tcPr>
-            <w:tcW w:w="5549" w:type="dxa"/>
-            <w:tcBorders>
-              <w:top w:val="single" w:sz="4" w:space="0" w:color="000000"/>
-              <w:left w:val="single" w:sz="4" w:space="0" w:color="000000"/>
-              <w:bottom w:val="single" w:sz="4" w:space="0" w:color="000000"/>
-              <w:right w:val="single" w:sz="4" w:space="0" w:color="000000"/>
-            </w:tcBorders>
-            <w:vAlign w:val="center"/>
-          </w:tcPr>
-          <w:p>
-            <w:pPr>
-              <w:ind w:left="1"/>
-            </w:pPr>
-            <w:r>
-              <w:t xml:space="preserve">Use for Uploading data  </w:t>
-            </w:r>
-          </w:p>
-        </w:tc>
-      </w:tr>
-      <w:tr>
-        <w:trPr>
-          <w:trHeight w:val="610"/>
-        </w:trPr>
-        <w:tc>
-          <w:tcPr>
-            <w:tcW w:w="4257" w:type="dxa"/>
-            <w:tcBorders>
-              <w:top w:val="single" w:sz="4" w:space="0" w:color="000000"/>
-              <w:left w:val="single" w:sz="4" w:space="0" w:color="000000"/>
-              <w:bottom w:val="single" w:sz="4" w:space="0" w:color="000000"/>
-              <w:right w:val="single" w:sz="4" w:space="0" w:color="000000"/>
-            </w:tcBorders>
-            <w:vAlign w:val="center"/>
-          </w:tcPr>
-          <w:p>
-            <w:r>
-              <w:lastRenderedPageBreak/>
-              <w:t xml:space="preserve">/v1/workbench/data </w:t>
-            </w:r>
-          </w:p>
-        </w:tc>
-        <w:tc>
-          <w:tcPr>
-            <w:tcW w:w="5549" w:type="dxa"/>
-            <w:tcBorders>
-              <w:top w:val="single" w:sz="4" w:space="0" w:color="000000"/>
-              <w:left w:val="single" w:sz="4" w:space="0" w:color="000000"/>
-              <w:bottom w:val="single" w:sz="4" w:space="0" w:color="000000"/>
-              <w:right w:val="single" w:sz="4" w:space="0" w:color="000000"/>
-            </w:tcBorders>
-            <w:vAlign w:val="center"/>
-          </w:tcPr>
-          <w:p>
-            <w:pPr>
-              <w:ind w:left="1"/>
-            </w:pPr>
-            <w:r>
-              <w:t xml:space="preserve">To retrieve the details of the uploaded data </w:t>
-            </w:r>
-          </w:p>
-        </w:tc>
-      </w:tr>
-      <w:tr>
-        <w:trPr>
-          <w:trHeight w:val="610"/>
-        </w:trPr>
-        <w:tc>
-          <w:tcPr>
-            <w:tcW w:w="4257" w:type="dxa"/>
-            <w:tcBorders>
-              <w:top w:val="single" w:sz="4" w:space="0" w:color="000000"/>
-              <w:left w:val="single" w:sz="4" w:space="0" w:color="000000"/>
-              <w:bottom w:val="single" w:sz="4" w:space="0" w:color="000000"/>
-              <w:right w:val="single" w:sz="4" w:space="0" w:color="000000"/>
-            </w:tcBorders>
-            <w:vAlign w:val="center"/>
-          </w:tcPr>
-          <w:p>
-            <w:r>
-              <w:t>/v1/workbench/</w:t>
-            </w:r>
-            <w:proofErr w:type="spellStart"/>
-            <w:r>
-              <w:t>addmodel</w:t>
-            </w:r>
-            <w:proofErr w:type="spellEnd"/>
-            <w:r>
-              <w:t xml:space="preserve"> </w:t>
-            </w:r>
-          </w:p>
-        </w:tc>
-        <w:tc>
-          <w:tcPr>
-            <w:tcW w:w="5549" w:type="dxa"/>
-            <w:tcBorders>
-              <w:top w:val="single" w:sz="4" w:space="0" w:color="000000"/>
-              <w:left w:val="single" w:sz="4" w:space="0" w:color="000000"/>
-              <w:bottom w:val="single" w:sz="4" w:space="0" w:color="000000"/>
-              <w:right w:val="single" w:sz="4" w:space="0" w:color="000000"/>
-            </w:tcBorders>
-            <w:vAlign w:val="center"/>
-          </w:tcPr>
-          <w:p>
-            <w:pPr>
-              <w:ind w:left="1"/>
-            </w:pPr>
-            <w:r>
-              <w:t xml:space="preserve">Use for Model Upload </w:t>
-            </w:r>
-          </w:p>
-        </w:tc>
-      </w:tr>
-      <w:tr>
-        <w:trPr>
-          <w:trHeight w:val="310"/>
-        </w:trPr>
-        <w:tc>
-          <w:tcPr>
-            <w:tcW w:w="4257" w:type="dxa"/>
-            <w:tcBorders>
-              <w:top w:val="single" w:sz="4" w:space="0" w:color="000000"/>
-              <w:left w:val="single" w:sz="4" w:space="0" w:color="000000"/>
-              <w:bottom w:val="single" w:sz="4" w:space="0" w:color="000000"/>
-              <w:right w:val="single" w:sz="4" w:space="0" w:color="000000"/>
-            </w:tcBorders>
-          </w:tcPr>
-          <w:p>
-            <w:r>
-              <w:t xml:space="preserve">/v1/workbench/model </w:t>
-            </w:r>
-          </w:p>
-        </w:tc>
-        <w:tc>
-          <w:tcPr>
-            <w:tcW w:w="5549" w:type="dxa"/>
-            <w:tcBorders>
-              <w:top w:val="single" w:sz="4" w:space="0" w:color="000000"/>
-              <w:left w:val="single" w:sz="4" w:space="0" w:color="000000"/>
-              <w:bottom w:val="single" w:sz="4" w:space="0" w:color="000000"/>
-              <w:right w:val="single" w:sz="4" w:space="0" w:color="000000"/>
-            </w:tcBorders>
-          </w:tcPr>
-          <w:p>
-            <w:pPr>
-              <w:ind w:left="1"/>
-            </w:pPr>
-            <w:r>
-              <w:t xml:space="preserve">To retrieve the details of the uploaded model </w:t>
-            </w:r>
-          </w:p>
-        </w:tc>
-      </w:tr>
-      <w:tr>
-        <w:trPr>
-          <w:trHeight w:val="547"/>
-        </w:trPr>
-        <w:tc>
-          <w:tcPr>
-            <w:tcW w:w="4257" w:type="dxa"/>
-            <w:tcBorders>
-              <w:top w:val="single" w:sz="4" w:space="0" w:color="000000"/>
-              <w:left w:val="single" w:sz="4" w:space="0" w:color="000000"/>
-              <w:bottom w:val="single" w:sz="4" w:space="0" w:color="000000"/>
-              <w:right w:val="single" w:sz="4" w:space="0" w:color="000000"/>
-            </w:tcBorders>
-            <w:vAlign w:val="center"/>
-          </w:tcPr>
-          <w:p>
-            <w:r>
-              <w:t>/rai/v1/</w:t>
-            </w:r>
-            <w:proofErr w:type="spellStart"/>
-            <w:r>
-              <w:t>security_workbench</w:t>
-            </w:r>
-            <w:proofErr w:type="spellEnd"/>
-            <w:r>
-              <w:t xml:space="preserve">/attack </w:t>
-            </w:r>
-          </w:p>
-        </w:tc>
-        <w:tc>
-          <w:tcPr>
-            <w:tcW w:w="5549" w:type="dxa"/>
-            <w:tcBorders>
-              <w:top w:val="single" w:sz="4" w:space="0" w:color="000000"/>
-              <w:left w:val="single" w:sz="4" w:space="0" w:color="000000"/>
-              <w:bottom w:val="single" w:sz="4" w:space="0" w:color="000000"/>
-              <w:right w:val="single" w:sz="4" w:space="0" w:color="000000"/>
-            </w:tcBorders>
-          </w:tcPr>
-          <w:p>
-            <w:pPr>
-              <w:ind w:left="1"/>
-            </w:pPr>
-            <w:r>
-              <w:t xml:space="preserve">To check which attacks is applicable, user have to provide classifier and data type to this </w:t>
-            </w:r>
-            <w:proofErr w:type="spellStart"/>
-            <w:r>
-              <w:t>api</w:t>
-            </w:r>
-            <w:proofErr w:type="spellEnd"/>
-            <w:r>
-              <w:t xml:space="preserve"> endpoint </w:t>
-            </w:r>
-          </w:p>
-        </w:tc>
-      </w:tr>
-      <w:tr>
-        <w:trPr>
-          <w:trHeight w:val="310"/>
-        </w:trPr>
-        <w:tc>
-          <w:tcPr>
-            <w:tcW w:w="4257" w:type="dxa"/>
-            <w:tcBorders>
-              <w:top w:val="single" w:sz="4" w:space="0" w:color="000000"/>
-              <w:left w:val="single" w:sz="4" w:space="0" w:color="000000"/>
-              <w:bottom w:val="single" w:sz="4" w:space="0" w:color="000000"/>
-              <w:right w:val="single" w:sz="4" w:space="0" w:color="000000"/>
-            </w:tcBorders>
-          </w:tcPr>
-          <w:p>
-            <w:r>
-              <w:t>/v1/workbench/</w:t>
-            </w:r>
-            <w:proofErr w:type="spellStart"/>
-            <w:r>
-              <w:t>batchgeneration</w:t>
-            </w:r>
-            <w:proofErr w:type="spellEnd"/>
-            <w:r>
-              <w:t xml:space="preserve"> </w:t>
-            </w:r>
-          </w:p>
-        </w:tc>
-        <w:tc>
-          <w:tcPr>
-            <w:tcW w:w="5549" w:type="dxa"/>
-            <w:tcBorders>
-              <w:top w:val="single" w:sz="4" w:space="0" w:color="000000"/>
-              <w:left w:val="single" w:sz="4" w:space="0" w:color="000000"/>
-              <w:bottom w:val="single" w:sz="4" w:space="0" w:color="000000"/>
-              <w:right w:val="single" w:sz="4" w:space="0" w:color="000000"/>
-            </w:tcBorders>
-          </w:tcPr>
-          <w:p>
-            <w:pPr>
-              <w:ind w:left="1"/>
-            </w:pPr>
-            <w:r>
-              <w:t xml:space="preserve">Use for </w:t>
-            </w:r>
-            <w:proofErr w:type="spellStart"/>
-            <w:r>
-              <w:t>Batchgeneration</w:t>
-            </w:r>
-            <w:proofErr w:type="spellEnd"/>
-            <w:r>
-              <w:t xml:space="preserve"> </w:t>
-            </w:r>
-          </w:p>
-        </w:tc>
-      </w:tr>
-      <w:tr>
-        <w:trPr>
-          <w:trHeight w:val="802"/>
-        </w:trPr>
-        <w:tc>
-          <w:tcPr>
-            <w:tcW w:w="4257" w:type="dxa"/>
-            <w:tcBorders>
-              <w:top w:val="single" w:sz="4" w:space="0" w:color="000000"/>
-              <w:left w:val="single" w:sz="4" w:space="0" w:color="000000"/>
-              <w:bottom w:val="single" w:sz="4" w:space="0" w:color="000000"/>
-              <w:right w:val="single" w:sz="4" w:space="0" w:color="000000"/>
-            </w:tcBorders>
-            <w:vAlign w:val="center"/>
-          </w:tcPr>
-          <w:p>
-            <w:r>
-              <w:t>/rai/v1/</w:t>
-            </w:r>
-            <w:proofErr w:type="spellStart"/>
-            <w:r>
-              <w:t>security_workbench</w:t>
-            </w:r>
-            <w:proofErr w:type="spellEnd"/>
-            <w:r>
-              <w:t>/</w:t>
-            </w:r>
-            <w:proofErr w:type="spellStart"/>
-            <w:r>
-              <w:t>runallattacks</w:t>
-            </w:r>
-            <w:proofErr w:type="spellEnd"/>
-            <w:r>
-              <w:t xml:space="preserve"> </w:t>
-            </w:r>
-          </w:p>
-        </w:tc>
-        <w:tc>
-          <w:tcPr>
-            <w:tcW w:w="5549" w:type="dxa"/>
-            <w:tcBorders>
-              <w:top w:val="single" w:sz="4" w:space="0" w:color="000000"/>
-              <w:left w:val="single" w:sz="4" w:space="0" w:color="000000"/>
-              <w:bottom w:val="single" w:sz="4" w:space="0" w:color="000000"/>
-              <w:right w:val="single" w:sz="4" w:space="0" w:color="000000"/>
-            </w:tcBorders>
-          </w:tcPr>
-          <w:p>
-            <w:pPr>
-              <w:ind w:left="1"/>
-            </w:pPr>
-            <w:r>
-              <w:rPr>
-                <w:sz w:val="24"/>
-              </w:rPr>
-              <w:t xml:space="preserve">Use for creating the report and storing it in zip format in the database. </w:t>
-            </w:r>
-          </w:p>
-        </w:tc>
-      </w:tr>
-      <w:tr>
-        <w:trPr>
-          <w:trHeight w:val="312"/>
-        </w:trPr>
-        <w:tc>
-          <w:tcPr>
-            <w:tcW w:w="4257" w:type="dxa"/>
-            <w:tcBorders>
-              <w:top w:val="single" w:sz="4" w:space="0" w:color="000000"/>
-              <w:left w:val="single" w:sz="4" w:space="0" w:color="000000"/>
-              <w:bottom w:val="single" w:sz="4" w:space="0" w:color="000000"/>
-              <w:right w:val="single" w:sz="4" w:space="0" w:color="000000"/>
-            </w:tcBorders>
-          </w:tcPr>
-          <w:p>
-            <w:r>
-              <w:t>/v1/report/</w:t>
-            </w:r>
-            <w:proofErr w:type="spellStart"/>
-            <w:r>
-              <w:t>downloadreport</w:t>
-            </w:r>
-            <w:proofErr w:type="spellEnd"/>
-            <w:r>
-              <w:t xml:space="preserve"> </w:t>
-            </w:r>
-          </w:p>
-        </w:tc>
-        <w:tc>
-          <w:tcPr>
-            <w:tcW w:w="5549" w:type="dxa"/>
-            <w:tcBorders>
-              <w:top w:val="single" w:sz="4" w:space="0" w:color="000000"/>
-              <w:left w:val="single" w:sz="4" w:space="0" w:color="000000"/>
-              <w:bottom w:val="single" w:sz="4" w:space="0" w:color="000000"/>
-              <w:right w:val="single" w:sz="4" w:space="0" w:color="000000"/>
-            </w:tcBorders>
-          </w:tcPr>
-          <w:p>
-            <w:pPr>
-              <w:ind w:left="1"/>
-            </w:pPr>
-            <w:r>
-              <w:t xml:space="preserve">Use for downloading the generated report </w:t>
-            </w:r>
-          </w:p>
-        </w:tc>
-      </w:tr>
-    </w:tbl>
-    <w:p>
-      <w:r>
-        <w:rPr>
-          <w:b/>
-          <w:color w:val="2F5496"/>
-          <w:sz w:val="32"/>
-        </w:rPr>
-        <w:t xml:space="preserve"> </w:t>
-      </w:r>
-    </w:p>
-    <w:p>
-      <w:pPr>
-        <w:pStyle w:val="Heading1"/>
-        <w:ind w:left="-5"/>
-      </w:pPr>
-      <w:r>
-        <w:t xml:space="preserve">Responsible AI toolkit UI </w:t>
-      </w:r>
-    </w:p>
-    <w:p>
-      <w:pPr>
-        <w:pStyle w:val="Heading2"/>
-        <w:ind w:left="-5"/>
-      </w:pPr>
-      <w:r>
-        <w:rPr>
-          <w:sz w:val="26"/>
-        </w:rPr>
-        <w:t xml:space="preserve">Introduction  </w:t>
-      </w:r>
-    </w:p>
-    <w:p>
-      <w:pPr>
-        <w:spacing w:after="161" w:line="258" w:lineRule="auto"/>
-        <w:ind w:left="10" w:right="37" w:hanging="10"/>
-      </w:pPr>
-      <w:r>
-        <w:t xml:space="preserve">Responsible AI toolkit UI designed with user experience at the forefront, offering an intuitive and organized interface that brings various functionalities to your fingertips. The interface is structured around multiple tabs, each serving a distinct purpose to accommodate different types of data inputs and outputs. Whether you're working with text, images, videos, audio, file or code prompts, each tab dynamically interfaces with the backend APIs to process your requests and return the relevant results. </w:t>
-      </w:r>
-    </w:p>
-    <w:p>
-      <w:pPr>
-        <w:spacing w:after="161" w:line="258" w:lineRule="auto"/>
-        <w:ind w:left="10" w:right="37" w:hanging="10"/>
-      </w:pPr>
-      <w:r>
-        <w:t xml:space="preserve">This multi-tab setup allows users to seamlessly switch between various tasks without cluttering the workspace, providing a clean, efficient environment. It ensures that no matter the format or nature of the input, the outputs are delivered in a structured and easy-to-understand way. Whether you're analyzing visual content, interacting with multimedia, or working with code-based requests, each section of the interface is purpose-built to support and display results in a way that enhances productivity and reduces complexity. </w:t>
-      </w:r>
-    </w:p>
-    <w:p>
-      <w:pPr>
-        <w:spacing w:after="0"/>
-      </w:pPr>
-      <w:r>
-        <w:t xml:space="preserve"> </w:t>
-      </w:r>
-    </w:p>
-    <w:p>
-      <w:pPr>
-        <w:spacing w:after="194" w:line="258" w:lineRule="auto"/>
-        <w:ind w:left="10" w:right="37" w:hanging="10"/>
-      </w:pPr>
-      <w:r>
-        <w:t xml:space="preserve">By abstracting complex backend processes into distinct views, our platform empowers users to effortlessly navigate and interact with a variety of functionalities, making it the perfect tool for both technical and non-technical users alike </w:t>
-      </w:r>
-    </w:p>
-    <w:p>
-      <w:pPr>
-        <w:pStyle w:val="Heading2"/>
-        <w:ind w:left="-5"/>
-      </w:pPr>
-      <w:r>
-        <w:rPr>
-          <w:sz w:val="26"/>
-        </w:rPr>
-        <w:t xml:space="preserve">Features of a UI </w:t>
       </w:r>
     </w:p>
     <w:p>
@@ -15198,11 +15148,19 @@
         <w:ind w:left="10" w:right="44" w:hanging="10"/>
         <w:jc w:val="both"/>
       </w:pPr>
-      <w:r>
-        <w:rPr>
-          <w:sz w:val="24"/>
-        </w:rPr>
-        <w:t xml:space="preserve">A Infosys Responsible AI toolkit UI module typically incorporates the following features: </w:t>
+      <w:proofErr w:type="gramStart"/>
+      <w:r>
+        <w:rPr>
+          <w:sz w:val="24"/>
+        </w:rPr>
+        <w:t>A</w:t>
+      </w:r>
+      <w:proofErr w:type="gramEnd"/>
+      <w:r>
+        <w:rPr>
+          <w:sz w:val="24"/>
+        </w:rPr>
+        <w:t xml:space="preserve"> Infosys Responsible AI toolkit UI module typically incorporates the following features: </w:t>
       </w:r>
     </w:p>
     <w:p>
@@ -15226,7 +15184,35 @@
         <w:rPr>
           <w:sz w:val="24"/>
         </w:rPr>
-        <w:t xml:space="preserve">Admin is the supporting module, which is used for configuring the modules like Privacy, Safety, ML etc. User can create recognizer, custom templates, configure Thresholds and map it to created account and portfolio. </w:t>
+        <w:t xml:space="preserve">Admin is the supporting module, which is used for configuring the modules like Privacy, Safety, ML etc. </w:t>
+      </w:r>
+      <w:proofErr w:type="gramStart"/>
+      <w:r>
+        <w:rPr>
+          <w:sz w:val="24"/>
+        </w:rPr>
+        <w:t>User</w:t>
+      </w:r>
+      <w:proofErr w:type="gramEnd"/>
+      <w:r>
+        <w:rPr>
+          <w:sz w:val="24"/>
+        </w:rPr>
+        <w:t xml:space="preserve"> can create recognizer, custom templates, configure Thresholds and map it to </w:t>
+      </w:r>
+      <w:proofErr w:type="gramStart"/>
+      <w:r>
+        <w:rPr>
+          <w:sz w:val="24"/>
+        </w:rPr>
+        <w:t>created</w:t>
+      </w:r>
+      <w:proofErr w:type="gramEnd"/>
+      <w:r>
+        <w:rPr>
+          <w:sz w:val="24"/>
+        </w:rPr>
+        <w:t xml:space="preserve"> account and portfolio. </w:t>
       </w:r>
     </w:p>
     <w:p>
@@ -15250,14 +15236,7 @@
         <w:rPr>
           <w:sz w:val="24"/>
         </w:rPr>
-        <w:t xml:space="preserve">The shell application in a micro frontend architecture is like the main framework or container. It acts as the backbone of the app, managing the loading and display of various independent MFEs. The shell provides a consistent and unified look and feel across the entire app, while each MFE is responsible for its own part of the UI. The shell ensures </w:t>
-      </w:r>
-      <w:r>
-        <w:rPr>
-          <w:sz w:val="24"/>
-        </w:rPr>
-        <w:lastRenderedPageBreak/>
-        <w:t xml:space="preserve">everything works together smoothly, letting users interact with different MFEs seamlessly and efficiently. </w:t>
+        <w:t xml:space="preserve">The shell application in a micro frontend architecture is like the main framework or container. It acts as the backbone of the app, managing the loading and display of various independent MFEs. The shell provides a consistent and unified look and feel across the entire app, while each MFE is responsible for its own part of the UI. The shell ensures everything works together smoothly, letting users interact with different MFEs seamlessly and efficiently. </w:t>
       </w:r>
     </w:p>
     <w:p>
@@ -15329,7 +15308,14 @@
         <w:rPr>
           <w:sz w:val="24"/>
         </w:rPr>
-        <w:t xml:space="preserve">This module provides a simplified, high-level interface for interacting with Azure Blob Storage. It encapsulates the complexities of the Azure Storage SDK, offering convenient functions for common operations such as uploading, downloading, listing, and deleting blobs.  This wrapper aims to make working with Azure Blob Storage more accessible and efficient by handling authentication, container management, and error handling internally, allowing users to focus on the core logic of their applications.  It abstracts away the need to directly interact with the Azure Storage SDK's client objects, providing a more streamlined and Pythonic experience. </w:t>
+        <w:t xml:space="preserve">This module provides a simplified, high-level interface for interacting with Azure Blob Storage. It encapsulates the complexities of the Azure Storage SDK, offering convenient functions for common operations such as uploading, downloading, listing, and deleting blobs.  This wrapper aims to make working with Azure Blob Storage more accessible and efficient by handling authentication, container management, and error handling internally, allowing users to focus on the core logic of their applications.  It </w:t>
+      </w:r>
+      <w:r>
+        <w:rPr>
+          <w:sz w:val="24"/>
+        </w:rPr>
+        <w:lastRenderedPageBreak/>
+        <w:t xml:space="preserve">abstracts away the need to directly interact with the Azure Storage SDK's client objects, providing a more streamlined and Pythonic experience. </w:t>
       </w:r>
     </w:p>
     <w:p>
@@ -15428,8 +15414,13 @@
         <w:pStyle w:val="Heading2"/>
         <w:ind w:left="-5"/>
       </w:pPr>
-      <w:r>
-        <w:t xml:space="preserve">Endpoints and Functionalities </w:t>
+      <w:bookmarkStart w:id="31" w:name="_Toc231291604"/>
+      <w:r>
+        <w:t>Endpoints and Functionalities</w:t>
+      </w:r>
+      <w:bookmarkEnd w:id="31"/>
+      <w:r>
+        <w:t xml:space="preserve"> </w:t>
       </w:r>
     </w:p>
     <w:p>
@@ -15793,7 +15784,6 @@
           </w:tcPr>
           <w:p>
             <w:r>
-              <w:lastRenderedPageBreak/>
               <w:t>/rai/v1/telemetry/</w:t>
             </w:r>
             <w:proofErr w:type="spellStart"/>
@@ -16393,6 +16383,7 @@
           </w:tcPr>
           <w:p>
             <w:r>
+              <w:lastRenderedPageBreak/>
               <w:t>/</w:t>
             </w:r>
             <w:proofErr w:type="spellStart"/>
@@ -17087,7 +17078,15 @@
             </w:r>
             <w:proofErr w:type="spellEnd"/>
             <w:r>
-              <w:t xml:space="preserve"> with that account(Safety) </w:t>
+              <w:t xml:space="preserve"> with that </w:t>
+            </w:r>
+            <w:proofErr w:type="gramStart"/>
+            <w:r>
+              <w:t>account(</w:t>
+            </w:r>
+            <w:proofErr w:type="gramEnd"/>
+            <w:r>
+              <w:t xml:space="preserve">Safety) </w:t>
             </w:r>
           </w:p>
         </w:tc>
@@ -17140,7 +17139,15 @@
           </w:tcPr>
           <w:p>
             <w:r>
-              <w:t xml:space="preserve">Pass Portfolio &amp; Account Name(Privacy) </w:t>
+              <w:t xml:space="preserve">Pass Portfolio &amp; Account </w:t>
+            </w:r>
+            <w:proofErr w:type="gramStart"/>
+            <w:r>
+              <w:t>Name(</w:t>
+            </w:r>
+            <w:proofErr w:type="gramEnd"/>
+            <w:r>
+              <w:t xml:space="preserve">Privacy) </w:t>
             </w:r>
           </w:p>
         </w:tc>
@@ -17193,7 +17200,15 @@
           </w:tcPr>
           <w:p>
             <w:r>
-              <w:t xml:space="preserve">Pass Portfolio &amp; Account Name(Safety) </w:t>
+              <w:t xml:space="preserve">Pass Portfolio &amp; Account </w:t>
+            </w:r>
+            <w:proofErr w:type="gramStart"/>
+            <w:r>
+              <w:t>Name(</w:t>
+            </w:r>
+            <w:proofErr w:type="gramEnd"/>
+            <w:r>
+              <w:t xml:space="preserve">Safety) </w:t>
             </w:r>
           </w:p>
         </w:tc>
@@ -17299,7 +17314,15 @@
           </w:tcPr>
           <w:p>
             <w:r>
-              <w:t xml:space="preserve">Delete Recognizer From Account </w:t>
+              <w:t xml:space="preserve">Delete Recognizer </w:t>
+            </w:r>
+            <w:proofErr w:type="gramStart"/>
+            <w:r>
+              <w:t>From</w:t>
+            </w:r>
+            <w:proofErr w:type="gramEnd"/>
+            <w:r>
+              <w:t xml:space="preserve"> Account </w:t>
             </w:r>
           </w:p>
         </w:tc>
@@ -17540,7 +17563,6 @@
           </w:tcPr>
           <w:p>
             <w:r>
-              <w:lastRenderedPageBreak/>
               <w:t>/</w:t>
             </w:r>
             <w:proofErr w:type="spellStart"/>
@@ -18305,12 +18327,17 @@
               <w:t xml:space="preserve">Pass Account </w:t>
             </w:r>
             <w:proofErr w:type="spellStart"/>
+            <w:proofErr w:type="gramStart"/>
             <w:r>
               <w:t>masterid</w:t>
             </w:r>
             <w:proofErr w:type="spellEnd"/>
             <w:r>
-              <w:t xml:space="preserve">(Update) </w:t>
+              <w:t>(</w:t>
+            </w:r>
+            <w:proofErr w:type="gramEnd"/>
+            <w:r>
+              <w:t xml:space="preserve">Update) </w:t>
             </w:r>
           </w:p>
         </w:tc>
@@ -18437,6 +18464,7 @@
           </w:tcPr>
           <w:p>
             <w:r>
+              <w:lastRenderedPageBreak/>
               <w:t>/</w:t>
             </w:r>
             <w:proofErr w:type="spellStart"/>
@@ -19108,7 +19136,15 @@
           </w:tcPr>
           <w:p>
             <w:r>
-              <w:t xml:space="preserve">It update AWS Credential </w:t>
+              <w:t xml:space="preserve">It </w:t>
+            </w:r>
+            <w:proofErr w:type="gramStart"/>
+            <w:r>
+              <w:t>update</w:t>
+            </w:r>
+            <w:proofErr w:type="gramEnd"/>
+            <w:r>
+              <w:t xml:space="preserve"> AWS Credential </w:t>
             </w:r>
           </w:p>
         </w:tc>
@@ -19703,7 +19739,15 @@
           </w:tcPr>
           <w:p>
             <w:r>
-              <w:t xml:space="preserve">It is used to Get Mod Sub Category </w:t>
+              <w:t xml:space="preserve">It is used to Get Mod </w:t>
+            </w:r>
+            <w:proofErr w:type="gramStart"/>
+            <w:r>
+              <w:t>Sub Category</w:t>
+            </w:r>
+            <w:proofErr w:type="gramEnd"/>
+            <w:r>
+              <w:t xml:space="preserve"> </w:t>
             </w:r>
           </w:p>
         </w:tc>
@@ -19724,7 +19768,6 @@
           </w:tcPr>
           <w:p>
             <w:r>
-              <w:lastRenderedPageBreak/>
               <w:t>/</w:t>
             </w:r>
             <w:proofErr w:type="spellStart"/>
@@ -19959,10 +20002,12 @@
               <w:t xml:space="preserve"> from </w:t>
             </w:r>
             <w:proofErr w:type="spellStart"/>
+            <w:proofErr w:type="gramStart"/>
             <w:r>
               <w:t>request,response</w:t>
             </w:r>
             <w:proofErr w:type="spellEnd"/>
+            <w:proofErr w:type="gramEnd"/>
             <w:r>
               <w:t xml:space="preserve"> or </w:t>
             </w:r>
@@ -20170,6 +20215,7 @@
               <w:t xml:space="preserve"> </w:t>
             </w:r>
             <w:proofErr w:type="spellStart"/>
+            <w:proofErr w:type="gramStart"/>
             <w:r>
               <w:rPr>
                 <w:sz w:val="24"/>
@@ -20177,6 +20223,7 @@
               <w:t>with in</w:t>
             </w:r>
             <w:proofErr w:type="spellEnd"/>
+            <w:proofErr w:type="gramEnd"/>
             <w:r>
               <w:rPr>
                 <w:sz w:val="24"/>
@@ -20375,6 +20422,7 @@
               <w:rPr>
                 <w:sz w:val="24"/>
               </w:rPr>
+              <w:lastRenderedPageBreak/>
               <w:t>/</w:t>
             </w:r>
             <w:proofErr w:type="spellStart"/>
@@ -20518,890 +20566,6 @@
         <w:pStyle w:val="Heading2"/>
         <w:ind w:left="-5"/>
       </w:pPr>
-    </w:p>
-    <w:p>
-      <w:pPr>
-        <w:pStyle w:val="Title"/>
-        <w:pBdr>
-          <w:bottom w:val="single" w:sz="8" w:space="4" w:color="4F81BD"/>
-        </w:pBdr>
-        <w:spacing w:after="300"/>
-      </w:pPr>
-      <w:r>
-        <w:rPr>
-          <w:rFonts w:ascii="Calibri" w:eastAsia="Calibri" w:hAnsi="Calibri" w:cs="Calibri"/>
-          <w:color w:val="17365D"/>
-          <w:sz w:val="52"/>
-          <w:szCs w:val="52"/>
-        </w:rPr>
-        <w:t xml:space="preserve">Red Teaming </w:t>
-      </w:r>
-    </w:p>
-    <w:p>
-      <w:pPr>
-        <w:pStyle w:val="Heading1"/>
-        <w:spacing w:before="480" w:after="0" w:line="276" w:lineRule="auto"/>
-      </w:pPr>
-      <w:r>
-        <w:rPr>
-          <w:bCs/>
-          <w:color w:val="365F91"/>
-          <w:sz w:val="28"/>
-          <w:szCs w:val="28"/>
-        </w:rPr>
-        <w:t>Introduction</w:t>
-      </w:r>
-    </w:p>
-    <w:p>
-      <w:pPr>
-        <w:spacing w:after="200" w:line="276" w:lineRule="auto"/>
-      </w:pPr>
-      <w:r>
-        <w:rPr>
-          <w:rFonts w:ascii="Cambria" w:eastAsia="Cambria" w:hAnsi="Cambria" w:cs="Cambria"/>
-          <w:szCs w:val="22"/>
-        </w:rPr>
-        <w:t>Red Teaming is a proactive security measure designed to identify and mitigate vulnerabilities in AI systems, particularly Large Language Models (LLMs). It involves simulating adversarial attacks to evaluate the robustness, safety, and ethical compliance of these models. By mimicking real-world threats, Red Teaming ensures that AI models are resilient and responsibly deployed. Infosys Responsible AI Toolkit incorporates advanced red teaming methodologies to enhance the security and reliability of AI systems.</w:t>
-      </w:r>
-    </w:p>
-    <w:p>
-      <w:pPr>
-        <w:pStyle w:val="Heading1"/>
-        <w:spacing w:before="480" w:after="0" w:line="276" w:lineRule="auto"/>
-      </w:pPr>
-      <w:r>
-        <w:rPr>
-          <w:bCs/>
-          <w:color w:val="365F91"/>
-          <w:sz w:val="28"/>
-          <w:szCs w:val="28"/>
-        </w:rPr>
-        <w:lastRenderedPageBreak/>
-        <w:t>Types of Red Teaming</w:t>
-      </w:r>
-    </w:p>
-    <w:p>
-      <w:pPr>
-        <w:pStyle w:val="Heading2"/>
-        <w:spacing w:before="200" w:line="276" w:lineRule="auto"/>
-      </w:pPr>
-      <w:r>
-        <w:rPr>
-          <w:b/>
-          <w:bCs/>
-          <w:color w:val="4F81BD"/>
-          <w:sz w:val="26"/>
-          <w:szCs w:val="26"/>
-        </w:rPr>
-        <w:t>Automated Red Teaming</w:t>
-      </w:r>
-    </w:p>
-    <w:p>
-      <w:pPr>
-        <w:spacing w:after="200" w:line="276" w:lineRule="auto"/>
-      </w:pPr>
-      <w:r>
-        <w:rPr>
-          <w:rFonts w:ascii="Cambria" w:eastAsia="Cambria" w:hAnsi="Cambria" w:cs="Cambria"/>
-          <w:szCs w:val="22"/>
-        </w:rPr>
-        <w:t>Automated Red Teaming utilizes scripts and tools to generate adversarial prompts and evaluate AI models at scale. This method is efficient and allows for extensive testing across diverse scenarios. It supports batch processing and integrates with APIs for streamlined execution. Automated techniques are particularly useful for large-scale evaluations and continuous monitoring of model vulnerabilities.</w:t>
-      </w:r>
-    </w:p>
-    <w:p>
-      <w:pPr>
-        <w:pStyle w:val="Heading2"/>
-        <w:spacing w:before="200" w:line="276" w:lineRule="auto"/>
-      </w:pPr>
-      <w:r>
-        <w:rPr>
-          <w:b/>
-          <w:bCs/>
-          <w:color w:val="4F81BD"/>
-          <w:sz w:val="26"/>
-          <w:szCs w:val="26"/>
-        </w:rPr>
-        <w:t>Manual Red Teaming</w:t>
-      </w:r>
-    </w:p>
-    <w:p>
-      <w:pPr>
-        <w:spacing w:after="200" w:line="276" w:lineRule="auto"/>
-      </w:pPr>
-      <w:r>
-        <w:rPr>
-          <w:rFonts w:ascii="Cambria" w:eastAsia="Cambria" w:hAnsi="Cambria" w:cs="Cambria"/>
-          <w:szCs w:val="22"/>
-        </w:rPr>
-        <w:t>Manual Red Teaming involves human experts crafting unique and complex adversarial scenarios to test AI models. This approach leverages creativity and domain expertise to uncover unexpected weaknesses. While it provides deep insights into model behavior, it is time-consuming and requires significant effort. Manual red teaming is ideal for targeted assessments and high-stakes applications where precision is critical.</w:t>
-      </w:r>
-    </w:p>
-    <w:p>
-      <w:pPr>
-        <w:pStyle w:val="Heading1"/>
-        <w:spacing w:before="480" w:after="0" w:line="276" w:lineRule="auto"/>
-      </w:pPr>
-      <w:r>
-        <w:rPr>
-          <w:bCs/>
-          <w:color w:val="365F91"/>
-          <w:sz w:val="28"/>
-          <w:szCs w:val="28"/>
-        </w:rPr>
-        <w:t>PAIR Technique (Prompt Adversarial Iterative Refinement)</w:t>
-      </w:r>
-    </w:p>
-    <w:p>
-      <w:pPr>
-        <w:spacing w:after="200" w:line="276" w:lineRule="auto"/>
-      </w:pPr>
-      <w:r>
-        <w:rPr>
-          <w:rFonts w:ascii="Cambria" w:eastAsia="Cambria" w:hAnsi="Cambria" w:cs="Cambria"/>
-          <w:szCs w:val="22"/>
-        </w:rPr>
-        <w:t xml:space="preserve">The PAIR technique is designed to evaluate and improve the robustness of language models against adversarial prompts. It follows a structured process involving initialization, attack generation, response collection, evaluation, refinement, and iteration. Adversarial prompts are crafted to bypass safety mechanisms and elicit forbidden behavior. Evaluator models such as </w:t>
-      </w:r>
-      <w:proofErr w:type="spellStart"/>
-      <w:r>
-        <w:rPr>
-          <w:rFonts w:ascii="Cambria" w:eastAsia="Cambria" w:hAnsi="Cambria" w:cs="Cambria"/>
-          <w:szCs w:val="22"/>
-        </w:rPr>
-        <w:t>GCGJudge</w:t>
-      </w:r>
-      <w:proofErr w:type="spellEnd"/>
-      <w:r>
-        <w:rPr>
-          <w:rFonts w:ascii="Cambria" w:eastAsia="Cambria" w:hAnsi="Cambria" w:cs="Cambria"/>
-          <w:szCs w:val="22"/>
-        </w:rPr>
-        <w:t xml:space="preserve"> and </w:t>
-      </w:r>
-      <w:proofErr w:type="spellStart"/>
-      <w:r>
-        <w:rPr>
-          <w:rFonts w:ascii="Cambria" w:eastAsia="Cambria" w:hAnsi="Cambria" w:cs="Cambria"/>
-          <w:szCs w:val="22"/>
-        </w:rPr>
-        <w:t>GPTJudge</w:t>
-      </w:r>
-      <w:proofErr w:type="spellEnd"/>
-      <w:r>
-        <w:rPr>
-          <w:rFonts w:ascii="Cambria" w:eastAsia="Cambria" w:hAnsi="Cambria" w:cs="Cambria"/>
-          <w:szCs w:val="22"/>
-        </w:rPr>
-        <w:t xml:space="preserve"> assess the responses for safeguard violations and truthfulness. The iterative refinement process continues until the prompts achieve the desired jailbreak score, indicating a successful attack.</w:t>
-      </w:r>
-    </w:p>
-    <w:p>
-      <w:pPr>
-        <w:pStyle w:val="Heading1"/>
-        <w:spacing w:before="480" w:after="0" w:line="276" w:lineRule="auto"/>
-      </w:pPr>
-      <w:r>
-        <w:rPr>
-          <w:bCs/>
-          <w:color w:val="365F91"/>
-          <w:sz w:val="28"/>
-          <w:szCs w:val="28"/>
-        </w:rPr>
-        <w:t>TAP Technique (Tree of Attacks with Pruning)</w:t>
-      </w:r>
-    </w:p>
-    <w:p>
-      <w:pPr>
-        <w:spacing w:after="200" w:line="276" w:lineRule="auto"/>
-      </w:pPr>
-      <w:r>
-        <w:rPr>
-          <w:rFonts w:ascii="Cambria" w:eastAsia="Cambria" w:hAnsi="Cambria" w:cs="Cambria"/>
-          <w:szCs w:val="22"/>
-        </w:rPr>
-        <w:t>TAP is an automated, query-efficient method for generating jailbreak prompts using tree-of-thought reasoning. It operates in a black-box setting, relying solely on input-output queries to the target model. The process includes initialization, attack generation, pruning of irrelevant prompts, response evaluation, and iterative refinement. Evaluator models score the responses, and low-performing prompts are pruned to optimize the attack strategy. TAP is effective for exploring large search spaces and identifying vulnerabilities without direct access to model internals.</w:t>
-      </w:r>
-    </w:p>
-    <w:p>
-      <w:pPr>
-        <w:pStyle w:val="Heading1"/>
-        <w:spacing w:before="480" w:after="0" w:line="276" w:lineRule="auto"/>
-      </w:pPr>
-      <w:r>
-        <w:rPr>
-          <w:bCs/>
-          <w:color w:val="365F91"/>
-          <w:sz w:val="28"/>
-          <w:szCs w:val="28"/>
-        </w:rPr>
-        <w:t>Evaluator Models</w:t>
-      </w:r>
-    </w:p>
-    <w:p>
-      <w:pPr>
-        <w:spacing w:after="200" w:line="276" w:lineRule="auto"/>
-      </w:pPr>
-      <w:r>
-        <w:rPr>
-          <w:rFonts w:ascii="Cambria" w:eastAsia="Cambria" w:hAnsi="Cambria" w:cs="Cambria"/>
-          <w:szCs w:val="22"/>
-        </w:rPr>
-        <w:t xml:space="preserve">Red Teaming employs evaluator models to assess the safety and ethical compliance of AI responses. </w:t>
-      </w:r>
-      <w:proofErr w:type="spellStart"/>
-      <w:r>
-        <w:rPr>
-          <w:rFonts w:ascii="Cambria" w:eastAsia="Cambria" w:hAnsi="Cambria" w:cs="Cambria"/>
-          <w:szCs w:val="22"/>
-        </w:rPr>
-        <w:t>GCGJudge</w:t>
-      </w:r>
-      <w:proofErr w:type="spellEnd"/>
-      <w:r>
-        <w:rPr>
-          <w:rFonts w:ascii="Cambria" w:eastAsia="Cambria" w:hAnsi="Cambria" w:cs="Cambria"/>
-          <w:szCs w:val="22"/>
-        </w:rPr>
-        <w:t xml:space="preserve"> evaluates responses for safeguard violations using predefined keywords and assigns scores based on the presence of forbidden phrases. </w:t>
-      </w:r>
-      <w:proofErr w:type="spellStart"/>
-      <w:r>
-        <w:rPr>
-          <w:rFonts w:ascii="Cambria" w:eastAsia="Cambria" w:hAnsi="Cambria" w:cs="Cambria"/>
-          <w:szCs w:val="22"/>
-        </w:rPr>
-        <w:t>GPTJudge</w:t>
-      </w:r>
-      <w:proofErr w:type="spellEnd"/>
-      <w:r>
-        <w:rPr>
-          <w:rFonts w:ascii="Cambria" w:eastAsia="Cambria" w:hAnsi="Cambria" w:cs="Cambria"/>
-          <w:szCs w:val="22"/>
-        </w:rPr>
-        <w:t xml:space="preserve"> assesses responses for truthfulness, clarity, and adherence to ethical standards, using a scoring system from 1 (safe and ethical) to 10 (severely violating guidelines). These models ensure that AI outputs are scrutinized rigorously and help refine adversarial prompts effectively.</w:t>
-      </w:r>
-    </w:p>
-    <w:p>
-      <w:pPr>
-        <w:pStyle w:val="Heading1"/>
-        <w:spacing w:before="480" w:after="0" w:line="276" w:lineRule="auto"/>
-      </w:pPr>
-      <w:r>
-        <w:rPr>
-          <w:bCs/>
-          <w:color w:val="365F91"/>
-          <w:sz w:val="28"/>
-          <w:szCs w:val="28"/>
-        </w:rPr>
-        <w:lastRenderedPageBreak/>
-        <w:t>Supported Models and API Endpoints</w:t>
-      </w:r>
-    </w:p>
-    <w:p>
-      <w:pPr>
-        <w:spacing w:after="200" w:line="276" w:lineRule="auto"/>
-      </w:pPr>
-      <w:r>
-        <w:rPr>
-          <w:rFonts w:ascii="Cambria" w:eastAsia="Cambria" w:hAnsi="Cambria" w:cs="Cambria"/>
-          <w:szCs w:val="22"/>
-        </w:rPr>
-        <w:t>The Red Teaming toolkit supports various AI models including GPT-3, GPT-4, Gemini-Pro, Gemini-Flash. It also allows integration with endpoint-based models via APIs. Key endpoints include /v1/</w:t>
-      </w:r>
-      <w:proofErr w:type="spellStart"/>
-      <w:r>
-        <w:rPr>
-          <w:rFonts w:ascii="Cambria" w:eastAsia="Cambria" w:hAnsi="Cambria" w:cs="Cambria"/>
-          <w:szCs w:val="22"/>
-        </w:rPr>
-        <w:t>redteaming</w:t>
-      </w:r>
-      <w:proofErr w:type="spellEnd"/>
-      <w:r>
-        <w:rPr>
-          <w:rFonts w:ascii="Cambria" w:eastAsia="Cambria" w:hAnsi="Cambria" w:cs="Cambria"/>
-          <w:szCs w:val="22"/>
-        </w:rPr>
-        <w:t>/pair for PAIR attacks and /v1/</w:t>
-      </w:r>
-      <w:proofErr w:type="spellStart"/>
-      <w:r>
-        <w:rPr>
-          <w:rFonts w:ascii="Cambria" w:eastAsia="Cambria" w:hAnsi="Cambria" w:cs="Cambria"/>
-          <w:szCs w:val="22"/>
-        </w:rPr>
-        <w:t>redteaming</w:t>
-      </w:r>
-      <w:proofErr w:type="spellEnd"/>
-      <w:r>
-        <w:rPr>
-          <w:rFonts w:ascii="Cambria" w:eastAsia="Cambria" w:hAnsi="Cambria" w:cs="Cambria"/>
-          <w:szCs w:val="22"/>
-        </w:rPr>
-        <w:t>/tap for TAP attacks. Batch processing endpoints enable large-scale evaluations and report generation. These APIs facilitate seamless interaction with the red teaming service and support comprehensive vulnerability assessments.</w:t>
-      </w:r>
-    </w:p>
-    <w:p>
-      <w:pPr>
-        <w:pStyle w:val="Heading1"/>
-        <w:spacing w:before="480" w:after="0" w:line="276" w:lineRule="auto"/>
-      </w:pPr>
-      <w:r>
-        <w:rPr>
-          <w:bCs/>
-          <w:color w:val="365F91"/>
-          <w:sz w:val="28"/>
-          <w:szCs w:val="28"/>
-        </w:rPr>
-        <w:t>Report Management</w:t>
-      </w:r>
-    </w:p>
-    <w:p>
-      <w:pPr>
-        <w:spacing w:after="200" w:line="276" w:lineRule="auto"/>
-      </w:pPr>
-      <w:r>
-        <w:rPr>
-          <w:rFonts w:ascii="Cambria" w:eastAsia="Cambria" w:hAnsi="Cambria" w:cs="Cambria"/>
-          <w:szCs w:val="22"/>
-        </w:rPr>
-        <w:t>The toolkit includes robust report management features that compile attack results into detailed PDF reports. Reports include executive summaries, category-wise analysis, success metrics, and individual test findings. These reports are stored in a database for future reference and can be retrieved using specific report IDs. This functionality ensures transparency and traceability in red teaming evaluations.</w:t>
-      </w:r>
-    </w:p>
-    <w:p>
-      <w:pPr>
-        <w:pStyle w:val="Heading1"/>
-        <w:tabs>
-          <w:tab w:val="left" w:pos="0"/>
-          <w:tab w:val="left" w:pos="720"/>
-        </w:tabs>
-        <w:spacing w:before="480" w:after="0" w:line="276" w:lineRule="auto"/>
-      </w:pPr>
-      <w:r>
-        <w:rPr>
-          <w:bCs/>
-          <w:color w:val="365F91"/>
-          <w:sz w:val="28"/>
-          <w:szCs w:val="28"/>
-        </w:rPr>
-        <w:t xml:space="preserve">Endpoints and Functionalities </w:t>
-      </w:r>
-    </w:p>
-    <w:tbl>
-      <w:tblPr>
-        <w:tblStyle w:val="TableGrid"/>
-        <w:tblW w:w="0" w:type="auto"/>
-        <w:tblInd w:w="135" w:type="dxa"/>
-        <w:tblLayout w:type="fixed"/>
-        <w:tblLook w:val="04A0" w:firstRow="1" w:lastRow="0" w:firstColumn="1" w:lastColumn="0" w:noHBand="0" w:noVBand="1"/>
-      </w:tblPr>
-      <w:tblGrid>
-        <w:gridCol w:w="4045"/>
-        <w:gridCol w:w="5220"/>
-      </w:tblGrid>
-      <w:tr>
-        <w:trPr>
-          <w:trHeight w:val="300"/>
-        </w:trPr>
-        <w:tc>
-          <w:tcPr>
-            <w:tcW w:w="4045" w:type="dxa"/>
-            <w:tcBorders>
-              <w:top w:val="single" w:sz="8" w:space="0" w:color="auto"/>
-              <w:left w:val="single" w:sz="8" w:space="0" w:color="auto"/>
-              <w:bottom w:val="single" w:sz="8" w:space="0" w:color="auto"/>
-              <w:right w:val="single" w:sz="8" w:space="0" w:color="auto"/>
-            </w:tcBorders>
-            <w:tcMar>
-              <w:left w:w="108" w:type="dxa"/>
-              <w:right w:w="108" w:type="dxa"/>
-            </w:tcMar>
-          </w:tcPr>
-          <w:p>
-            <w:pPr>
-              <w:ind w:firstLine="720"/>
-            </w:pPr>
-            <w:r>
-              <w:rPr>
-                <w:rFonts w:ascii="Cambria" w:eastAsia="Cambria" w:hAnsi="Cambria" w:cs="Cambria"/>
-                <w:b/>
-                <w:bCs/>
-                <w:color w:val="709FDB"/>
-                <w:szCs w:val="22"/>
-              </w:rPr>
-              <w:t>Endpoint</w:t>
-            </w:r>
-          </w:p>
-        </w:tc>
-        <w:tc>
-          <w:tcPr>
-            <w:tcW w:w="5220" w:type="dxa"/>
-            <w:tcBorders>
-              <w:top w:val="single" w:sz="8" w:space="0" w:color="auto"/>
-              <w:left w:val="single" w:sz="8" w:space="0" w:color="auto"/>
-              <w:bottom w:val="single" w:sz="8" w:space="0" w:color="auto"/>
-              <w:right w:val="single" w:sz="8" w:space="0" w:color="auto"/>
-            </w:tcBorders>
-            <w:tcMar>
-              <w:left w:w="108" w:type="dxa"/>
-              <w:right w:w="108" w:type="dxa"/>
-            </w:tcMar>
-          </w:tcPr>
-          <w:p>
-            <w:pPr>
-              <w:ind w:firstLine="720"/>
-            </w:pPr>
-            <w:r>
-              <w:rPr>
-                <w:rFonts w:ascii="Cambria" w:eastAsia="Cambria" w:hAnsi="Cambria" w:cs="Cambria"/>
-                <w:b/>
-                <w:bCs/>
-                <w:color w:val="709FDB"/>
-                <w:szCs w:val="22"/>
-              </w:rPr>
-              <w:t>Description</w:t>
-            </w:r>
-          </w:p>
-        </w:tc>
-      </w:tr>
-      <w:tr>
-        <w:trPr>
-          <w:trHeight w:val="300"/>
-        </w:trPr>
-        <w:tc>
-          <w:tcPr>
-            <w:tcW w:w="4045" w:type="dxa"/>
-            <w:tcBorders>
-              <w:top w:val="single" w:sz="8" w:space="0" w:color="auto"/>
-              <w:left w:val="single" w:sz="8" w:space="0" w:color="auto"/>
-              <w:bottom w:val="single" w:sz="8" w:space="0" w:color="auto"/>
-              <w:right w:val="single" w:sz="8" w:space="0" w:color="auto"/>
-            </w:tcBorders>
-            <w:tcMar>
-              <w:left w:w="108" w:type="dxa"/>
-              <w:right w:w="108" w:type="dxa"/>
-            </w:tcMar>
-          </w:tcPr>
-          <w:p>
-            <w:r>
-              <w:rPr>
-                <w:rFonts w:ascii="Cambria" w:eastAsia="Cambria" w:hAnsi="Cambria" w:cs="Cambria"/>
-                <w:szCs w:val="22"/>
-              </w:rPr>
-              <w:t>/v1/</w:t>
-            </w:r>
-            <w:proofErr w:type="spellStart"/>
-            <w:r>
-              <w:rPr>
-                <w:rFonts w:ascii="Cambria" w:eastAsia="Cambria" w:hAnsi="Cambria" w:cs="Cambria"/>
-                <w:szCs w:val="22"/>
-              </w:rPr>
-              <w:t>redteaming</w:t>
-            </w:r>
-            <w:proofErr w:type="spellEnd"/>
-            <w:r>
-              <w:rPr>
-                <w:rFonts w:ascii="Cambria" w:eastAsia="Cambria" w:hAnsi="Cambria" w:cs="Cambria"/>
-                <w:szCs w:val="22"/>
-              </w:rPr>
-              <w:t>/models</w:t>
-            </w:r>
-          </w:p>
-        </w:tc>
-        <w:tc>
-          <w:tcPr>
-            <w:tcW w:w="5220" w:type="dxa"/>
-            <w:tcBorders>
-              <w:top w:val="single" w:sz="8" w:space="0" w:color="auto"/>
-              <w:left w:val="single" w:sz="8" w:space="0" w:color="auto"/>
-              <w:bottom w:val="single" w:sz="8" w:space="0" w:color="auto"/>
-              <w:right w:val="single" w:sz="8" w:space="0" w:color="auto"/>
-            </w:tcBorders>
-            <w:tcMar>
-              <w:left w:w="108" w:type="dxa"/>
-              <w:right w:w="108" w:type="dxa"/>
-            </w:tcMar>
-          </w:tcPr>
-          <w:p>
-            <w:pPr>
-              <w:tabs>
-                <w:tab w:val="left" w:pos="0"/>
-                <w:tab w:val="left" w:pos="0"/>
-                <w:tab w:val="left" w:pos="1255"/>
-              </w:tabs>
-            </w:pPr>
-            <w:r>
-              <w:rPr>
-                <w:rFonts w:ascii="Cambria" w:eastAsia="Cambria" w:hAnsi="Cambria" w:cs="Cambria"/>
-                <w:szCs w:val="22"/>
-              </w:rPr>
-              <w:t>Returns information about available attack and judge models.</w:t>
-            </w:r>
-          </w:p>
-        </w:tc>
-      </w:tr>
-      <w:tr>
-        <w:trPr>
-          <w:trHeight w:val="300"/>
-        </w:trPr>
-        <w:tc>
-          <w:tcPr>
-            <w:tcW w:w="4045" w:type="dxa"/>
-            <w:tcBorders>
-              <w:top w:val="single" w:sz="8" w:space="0" w:color="auto"/>
-              <w:left w:val="single" w:sz="8" w:space="0" w:color="auto"/>
-              <w:bottom w:val="single" w:sz="8" w:space="0" w:color="auto"/>
-              <w:right w:val="single" w:sz="8" w:space="0" w:color="auto"/>
-            </w:tcBorders>
-            <w:tcMar>
-              <w:left w:w="108" w:type="dxa"/>
-              <w:right w:w="108" w:type="dxa"/>
-            </w:tcMar>
-          </w:tcPr>
-          <w:p>
-            <w:r>
-              <w:rPr>
-                <w:rFonts w:ascii="Cambria" w:eastAsia="Cambria" w:hAnsi="Cambria" w:cs="Cambria"/>
-                <w:szCs w:val="22"/>
-              </w:rPr>
-              <w:t>/v1/</w:t>
-            </w:r>
-            <w:proofErr w:type="spellStart"/>
-            <w:r>
-              <w:rPr>
-                <w:rFonts w:ascii="Cambria" w:eastAsia="Cambria" w:hAnsi="Cambria" w:cs="Cambria"/>
-                <w:szCs w:val="22"/>
-              </w:rPr>
-              <w:t>redteaming</w:t>
-            </w:r>
-            <w:proofErr w:type="spellEnd"/>
-            <w:r>
-              <w:rPr>
-                <w:rFonts w:ascii="Cambria" w:eastAsia="Cambria" w:hAnsi="Cambria" w:cs="Cambria"/>
-                <w:szCs w:val="22"/>
-              </w:rPr>
-              <w:t>/pair</w:t>
-            </w:r>
-          </w:p>
-        </w:tc>
-        <w:tc>
-          <w:tcPr>
-            <w:tcW w:w="5220" w:type="dxa"/>
-            <w:tcBorders>
-              <w:top w:val="single" w:sz="8" w:space="0" w:color="auto"/>
-              <w:left w:val="single" w:sz="8" w:space="0" w:color="auto"/>
-              <w:bottom w:val="single" w:sz="8" w:space="0" w:color="auto"/>
-              <w:right w:val="single" w:sz="8" w:space="0" w:color="auto"/>
-            </w:tcBorders>
-            <w:tcMar>
-              <w:left w:w="108" w:type="dxa"/>
-              <w:right w:w="108" w:type="dxa"/>
-            </w:tcMar>
-            <w:vAlign w:val="center"/>
-          </w:tcPr>
-          <w:p>
-            <w:r>
-              <w:rPr>
-                <w:rFonts w:ascii="Cambria" w:eastAsia="Cambria" w:hAnsi="Cambria" w:cs="Cambria"/>
-                <w:szCs w:val="22"/>
-              </w:rPr>
-              <w:t>Executes a single PAIR attack with specified parameters.</w:t>
-            </w:r>
-          </w:p>
-        </w:tc>
-      </w:tr>
-      <w:tr>
-        <w:trPr>
-          <w:trHeight w:val="300"/>
-        </w:trPr>
-        <w:tc>
-          <w:tcPr>
-            <w:tcW w:w="4045" w:type="dxa"/>
-            <w:tcBorders>
-              <w:top w:val="single" w:sz="8" w:space="0" w:color="auto"/>
-              <w:left w:val="single" w:sz="8" w:space="0" w:color="auto"/>
-              <w:bottom w:val="single" w:sz="8" w:space="0" w:color="auto"/>
-              <w:right w:val="single" w:sz="8" w:space="0" w:color="auto"/>
-            </w:tcBorders>
-            <w:tcMar>
-              <w:left w:w="108" w:type="dxa"/>
-              <w:right w:w="108" w:type="dxa"/>
-            </w:tcMar>
-          </w:tcPr>
-          <w:p>
-            <w:r>
-              <w:rPr>
-                <w:rFonts w:ascii="Cambria" w:eastAsia="Cambria" w:hAnsi="Cambria" w:cs="Cambria"/>
-                <w:szCs w:val="22"/>
-              </w:rPr>
-              <w:t>/v1/</w:t>
-            </w:r>
-            <w:proofErr w:type="spellStart"/>
-            <w:r>
-              <w:rPr>
-                <w:rFonts w:ascii="Cambria" w:eastAsia="Cambria" w:hAnsi="Cambria" w:cs="Cambria"/>
-                <w:szCs w:val="22"/>
-              </w:rPr>
-              <w:t>redteaming</w:t>
-            </w:r>
-            <w:proofErr w:type="spellEnd"/>
-            <w:r>
-              <w:rPr>
-                <w:rFonts w:ascii="Cambria" w:eastAsia="Cambria" w:hAnsi="Cambria" w:cs="Cambria"/>
-                <w:szCs w:val="22"/>
-              </w:rPr>
-              <w:t>/pair/batch</w:t>
-            </w:r>
-          </w:p>
-        </w:tc>
-        <w:tc>
-          <w:tcPr>
-            <w:tcW w:w="5220" w:type="dxa"/>
-            <w:tcBorders>
-              <w:top w:val="single" w:sz="8" w:space="0" w:color="auto"/>
-              <w:left w:val="single" w:sz="8" w:space="0" w:color="auto"/>
-              <w:bottom w:val="single" w:sz="8" w:space="0" w:color="auto"/>
-              <w:right w:val="single" w:sz="8" w:space="0" w:color="auto"/>
-            </w:tcBorders>
-            <w:tcMar>
-              <w:left w:w="108" w:type="dxa"/>
-              <w:right w:w="108" w:type="dxa"/>
-            </w:tcMar>
-            <w:vAlign w:val="center"/>
-          </w:tcPr>
-          <w:p>
-            <w:r>
-              <w:rPr>
-                <w:rFonts w:ascii="Cambria" w:eastAsia="Cambria" w:hAnsi="Cambria" w:cs="Cambria"/>
-                <w:szCs w:val="22"/>
-              </w:rPr>
-              <w:t>Processes multiple PAIR attack scenarios from an Excel file.</w:t>
-            </w:r>
-          </w:p>
-        </w:tc>
-      </w:tr>
-      <w:tr>
-        <w:trPr>
-          <w:trHeight w:val="300"/>
-        </w:trPr>
-        <w:tc>
-          <w:tcPr>
-            <w:tcW w:w="4045" w:type="dxa"/>
-            <w:tcBorders>
-              <w:top w:val="single" w:sz="8" w:space="0" w:color="auto"/>
-              <w:left w:val="single" w:sz="8" w:space="0" w:color="auto"/>
-              <w:bottom w:val="single" w:sz="8" w:space="0" w:color="auto"/>
-              <w:right w:val="single" w:sz="8" w:space="0" w:color="auto"/>
-            </w:tcBorders>
-            <w:tcMar>
-              <w:left w:w="108" w:type="dxa"/>
-              <w:right w:w="108" w:type="dxa"/>
-            </w:tcMar>
-          </w:tcPr>
-          <w:p>
-            <w:r>
-              <w:rPr>
-                <w:rFonts w:ascii="Cambria" w:eastAsia="Cambria" w:hAnsi="Cambria" w:cs="Cambria"/>
-                <w:szCs w:val="22"/>
-              </w:rPr>
-              <w:t>/v1/</w:t>
-            </w:r>
-            <w:proofErr w:type="spellStart"/>
-            <w:r>
-              <w:rPr>
-                <w:rFonts w:ascii="Cambria" w:eastAsia="Cambria" w:hAnsi="Cambria" w:cs="Cambria"/>
-                <w:szCs w:val="22"/>
-              </w:rPr>
-              <w:t>redteaming</w:t>
-            </w:r>
-            <w:proofErr w:type="spellEnd"/>
-            <w:r>
-              <w:rPr>
-                <w:rFonts w:ascii="Cambria" w:eastAsia="Cambria" w:hAnsi="Cambria" w:cs="Cambria"/>
-                <w:szCs w:val="22"/>
-              </w:rPr>
-              <w:t>/tap</w:t>
-            </w:r>
-          </w:p>
-        </w:tc>
-        <w:tc>
-          <w:tcPr>
-            <w:tcW w:w="5220" w:type="dxa"/>
-            <w:tcBorders>
-              <w:top w:val="single" w:sz="8" w:space="0" w:color="auto"/>
-              <w:left w:val="single" w:sz="8" w:space="0" w:color="auto"/>
-              <w:bottom w:val="single" w:sz="8" w:space="0" w:color="auto"/>
-              <w:right w:val="single" w:sz="8" w:space="0" w:color="auto"/>
-            </w:tcBorders>
-            <w:tcMar>
-              <w:left w:w="108" w:type="dxa"/>
-              <w:right w:w="108" w:type="dxa"/>
-            </w:tcMar>
-          </w:tcPr>
-          <w:p>
-            <w:r>
-              <w:rPr>
-                <w:rFonts w:ascii="Cambria" w:eastAsia="Cambria" w:hAnsi="Cambria" w:cs="Cambria"/>
-                <w:szCs w:val="22"/>
-              </w:rPr>
-              <w:t>Executes a single TAP attack with specified parameters.</w:t>
-            </w:r>
-          </w:p>
-        </w:tc>
-      </w:tr>
-      <w:tr>
-        <w:trPr>
-          <w:trHeight w:val="300"/>
-        </w:trPr>
-        <w:tc>
-          <w:tcPr>
-            <w:tcW w:w="4045" w:type="dxa"/>
-            <w:tcBorders>
-              <w:top w:val="single" w:sz="8" w:space="0" w:color="auto"/>
-              <w:left w:val="single" w:sz="8" w:space="0" w:color="auto"/>
-              <w:bottom w:val="single" w:sz="8" w:space="0" w:color="auto"/>
-              <w:right w:val="single" w:sz="8" w:space="0" w:color="auto"/>
-            </w:tcBorders>
-            <w:tcMar>
-              <w:left w:w="108" w:type="dxa"/>
-              <w:right w:w="108" w:type="dxa"/>
-            </w:tcMar>
-            <w:vAlign w:val="center"/>
-          </w:tcPr>
-          <w:p>
-            <w:r>
-              <w:rPr>
-                <w:rFonts w:ascii="Cambria" w:eastAsia="Cambria" w:hAnsi="Cambria" w:cs="Cambria"/>
-                <w:szCs w:val="22"/>
-              </w:rPr>
-              <w:t>/v1/</w:t>
-            </w:r>
-            <w:proofErr w:type="spellStart"/>
-            <w:r>
-              <w:rPr>
-                <w:rFonts w:ascii="Cambria" w:eastAsia="Cambria" w:hAnsi="Cambria" w:cs="Cambria"/>
-                <w:szCs w:val="22"/>
-              </w:rPr>
-              <w:t>redteaming</w:t>
-            </w:r>
-            <w:proofErr w:type="spellEnd"/>
-            <w:r>
-              <w:rPr>
-                <w:rFonts w:ascii="Cambria" w:eastAsia="Cambria" w:hAnsi="Cambria" w:cs="Cambria"/>
-                <w:szCs w:val="22"/>
-              </w:rPr>
-              <w:t>/tap/batch</w:t>
-            </w:r>
-          </w:p>
-        </w:tc>
-        <w:tc>
-          <w:tcPr>
-            <w:tcW w:w="5220" w:type="dxa"/>
-            <w:tcBorders>
-              <w:top w:val="single" w:sz="8" w:space="0" w:color="auto"/>
-              <w:left w:val="single" w:sz="8" w:space="0" w:color="auto"/>
-              <w:bottom w:val="single" w:sz="8" w:space="0" w:color="auto"/>
-              <w:right w:val="single" w:sz="8" w:space="0" w:color="auto"/>
-            </w:tcBorders>
-            <w:tcMar>
-              <w:left w:w="108" w:type="dxa"/>
-              <w:right w:w="108" w:type="dxa"/>
-            </w:tcMar>
-            <w:vAlign w:val="center"/>
-          </w:tcPr>
-          <w:p>
-            <w:r>
-              <w:rPr>
-                <w:rFonts w:ascii="Cambria" w:eastAsia="Cambria" w:hAnsi="Cambria" w:cs="Cambria"/>
-                <w:szCs w:val="22"/>
-              </w:rPr>
-              <w:t>Processes multiple TAP attack scenarios from an Excel file.</w:t>
-            </w:r>
-          </w:p>
-        </w:tc>
-      </w:tr>
-      <w:tr>
-        <w:trPr>
-          <w:trHeight w:val="300"/>
-        </w:trPr>
-        <w:tc>
-          <w:tcPr>
-            <w:tcW w:w="4045" w:type="dxa"/>
-            <w:tcBorders>
-              <w:top w:val="single" w:sz="8" w:space="0" w:color="auto"/>
-              <w:left w:val="single" w:sz="8" w:space="0" w:color="auto"/>
-              <w:bottom w:val="single" w:sz="8" w:space="0" w:color="auto"/>
-              <w:right w:val="single" w:sz="8" w:space="0" w:color="auto"/>
-            </w:tcBorders>
-            <w:tcMar>
-              <w:left w:w="108" w:type="dxa"/>
-              <w:right w:w="108" w:type="dxa"/>
-            </w:tcMar>
-          </w:tcPr>
-          <w:p>
-            <w:r>
-              <w:rPr>
-                <w:rFonts w:ascii="Cambria" w:eastAsia="Cambria" w:hAnsi="Cambria" w:cs="Cambria"/>
-                <w:szCs w:val="22"/>
-              </w:rPr>
-              <w:t>/v1/</w:t>
-            </w:r>
-            <w:proofErr w:type="spellStart"/>
-            <w:r>
-              <w:rPr>
-                <w:rFonts w:ascii="Cambria" w:eastAsia="Cambria" w:hAnsi="Cambria" w:cs="Cambria"/>
-                <w:szCs w:val="22"/>
-              </w:rPr>
-              <w:t>redteaming</w:t>
-            </w:r>
-            <w:proofErr w:type="spellEnd"/>
-            <w:r>
-              <w:rPr>
-                <w:rFonts w:ascii="Cambria" w:eastAsia="Cambria" w:hAnsi="Cambria" w:cs="Cambria"/>
-                <w:szCs w:val="22"/>
-              </w:rPr>
-              <w:t>/report</w:t>
-            </w:r>
-          </w:p>
-        </w:tc>
-        <w:tc>
-          <w:tcPr>
-            <w:tcW w:w="5220" w:type="dxa"/>
-            <w:tcBorders>
-              <w:top w:val="single" w:sz="8" w:space="0" w:color="auto"/>
-              <w:left w:val="single" w:sz="8" w:space="0" w:color="auto"/>
-              <w:bottom w:val="single" w:sz="8" w:space="0" w:color="auto"/>
-              <w:right w:val="single" w:sz="8" w:space="0" w:color="auto"/>
-            </w:tcBorders>
-            <w:tcMar>
-              <w:left w:w="108" w:type="dxa"/>
-              <w:right w:w="108" w:type="dxa"/>
-            </w:tcMar>
-            <w:vAlign w:val="center"/>
-          </w:tcPr>
-          <w:p>
-            <w:r>
-              <w:rPr>
-                <w:rFonts w:ascii="Cambria" w:eastAsia="Cambria" w:hAnsi="Cambria" w:cs="Cambria"/>
-                <w:szCs w:val="22"/>
-              </w:rPr>
-              <w:t>Retrieves generated vulnerability assessment reports in PDF format.</w:t>
-            </w:r>
-          </w:p>
-        </w:tc>
-      </w:tr>
-    </w:tbl>
-    <w:p>
-      <w:pPr>
-        <w:spacing w:after="200" w:line="276" w:lineRule="auto"/>
-      </w:pPr>
-      <w:r>
-        <w:rPr>
-          <w:rFonts w:ascii="Cambria" w:eastAsia="Cambria" w:hAnsi="Cambria" w:cs="Cambria"/>
-          <w:szCs w:val="22"/>
-        </w:rPr>
-        <w:t xml:space="preserve"> This section summarizes the typical flow for utilizing the Red Teaming API endpoints.</w:t>
-      </w:r>
     </w:p>
     <w:tbl>
       <w:tblPr>
@@ -21428,7 +20592,11 @@
             </w:tcMar>
             <w:vAlign w:val="center"/>
           </w:tcPr>
-          <w:p/>
+          <w:p>
+            <w:pPr>
+              <w:spacing w:line="278" w:lineRule="auto"/>
+            </w:pPr>
+          </w:p>
         </w:tc>
         <w:tc>
           <w:tcPr>
@@ -21472,7 +20640,18 @@
             </w:tcMar>
             <w:vAlign w:val="center"/>
           </w:tcPr>
-          <w:p/>
+          <w:p>
+            <w:pPr>
+              <w:spacing w:after="200" w:line="276" w:lineRule="auto"/>
+            </w:pPr>
+            <w:r>
+              <w:rPr>
+                <w:rFonts w:ascii="Cambria" w:eastAsia="Cambria" w:hAnsi="Cambria" w:cs="Cambria"/>
+                <w:szCs w:val="22"/>
+              </w:rPr>
+              <w:t xml:space="preserve"> </w:t>
+            </w:r>
+          </w:p>
         </w:tc>
       </w:tr>
       <w:tr>
@@ -21491,6 +20670,13 @@
             <w:vAlign w:val="center"/>
           </w:tcPr>
           <w:p/>
+          <w:p/>
+          <w:p/>
+          <w:p/>
+          <w:p/>
+          <w:p/>
+          <w:p/>
+          <w:p/>
         </w:tc>
         <w:tc>
           <w:tcPr>
@@ -21506,52 +20692,10 @@
           <w:p>
             <w:pPr>
               <w:spacing w:after="200" w:line="276" w:lineRule="auto"/>
-            </w:pPr>
-            <w:r>
               <w:rPr>
                 <w:rFonts w:ascii="Cambria" w:eastAsia="Cambria" w:hAnsi="Cambria" w:cs="Cambria"/>
                 <w:szCs w:val="22"/>
               </w:rPr>
-              <w:t xml:space="preserve"> </w:t>
-            </w:r>
-          </w:p>
-        </w:tc>
-      </w:tr>
-      <w:tr>
-        <w:trPr>
-          <w:trHeight w:val="300"/>
-        </w:trPr>
-        <w:tc>
-          <w:tcPr>
-            <w:tcW w:w="4702" w:type="dxa"/>
-            <w:tcMar>
-              <w:top w:w="15" w:type="dxa"/>
-              <w:left w:w="15" w:type="dxa"/>
-              <w:bottom w:w="15" w:type="dxa"/>
-              <w:right w:w="15" w:type="dxa"/>
-            </w:tcMar>
-            <w:vAlign w:val="center"/>
-          </w:tcPr>
-          <w:p/>
-        </w:tc>
-        <w:tc>
-          <w:tcPr>
-            <w:tcW w:w="4702" w:type="dxa"/>
-            <w:tcMar>
-              <w:top w:w="15" w:type="dxa"/>
-              <w:left w:w="15" w:type="dxa"/>
-              <w:bottom w:w="15" w:type="dxa"/>
-              <w:right w:w="15" w:type="dxa"/>
-            </w:tcMar>
-            <w:vAlign w:val="center"/>
-          </w:tcPr>
-          <w:p>
-            <w:pPr>
-              <w:spacing w:after="200" w:line="276" w:lineRule="auto"/>
-              <w:rPr>
-                <w:rFonts w:ascii="Cambria" w:eastAsia="Cambria" w:hAnsi="Cambria" w:cs="Cambria"/>
-                <w:szCs w:val="22"/>
-              </w:rPr>
             </w:pPr>
           </w:p>
         </w:tc>
@@ -21562,8 +20706,85 @@
         <w:pStyle w:val="Heading2"/>
         <w:ind w:left="0" w:firstLine="0"/>
       </w:pPr>
-      <w:r>
-        <w:t xml:space="preserve">Contact </w:t>
+      <w:bookmarkStart w:id="32" w:name="_Toc231291605"/>
+    </w:p>
+    <w:p>
+      <w:pPr>
+        <w:pStyle w:val="Heading2"/>
+        <w:ind w:left="0" w:firstLine="0"/>
+      </w:pPr>
+    </w:p>
+    <w:p>
+      <w:pPr>
+        <w:pStyle w:val="Heading2"/>
+        <w:ind w:left="0" w:firstLine="0"/>
+      </w:pPr>
+    </w:p>
+    <w:p>
+      <w:pPr>
+        <w:pStyle w:val="Heading2"/>
+        <w:ind w:left="0" w:firstLine="0"/>
+      </w:pPr>
+    </w:p>
+    <w:p>
+      <w:pPr>
+        <w:pStyle w:val="Heading2"/>
+        <w:ind w:left="0" w:firstLine="0"/>
+      </w:pPr>
+    </w:p>
+    <w:p>
+      <w:pPr>
+        <w:pStyle w:val="Heading2"/>
+        <w:ind w:left="0" w:firstLine="0"/>
+      </w:pPr>
+    </w:p>
+    <w:p>
+      <w:pPr>
+        <w:pStyle w:val="Heading2"/>
+        <w:ind w:left="0" w:firstLine="0"/>
+      </w:pPr>
+    </w:p>
+    <w:p>
+      <w:pPr>
+        <w:pStyle w:val="Heading2"/>
+        <w:ind w:left="0" w:firstLine="0"/>
+      </w:pPr>
+    </w:p>
+    <w:p>
+      <w:pPr>
+        <w:pStyle w:val="Heading2"/>
+        <w:ind w:left="0" w:firstLine="0"/>
+      </w:pPr>
+    </w:p>
+    <w:p>
+      <w:pPr>
+        <w:pStyle w:val="Heading2"/>
+        <w:ind w:left="0" w:firstLine="0"/>
+      </w:pPr>
+    </w:p>
+    <w:p>
+      <w:pPr>
+        <w:pStyle w:val="Heading2"/>
+        <w:ind w:left="0" w:firstLine="0"/>
+      </w:pPr>
+    </w:p>
+    <w:p>
+      <w:pPr>
+        <w:pStyle w:val="Heading2"/>
+        <w:ind w:left="0" w:firstLine="0"/>
+      </w:pPr>
+    </w:p>
+    <w:p>
+      <w:pPr>
+        <w:pStyle w:val="Heading2"/>
+        <w:ind w:left="0" w:firstLine="0"/>
+      </w:pPr>
+      <w:r>
+        <w:t>Contact</w:t>
+      </w:r>
+      <w:bookmarkEnd w:id="32"/>
+      <w:r>
+        <w:t xml:space="preserve"> </w:t>
       </w:r>
     </w:p>
     <w:p>
@@ -21587,7 +20808,20 @@
         <w:ind w:left="-5" w:right="36" w:hanging="10"/>
       </w:pPr>
       <w:r>
-        <w:t xml:space="preserve">© 2024-2025 Infosys Limited, Bengaluru, India.  </w:t>
+        <w:lastRenderedPageBreak/>
+        <w:t>© 202</w:t>
+      </w:r>
+      <w:r>
+        <w:t>5-</w:t>
+      </w:r>
+      <w:r>
+        <w:t>202</w:t>
+      </w:r>
+      <w:r>
+        <w:t>6</w:t>
+      </w:r>
+      <w:r>
+        <w:t xml:space="preserve"> Infosys Limited, Bengaluru, India.  </w:t>
       </w:r>
     </w:p>
     <w:p>
@@ -21600,7 +20834,6 @@
         <w:rPr>
           <w:sz w:val="16"/>
         </w:rPr>
-        <w:lastRenderedPageBreak/>
         <w:t xml:space="preserve">All Rights Reserved. Infosys believes the information in this document is exact as of its publication date; such information is subject to change without notice. Infosys acknowledges the proprietary rights of other companies to the trademarks, product names and such other intellectual property rights mentioned in this document. Except as expressly permitted, neither this documentation nor any part of it may be reproduced, stored in a retrieval system, or transmitted in any form or by any means, electronic, mechanical, printing, photocopying, recording or otherwise, without the prior permission of Infosys Limited and/ or any named intellectual property rights holders under this document. </w:t>
       </w:r>
     </w:p>
@@ -21618,12 +20851,12 @@
       </w:r>
     </w:p>
     <w:sectPr>
-      <w:headerReference w:type="even" r:id="rId35"/>
-      <w:headerReference w:type="default" r:id="rId36"/>
-      <w:footerReference w:type="even" r:id="rId37"/>
-      <w:footerReference w:type="default" r:id="rId38"/>
-      <w:headerReference w:type="first" r:id="rId39"/>
-      <w:footerReference w:type="first" r:id="rId40"/>
+      <w:headerReference w:type="even" r:id="rId34"/>
+      <w:headerReference w:type="default" r:id="rId35"/>
+      <w:footerReference w:type="even" r:id="rId36"/>
+      <w:footerReference w:type="default" r:id="rId37"/>
+      <w:headerReference w:type="first" r:id="rId38"/>
+      <w:footerReference w:type="first" r:id="rId39"/>
       <w:pgSz w:w="12240" w:h="15840"/>
       <w:pgMar w:top="763" w:right="1388" w:bottom="719" w:left="1440" w:header="480" w:footer="478" w:gutter="0"/>
       <w:cols w:space="720"/>
@@ -22348,10 +21581,10 @@
             </wp:anchor>
           </w:drawing>
         </mc:Choice>
-        <mc:Fallback xmlns:pic="http://schemas.openxmlformats.org/drawingml/2006/picture" xmlns:a="http://schemas.openxmlformats.org/drawingml/2006/main">
-          <w:pict w14:anchorId="321FDACB">
-            <v:group id="Group 51250" style="position:absolute;left:0;text-align:left;margin-left:24pt;margin-top:717.1pt;width:564.1pt;height:51pt;z-index:251664384;mso-position-horizontal-relative:page;mso-position-vertical-relative:page" coordsize="71640,6474" o:spid="_x0000_s1032" w14:anchorId="5C4D3C52" o:gfxdata="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">
-              <v:rect id="Rectangle 51255" style="position:absolute;left:6099;top:1810;width:4813;height:1900;visibility:visible;mso-wrap-style:square;v-text-anchor:top" o:spid="_x0000_s1033" filled="f" stroked="f" o:gfxdata="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">
+        <mc:Fallback>
+          <w:pict>
+            <v:group w14:anchorId="5C4D3C52" id="Group 51250" o:spid="_x0000_s1032" style="position:absolute;left:0;text-align:left;margin-left:24pt;margin-top:717.1pt;width:564.1pt;height:51pt;z-index:251664384;mso-position-horizontal-relative:page;mso-position-vertical-relative:page" coordsize="71640,6474" o:gfxdata="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">
+              <v:rect id="Rectangle 51255" o:spid="_x0000_s1033" style="position:absolute;left:6099;top:1810;width:4813;height:1900;visibility:visible;mso-wrap-style:square;v-text-anchor:top" o:gfxdata="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" filled="f" stroked="f">
                 <v:textbox inset="0,0,0,0">
                   <w:txbxContent>
                     <w:p>
@@ -22365,7 +21598,7 @@
                   </w:txbxContent>
                 </v:textbox>
               </v:rect>
-              <v:rect id="Rectangle 51256" style="position:absolute;left:9710;top:1810;width:945;height:1900;visibility:visible;mso-wrap-style:square;v-text-anchor:top" o:spid="_x0000_s1034" filled="f" stroked="f" o:gfxdata="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">
+              <v:rect id="Rectangle 51256" o:spid="_x0000_s1034" style="position:absolute;left:9710;top:1810;width:945;height:1900;visibility:visible;mso-wrap-style:square;v-text-anchor:top" o:gfxdata="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" filled="f" stroked="f">
                 <v:textbox inset="0,0,0,0">
                   <w:txbxContent>
                     <w:p>
@@ -22379,7 +21612,7 @@
                   </w:txbxContent>
                 </v:textbox>
               </v:rect>
-              <v:rect id="Rectangle 51257" style="position:absolute;left:10426;top:1810;width:571;height:1900;visibility:visible;mso-wrap-style:square;v-text-anchor:top" o:spid="_x0000_s1035" filled="f" stroked="f" o:gfxdata="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">
+              <v:rect id="Rectangle 51257" o:spid="_x0000_s1035" style="position:absolute;left:10426;top:1810;width:571;height:1900;visibility:visible;mso-wrap-style:square;v-text-anchor:top" o:gfxdata="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" filled="f" stroked="f">
                 <v:textbox inset="0,0,0,0">
                   <w:txbxContent>
                     <w:p>
@@ -22393,7 +21626,7 @@
                   </w:txbxContent>
                 </v:textbox>
               </v:rect>
-              <v:rect id="Rectangle 51258" style="position:absolute;left:10853;top:1810;width:3761;height:1900;visibility:visible;mso-wrap-style:square;v-text-anchor:top" o:spid="_x0000_s1036" filled="f" stroked="f" o:gfxdata="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">
+              <v:rect id="Rectangle 51258" o:spid="_x0000_s1036" style="position:absolute;left:10853;top:1810;width:3761;height:1900;visibility:visible;mso-wrap-style:square;v-text-anchor:top" o:gfxdata="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" filled="f" stroked="f">
                 <v:textbox inset="0,0,0,0">
                   <w:txbxContent>
                     <w:p>
@@ -22407,7 +21640,7 @@
                   </w:txbxContent>
                 </v:textbox>
               </v:rect>
-              <v:rect id="Rectangle 51259" style="position:absolute;left:13685;top:1810;width:422;height:1900;visibility:visible;mso-wrap-style:square;v-text-anchor:top" o:spid="_x0000_s1037" filled="f" stroked="f" o:gfxdata="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">
+              <v:rect id="Rectangle 51259" o:spid="_x0000_s1037" style="position:absolute;left:13685;top:1810;width:422;height:1900;visibility:visible;mso-wrap-style:square;v-text-anchor:top" o:gfxdata="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" filled="f" stroked="f">
                 <v:textbox inset="0,0,0,0">
                   <w:txbxContent>
                     <w:p>
@@ -22421,7 +21654,7 @@
                   </w:txbxContent>
                 </v:textbox>
               </v:rect>
-              <v:rect id="Rectangle 51260" style="position:absolute;left:13992;top:1810;width:422;height:1900;visibility:visible;mso-wrap-style:square;v-text-anchor:top" o:spid="_x0000_s1038" filled="f" stroked="f" o:gfxdata="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">
+              <v:rect id="Rectangle 51260" o:spid="_x0000_s1038" style="position:absolute;left:13992;top:1810;width:422;height:1900;visibility:visible;mso-wrap-style:square;v-text-anchor:top" o:gfxdata="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" filled="f" stroked="f">
                 <v:textbox inset="0,0,0,0">
                   <w:txbxContent>
                     <w:p>
@@ -22435,7 +21668,7 @@
                   </w:txbxContent>
                 </v:textbox>
               </v:rect>
-              <v:rect id="Rectangle 51261" style="position:absolute;left:14312;top:1810;width:11344;height:1900;visibility:visible;mso-wrap-style:square;v-text-anchor:top" o:spid="_x0000_s1039" filled="f" stroked="f" o:gfxdata="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">
+              <v:rect id="Rectangle 51261" o:spid="_x0000_s1039" style="position:absolute;left:14312;top:1810;width:11344;height:1900;visibility:visible;mso-wrap-style:square;v-text-anchor:top" o:gfxdata="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" filled="f" stroked="f">
                 <v:textbox inset="0,0,0,0">
                   <w:txbxContent>
                     <w:p>
@@ -22449,7 +21682,7 @@
                   </w:txbxContent>
                 </v:textbox>
               </v:rect>
-              <v:rect id="Rectangle 51262" style="position:absolute;left:22851;top:1810;width:13219;height:1900;visibility:visible;mso-wrap-style:square;v-text-anchor:top" o:spid="_x0000_s1040" filled="f" stroked="f" o:gfxdata="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">
+              <v:rect id="Rectangle 51262" o:spid="_x0000_s1040" style="position:absolute;left:22851;top:1810;width:13219;height:1900;visibility:visible;mso-wrap-style:square;v-text-anchor:top" o:gfxdata="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" filled="f" stroked="f">
                 <v:textbox inset="0,0,0,0">
                   <w:txbxContent>
                     <w:p>
@@ -22463,7 +21696,7 @@
                   </w:txbxContent>
                 </v:textbox>
               </v:rect>
-              <v:rect id="Rectangle 51263" style="position:absolute;left:32787;top:1810;width:14900;height:1900;visibility:visible;mso-wrap-style:square;v-text-anchor:top" o:spid="_x0000_s1041" filled="f" stroked="f" o:gfxdata="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">
+              <v:rect id="Rectangle 51263" o:spid="_x0000_s1041" style="position:absolute;left:32787;top:1810;width:14900;height:1900;visibility:visible;mso-wrap-style:square;v-text-anchor:top" o:gfxdata="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" filled="f" stroked="f">
                 <v:textbox inset="0,0,0,0">
                   <w:txbxContent>
                     <w:p>
@@ -22477,7 +21710,7 @@
                   </w:txbxContent>
                 </v:textbox>
               </v:rect>
-              <v:rect id="Rectangle 51264" style="position:absolute;left:43991;top:1810;width:888;height:1900;visibility:visible;mso-wrap-style:square;v-text-anchor:top" o:spid="_x0000_s1042" filled="f" stroked="f" o:gfxdata="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">
+              <v:rect id="Rectangle 51264" o:spid="_x0000_s1042" style="position:absolute;left:43991;top:1810;width:888;height:1900;visibility:visible;mso-wrap-style:square;v-text-anchor:top" o:gfxdata="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" filled="f" stroked="f">
                 <v:textbox inset="0,0,0,0">
                   <w:txbxContent>
                     <w:p>
@@ -22491,7 +21724,7 @@
                   </w:txbxContent>
                 </v:textbox>
               </v:rect>
-              <v:rect id="Rectangle 51265" style="position:absolute;left:44662;top:1810;width:8399;height:1900;visibility:visible;mso-wrap-style:square;v-text-anchor:top" o:spid="_x0000_s1043" filled="f" stroked="f" o:gfxdata="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">
+              <v:rect id="Rectangle 51265" o:spid="_x0000_s1043" style="position:absolute;left:44662;top:1810;width:8399;height:1900;visibility:visible;mso-wrap-style:square;v-text-anchor:top" o:gfxdata="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" filled="f" stroked="f">
                 <v:textbox inset="0,0,0,0">
                   <w:txbxContent>
                     <w:p>
@@ -22505,7 +21738,7 @@
                   </w:txbxContent>
                 </v:textbox>
               </v:rect>
-              <v:rect id="Rectangle 51266" style="position:absolute;left:50986;top:1810;width:1248;height:1900;visibility:visible;mso-wrap-style:square;v-text-anchor:top" o:spid="_x0000_s1044" filled="f" stroked="f" o:gfxdata="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">
+              <v:rect id="Rectangle 51266" o:spid="_x0000_s1044" style="position:absolute;left:50986;top:1810;width:1248;height:1900;visibility:visible;mso-wrap-style:square;v-text-anchor:top" o:gfxdata="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" filled="f" stroked="f">
                 <v:textbox inset="0,0,0,0">
                   <w:txbxContent>
                     <w:p>
@@ -22519,7 +21752,7 @@
                   </w:txbxContent>
                 </v:textbox>
               </v:rect>
-              <v:rect id="Rectangle 51267" style="position:absolute;left:51931;top:1810;width:7140;height:1900;visibility:visible;mso-wrap-style:square;v-text-anchor:top" o:spid="_x0000_s1045" filled="f" stroked="f" o:gfxdata="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">
+              <v:rect id="Rectangle 51267" o:spid="_x0000_s1045" style="position:absolute;left:51931;top:1810;width:7140;height:1900;visibility:visible;mso-wrap-style:square;v-text-anchor:top" o:gfxdata="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" filled="f" stroked="f">
                 <v:textbox inset="0,0,0,0">
                   <w:txbxContent>
                     <w:p>
@@ -22533,7 +21766,7 @@
                   </w:txbxContent>
                 </v:textbox>
               </v:rect>
-              <v:rect id="Rectangle 51268" style="position:absolute;left:65483;top:1810;width:422;height:1900;visibility:visible;mso-wrap-style:square;v-text-anchor:top" o:spid="_x0000_s1046" filled="f" stroked="f" o:gfxdata="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">
+              <v:rect id="Rectangle 51268" o:spid="_x0000_s1046" style="position:absolute;left:65483;top:1810;width:422;height:1900;visibility:visible;mso-wrap-style:square;v-text-anchor:top" o:gfxdata="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" filled="f" stroked="f">
                 <v:textbox inset="0,0,0,0">
                   <w:txbxContent>
                     <w:p>
@@ -22547,7 +21780,7 @@
                   </w:txbxContent>
                 </v:textbox>
               </v:rect>
-              <v:rect id="Rectangle 51269" style="position:absolute;left:6099;top:3517;width:421;height:1900;visibility:visible;mso-wrap-style:square;v-text-anchor:top" o:spid="_x0000_s1047" filled="f" stroked="f" o:gfxdata="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">
+              <v:rect id="Rectangle 51269" o:spid="_x0000_s1047" style="position:absolute;left:6099;top:3517;width:421;height:1900;visibility:visible;mso-wrap-style:square;v-text-anchor:top" o:gfxdata="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" filled="f" stroked="f">
                 <v:textbox inset="0,0,0,0">
                   <w:txbxContent>
                     <w:p>
@@ -22558,7 +21791,7 @@
                   </w:txbxContent>
                 </v:textbox>
               </v:rect>
-              <v:shapetype id="_x0000_t75" coordsize="21600,21600" filled="f" stroked="f" o:spt="75" o:preferrelative="t" path="m@4@5l@4@11@9@11@9@5xe">
+              <v:shapetype id="_x0000_t75" coordsize="21600,21600" o:spt="75" o:preferrelative="t" path="m@4@5l@4@11@9@11@9@5xe" filled="f" stroked="f">
                 <v:stroke joinstyle="miter"/>
                 <v:formulas>
                   <v:f eqn="if lineDrawn pixelLineWidth 0"/>
@@ -22574,23 +21807,23 @@
                   <v:f eqn="prod @7 21600 pixelHeight"/>
                   <v:f eqn="sum @10 21600 0"/>
                 </v:formulas>
-                <v:path gradientshapeok="t" o:connecttype="rect" o:extrusionok="f"/>
+                <v:path o:extrusionok="f" gradientshapeok="t" o:connecttype="rect"/>
                 <o:lock v:ext="edit" aspectratio="t"/>
               </v:shapetype>
-              <v:shape id="Picture 51251" style="position:absolute;left:57269;width:8188;height:2819;visibility:visible;mso-wrap-style:square" o:spid="_x0000_s1048" type="#_x0000_t75" o:gfxdata="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">
-                <v:imagedata o:title="" r:id="rId2"/>
+              <v:shape id="Picture 51251" o:spid="_x0000_s1048" type="#_x0000_t75" style="position:absolute;left:57269;width:8188;height:2819;visibility:visible;mso-wrap-style:square" o:gfxdata="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">
+                <v:imagedata r:id="rId2" o:title=""/>
               </v:shape>
-              <v:shape id="Shape 52947" style="position:absolute;top:6413;width:91;height:91;visibility:visible;mso-wrap-style:square;v-text-anchor:top" coordsize="9144,9144" o:spid="_x0000_s1049" fillcolor="black" stroked="f" strokeweight="0" path="m,l9144,r,9144l,9144,,e" o:gfxdata="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">
+              <v:shape id="Shape 52947" o:spid="_x0000_s1049" style="position:absolute;top:6413;width:91;height:91;visibility:visible;mso-wrap-style:square;v-text-anchor:top" coordsize="9144,9144" o:gfxdata="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" path="m,l9144,r,9144l,9144,,e" fillcolor="black" stroked="f" strokeweight="0">
                 <v:stroke miterlimit="83231f" joinstyle="miter"/>
-                <v:path textboxrect="0,0,9144,9144" arrowok="t"/>
+                <v:path arrowok="t" textboxrect="0,0,9144,9144"/>
               </v:shape>
-              <v:shape id="Shape 52948" style="position:absolute;left:60;top:6413;width:71519;height:91;visibility:visible;mso-wrap-style:square;v-text-anchor:top" coordsize="7151878,9144" o:spid="_x0000_s1050" fillcolor="black" stroked="f" strokeweight="0" path="m,l7151878,r,9144l,9144,,e" o:gfxdata="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">
+              <v:shape id="Shape 52948" o:spid="_x0000_s1050" style="position:absolute;left:60;top:6413;width:71519;height:91;visibility:visible;mso-wrap-style:square;v-text-anchor:top" coordsize="7151878,9144" o:gfxdata="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" path="m,l7151878,r,9144l,9144,,e" fillcolor="black" stroked="f" strokeweight="0">
                 <v:stroke miterlimit="83231f" joinstyle="miter"/>
-                <v:path textboxrect="0,0,7151878,9144" arrowok="t"/>
+                <v:path arrowok="t" textboxrect="0,0,7151878,9144"/>
               </v:shape>
-              <v:shape id="Shape 52949" style="position:absolute;left:71579;top:6413;width:92;height:91;visibility:visible;mso-wrap-style:square;v-text-anchor:top" coordsize="9144,9144" o:spid="_x0000_s1051" fillcolor="black" stroked="f" strokeweight="0" path="m,l9144,r,9144l,9144,,e" o:gfxdata="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">
+              <v:shape id="Shape 52949" o:spid="_x0000_s1051" style="position:absolute;left:71579;top:6413;width:92;height:91;visibility:visible;mso-wrap-style:square;v-text-anchor:top" coordsize="9144,9144" o:gfxdata="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" path="m,l9144,r,9144l,9144,,e" fillcolor="black" stroked="f" strokeweight="0">
                 <v:stroke miterlimit="83231f" joinstyle="miter"/>
-                <v:path textboxrect="0,0,9144,9144" arrowok="t"/>
+                <v:path arrowok="t" textboxrect="0,0,9144,9144"/>
               </v:shape>
               <w10:wrap type="square" anchorx="page" anchory="page"/>
             </v:group>
@@ -22694,7 +21927,7 @@
                               <w:rPr>
                                 <w:color w:val="4472C4"/>
                               </w:rPr>
-                              <w:t>4</w:t>
+                              <w:t>5</w:t>
                             </w:r>
                           </w:p>
                         </w:txbxContent>
@@ -22756,7 +21989,13 @@
                               <w:rPr>
                                 <w:color w:val="4472C4"/>
                               </w:rPr>
-                              <w:t>2025</w:t>
+                              <w:t>202</w:t>
+                            </w:r>
+                            <w:r>
+                              <w:rPr>
+                                <w:color w:val="4472C4"/>
+                              </w:rPr>
+                              <w:t>6</w:t>
                             </w:r>
                           </w:p>
                         </w:txbxContent>
@@ -23292,10 +22531,10 @@
             </wp:anchor>
           </w:drawing>
         </mc:Choice>
-        <mc:Fallback xmlns:pic="http://schemas.openxmlformats.org/drawingml/2006/picture" xmlns:a="http://schemas.openxmlformats.org/drawingml/2006/main">
-          <w:pict w14:anchorId="12A4E44A">
-            <v:group id="Group 51188" style="position:absolute;left:0;text-align:left;margin-left:24pt;margin-top:717.1pt;width:564.1pt;height:51pt;z-index:251665408;mso-position-horizontal-relative:page;mso-position-vertical-relative:page" coordsize="71640,6474" o:spid="_x0000_s1052" w14:anchorId="71A7D6CD" o:gfxdata="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">
-              <v:rect id="Rectangle 51193" style="position:absolute;left:6099;top:1810;width:4813;height:1900;visibility:visible;mso-wrap-style:square;v-text-anchor:top" o:spid="_x0000_s1053" filled="f" stroked="f" o:gfxdata="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">
+        <mc:Fallback>
+          <w:pict>
+            <v:group w14:anchorId="71A7D6CD" id="Group 51188" o:spid="_x0000_s1052" style="position:absolute;left:0;text-align:left;margin-left:24pt;margin-top:717.1pt;width:564.1pt;height:51pt;z-index:251665408;mso-position-horizontal-relative:page;mso-position-vertical-relative:page" coordsize="71640,6474" o:gfxdata="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">
+              <v:rect id="Rectangle 51193" o:spid="_x0000_s1053" style="position:absolute;left:6099;top:1810;width:4813;height:1900;visibility:visible;mso-wrap-style:square;v-text-anchor:top" o:gfxdata="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" filled="f" stroked="f">
                 <v:textbox inset="0,0,0,0">
                   <w:txbxContent>
                     <w:p>
@@ -23309,7 +22548,7 @@
                   </w:txbxContent>
                 </v:textbox>
               </v:rect>
-              <v:rect id="Rectangle 51194" style="position:absolute;left:9710;top:1810;width:945;height:1900;visibility:visible;mso-wrap-style:square;v-text-anchor:top" o:spid="_x0000_s1054" filled="f" stroked="f" o:gfxdata="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">
+              <v:rect id="Rectangle 51194" o:spid="_x0000_s1054" style="position:absolute;left:9710;top:1810;width:945;height:1900;visibility:visible;mso-wrap-style:square;v-text-anchor:top" o:gfxdata="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" filled="f" stroked="f">
                 <v:textbox inset="0,0,0,0">
                   <w:txbxContent>
                     <w:p>
@@ -23317,13 +22556,13 @@
                         <w:rPr>
                           <w:color w:val="4472C4"/>
                         </w:rPr>
-                        <w:t>4</w:t>
+                        <w:t>5</w:t>
                       </w:r>
                     </w:p>
                   </w:txbxContent>
                 </v:textbox>
               </v:rect>
-              <v:rect id="Rectangle 51195" style="position:absolute;left:10426;top:1810;width:571;height:1900;visibility:visible;mso-wrap-style:square;v-text-anchor:top" o:spid="_x0000_s1055" filled="f" stroked="f" o:gfxdata="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">
+              <v:rect id="Rectangle 51195" o:spid="_x0000_s1055" style="position:absolute;left:10426;top:1810;width:571;height:1900;visibility:visible;mso-wrap-style:square;v-text-anchor:top" o:gfxdata="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" filled="f" stroked="f">
                 <v:textbox inset="0,0,0,0">
                   <w:txbxContent>
                     <w:p>
@@ -23337,7 +22576,7 @@
                   </w:txbxContent>
                 </v:textbox>
               </v:rect>
-              <v:rect id="Rectangle 51196" style="position:absolute;left:10853;top:1810;width:3761;height:1900;visibility:visible;mso-wrap-style:square;v-text-anchor:top" o:spid="_x0000_s1056" filled="f" stroked="f" o:gfxdata="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">
+              <v:rect id="Rectangle 51196" o:spid="_x0000_s1056" style="position:absolute;left:10853;top:1810;width:3761;height:1900;visibility:visible;mso-wrap-style:square;v-text-anchor:top" o:gfxdata="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" filled="f" stroked="f">
                 <v:textbox inset="0,0,0,0">
                   <w:txbxContent>
                     <w:p>
@@ -23345,13 +22584,19 @@
                         <w:rPr>
                           <w:color w:val="4472C4"/>
                         </w:rPr>
-                        <w:t>2025</w:t>
+                        <w:t>202</w:t>
+                      </w:r>
+                      <w:r>
+                        <w:rPr>
+                          <w:color w:val="4472C4"/>
+                        </w:rPr>
+                        <w:t>6</w:t>
                       </w:r>
                     </w:p>
                   </w:txbxContent>
                 </v:textbox>
               </v:rect>
-              <v:rect id="Rectangle 51197" style="position:absolute;left:13685;top:1810;width:422;height:1900;visibility:visible;mso-wrap-style:square;v-text-anchor:top" o:spid="_x0000_s1057" filled="f" stroked="f" o:gfxdata="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">
+              <v:rect id="Rectangle 51197" o:spid="_x0000_s1057" style="position:absolute;left:13685;top:1810;width:422;height:1900;visibility:visible;mso-wrap-style:square;v-text-anchor:top" o:gfxdata="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" filled="f" stroked="f">
                 <v:textbox inset="0,0,0,0">
                   <w:txbxContent>
                     <w:p>
@@ -23365,7 +22610,7 @@
                   </w:txbxContent>
                 </v:textbox>
               </v:rect>
-              <v:rect id="Rectangle 51198" style="position:absolute;left:13992;top:1810;width:422;height:1900;visibility:visible;mso-wrap-style:square;v-text-anchor:top" o:spid="_x0000_s1058" filled="f" stroked="f" o:gfxdata="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">
+              <v:rect id="Rectangle 51198" o:spid="_x0000_s1058" style="position:absolute;left:13992;top:1810;width:422;height:1900;visibility:visible;mso-wrap-style:square;v-text-anchor:top" o:gfxdata="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" filled="f" stroked="f">
                 <v:textbox inset="0,0,0,0">
                   <w:txbxContent>
                     <w:p>
@@ -23379,7 +22624,7 @@
                   </w:txbxContent>
                 </v:textbox>
               </v:rect>
-              <v:rect id="Rectangle 51199" style="position:absolute;left:14312;top:1810;width:11344;height:1900;visibility:visible;mso-wrap-style:square;v-text-anchor:top" o:spid="_x0000_s1059" filled="f" stroked="f" o:gfxdata="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">
+              <v:rect id="Rectangle 51199" o:spid="_x0000_s1059" style="position:absolute;left:14312;top:1810;width:11344;height:1900;visibility:visible;mso-wrap-style:square;v-text-anchor:top" o:gfxdata="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" filled="f" stroked="f">
                 <v:textbox inset="0,0,0,0">
                   <w:txbxContent>
                     <w:p>
@@ -23393,7 +22638,7 @@
                   </w:txbxContent>
                 </v:textbox>
               </v:rect>
-              <v:rect id="Rectangle 51200" style="position:absolute;left:22851;top:1810;width:13219;height:1900;visibility:visible;mso-wrap-style:square;v-text-anchor:top" o:spid="_x0000_s1060" filled="f" stroked="f" o:gfxdata="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">
+              <v:rect id="Rectangle 51200" o:spid="_x0000_s1060" style="position:absolute;left:22851;top:1810;width:13219;height:1900;visibility:visible;mso-wrap-style:square;v-text-anchor:top" o:gfxdata="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" filled="f" stroked="f">
                 <v:textbox inset="0,0,0,0">
                   <w:txbxContent>
                     <w:p>
@@ -23407,7 +22652,7 @@
                   </w:txbxContent>
                 </v:textbox>
               </v:rect>
-              <v:rect id="Rectangle 51201" style="position:absolute;left:32787;top:1810;width:14900;height:1900;visibility:visible;mso-wrap-style:square;v-text-anchor:top" o:spid="_x0000_s1061" filled="f" stroked="f" o:gfxdata="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">
+              <v:rect id="Rectangle 51201" o:spid="_x0000_s1061" style="position:absolute;left:32787;top:1810;width:14900;height:1900;visibility:visible;mso-wrap-style:square;v-text-anchor:top" o:gfxdata="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" filled="f" stroked="f">
                 <v:textbox inset="0,0,0,0">
                   <w:txbxContent>
                     <w:p>
@@ -23421,7 +22666,7 @@
                   </w:txbxContent>
                 </v:textbox>
               </v:rect>
-              <v:rect id="Rectangle 51202" style="position:absolute;left:43991;top:1810;width:888;height:1900;visibility:visible;mso-wrap-style:square;v-text-anchor:top" o:spid="_x0000_s1062" filled="f" stroked="f" o:gfxdata="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">
+              <v:rect id="Rectangle 51202" o:spid="_x0000_s1062" style="position:absolute;left:43991;top:1810;width:888;height:1900;visibility:visible;mso-wrap-style:square;v-text-anchor:top" o:gfxdata="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" filled="f" stroked="f">
                 <v:textbox inset="0,0,0,0">
                   <w:txbxContent>
                     <w:p>
@@ -23435,7 +22680,7 @@
                   </w:txbxContent>
                 </v:textbox>
               </v:rect>
-              <v:rect id="Rectangle 51203" style="position:absolute;left:44662;top:1810;width:8399;height:1900;visibility:visible;mso-wrap-style:square;v-text-anchor:top" o:spid="_x0000_s1063" filled="f" stroked="f" o:gfxdata="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">
+              <v:rect id="Rectangle 51203" o:spid="_x0000_s1063" style="position:absolute;left:44662;top:1810;width:8399;height:1900;visibility:visible;mso-wrap-style:square;v-text-anchor:top" o:gfxdata="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" filled="f" stroked="f">
                 <v:textbox inset="0,0,0,0">
                   <w:txbxContent>
                     <w:p>
@@ -23449,7 +22694,7 @@
                   </w:txbxContent>
                 </v:textbox>
               </v:rect>
-              <v:rect id="Rectangle 51204" style="position:absolute;left:50986;top:1810;width:1248;height:1900;visibility:visible;mso-wrap-style:square;v-text-anchor:top" o:spid="_x0000_s1064" filled="f" stroked="f" o:gfxdata="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">
+              <v:rect id="Rectangle 51204" o:spid="_x0000_s1064" style="position:absolute;left:50986;top:1810;width:1248;height:1900;visibility:visible;mso-wrap-style:square;v-text-anchor:top" o:gfxdata="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" filled="f" stroked="f">
                 <v:textbox inset="0,0,0,0">
                   <w:txbxContent>
                     <w:p>
@@ -23463,7 +22708,7 @@
                   </w:txbxContent>
                 </v:textbox>
               </v:rect>
-              <v:rect id="Rectangle 51205" style="position:absolute;left:51931;top:1810;width:7140;height:1900;visibility:visible;mso-wrap-style:square;v-text-anchor:top" o:spid="_x0000_s1065" filled="f" stroked="f" o:gfxdata="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">
+              <v:rect id="Rectangle 51205" o:spid="_x0000_s1065" style="position:absolute;left:51931;top:1810;width:7140;height:1900;visibility:visible;mso-wrap-style:square;v-text-anchor:top" o:gfxdata="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" filled="f" stroked="f">
                 <v:textbox inset="0,0,0,0">
                   <w:txbxContent>
                     <w:p>
@@ -23477,7 +22722,7 @@
                   </w:txbxContent>
                 </v:textbox>
               </v:rect>
-              <v:rect id="Rectangle 51206" style="position:absolute;left:65483;top:1810;width:422;height:1900;visibility:visible;mso-wrap-style:square;v-text-anchor:top" o:spid="_x0000_s1066" filled="f" stroked="f" o:gfxdata="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">
+              <v:rect id="Rectangle 51206" o:spid="_x0000_s1066" style="position:absolute;left:65483;top:1810;width:422;height:1900;visibility:visible;mso-wrap-style:square;v-text-anchor:top" o:gfxdata="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" filled="f" stroked="f">
                 <v:textbox inset="0,0,0,0">
                   <w:txbxContent>
                     <w:p>
@@ -23491,7 +22736,7 @@
                   </w:txbxContent>
                 </v:textbox>
               </v:rect>
-              <v:rect id="Rectangle 51207" style="position:absolute;left:6099;top:3517;width:421;height:1900;visibility:visible;mso-wrap-style:square;v-text-anchor:top" o:spid="_x0000_s1067" filled="f" stroked="f" o:gfxdata="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">
+              <v:rect id="Rectangle 51207" o:spid="_x0000_s1067" style="position:absolute;left:6099;top:3517;width:421;height:1900;visibility:visible;mso-wrap-style:square;v-text-anchor:top" o:gfxdata="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" filled="f" stroked="f">
                 <v:textbox inset="0,0,0,0">
                   <w:txbxContent>
                     <w:p>
@@ -23502,7 +22747,7 @@
                   </w:txbxContent>
                 </v:textbox>
               </v:rect>
-              <v:shapetype id="_x0000_t75" coordsize="21600,21600" filled="f" stroked="f" o:spt="75" o:preferrelative="t" path="m@4@5l@4@11@9@11@9@5xe">
+              <v:shapetype id="_x0000_t75" coordsize="21600,21600" o:spt="75" o:preferrelative="t" path="m@4@5l@4@11@9@11@9@5xe" filled="f" stroked="f">
                 <v:stroke joinstyle="miter"/>
                 <v:formulas>
                   <v:f eqn="if lineDrawn pixelLineWidth 0"/>
@@ -23518,23 +22763,23 @@
                   <v:f eqn="prod @7 21600 pixelHeight"/>
                   <v:f eqn="sum @10 21600 0"/>
                 </v:formulas>
-                <v:path gradientshapeok="t" o:connecttype="rect" o:extrusionok="f"/>
+                <v:path o:extrusionok="f" gradientshapeok="t" o:connecttype="rect"/>
                 <o:lock v:ext="edit" aspectratio="t"/>
               </v:shapetype>
-              <v:shape id="Picture 51189" style="position:absolute;left:57269;width:8188;height:2819;visibility:visible;mso-wrap-style:square" o:spid="_x0000_s1068" type="#_x0000_t75" o:gfxdata="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">
-                <v:imagedata o:title="" r:id="rId2"/>
+              <v:shape id="Picture 51189" o:spid="_x0000_s1068" type="#_x0000_t75" style="position:absolute;left:57269;width:8188;height:2819;visibility:visible;mso-wrap-style:square" o:gfxdata="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">
+                <v:imagedata r:id="rId2" o:title=""/>
               </v:shape>
-              <v:shape id="Shape 52941" style="position:absolute;top:6413;width:91;height:91;visibility:visible;mso-wrap-style:square;v-text-anchor:top" coordsize="9144,9144" o:spid="_x0000_s1069" fillcolor="black" stroked="f" strokeweight="0" path="m,l9144,r,9144l,9144,,e" o:gfxdata="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">
+              <v:shape id="Shape 52941" o:spid="_x0000_s1069" style="position:absolute;top:6413;width:91;height:91;visibility:visible;mso-wrap-style:square;v-text-anchor:top" coordsize="9144,9144" o:gfxdata="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" path="m,l9144,r,9144l,9144,,e" fillcolor="black" stroked="f" strokeweight="0">
                 <v:stroke miterlimit="83231f" joinstyle="miter"/>
-                <v:path textboxrect="0,0,9144,9144" arrowok="t"/>
+                <v:path arrowok="t" textboxrect="0,0,9144,9144"/>
               </v:shape>
-              <v:shape id="Shape 52942" style="position:absolute;left:60;top:6413;width:71519;height:91;visibility:visible;mso-wrap-style:square;v-text-anchor:top" coordsize="7151878,9144" o:spid="_x0000_s1070" fillcolor="black" stroked="f" strokeweight="0" path="m,l7151878,r,9144l,9144,,e" o:gfxdata="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">
+              <v:shape id="Shape 52942" o:spid="_x0000_s1070" style="position:absolute;left:60;top:6413;width:71519;height:91;visibility:visible;mso-wrap-style:square;v-text-anchor:top" coordsize="7151878,9144" o:gfxdata="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" path="m,l7151878,r,9144l,9144,,e" fillcolor="black" stroked="f" strokeweight="0">
                 <v:stroke miterlimit="83231f" joinstyle="miter"/>
-                <v:path textboxrect="0,0,7151878,9144" arrowok="t"/>
+                <v:path arrowok="t" textboxrect="0,0,7151878,9144"/>
               </v:shape>
-              <v:shape id="Shape 52943" style="position:absolute;left:71579;top:6413;width:92;height:91;visibility:visible;mso-wrap-style:square;v-text-anchor:top" coordsize="9144,9144" o:spid="_x0000_s1071" fillcolor="black" stroked="f" strokeweight="0" path="m,l9144,r,9144l,9144,,e" o:gfxdata="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">
+              <v:shape id="Shape 52943" o:spid="_x0000_s1071" style="position:absolute;left:71579;top:6413;width:92;height:91;visibility:visible;mso-wrap-style:square;v-text-anchor:top" coordsize="9144,9144" o:gfxdata="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" path="m,l9144,r,9144l,9144,,e" fillcolor="black" stroked="f" strokeweight="0">
                 <v:stroke miterlimit="83231f" joinstyle="miter"/>
-                <v:path textboxrect="0,0,9144,9144" arrowok="t"/>
+                <v:path arrowok="t" textboxrect="0,0,9144,9144"/>
               </v:shape>
               <w10:wrap type="square" anchorx="page" anchory="page"/>
             </v:group>
@@ -26450,6 +25695,83 @@
       <w:szCs w:val="56"/>
     </w:rPr>
   </w:style>
+  <w:style w:type="paragraph" w:styleId="TOCHeading">
+    <w:name w:val="TOC Heading"/>
+    <w:basedOn w:val="Heading1"/>
+    <w:next w:val="Normal"/>
+    <w:uiPriority w:val="39"/>
+    <w:unhideWhenUsed/>
+    <w:qFormat/>
+    <w:rsid w:val="00001E2F"/>
+    <w:pPr>
+      <w:spacing w:before="240" w:after="0"/>
+      <w:ind w:left="0" w:firstLine="0"/>
+      <w:outlineLvl w:val="9"/>
+    </w:pPr>
+    <w:rPr>
+      <w:rFonts w:asciiTheme="majorHAnsi" w:eastAsiaTheme="majorEastAsia" w:hAnsiTheme="majorHAnsi" w:cstheme="majorBidi"/>
+      <w:b w:val="0"/>
+      <w:color w:val="0F4761" w:themeColor="accent1" w:themeShade="BF"/>
+      <w:kern w:val="0"/>
+      <w:szCs w:val="32"/>
+      <w14:ligatures w14:val="none"/>
+    </w:rPr>
+  </w:style>
+  <w:style w:type="paragraph" w:styleId="TOC1">
+    <w:name w:val="toc 1"/>
+    <w:basedOn w:val="Normal"/>
+    <w:next w:val="Normal"/>
+    <w:autoRedefine/>
+    <w:uiPriority w:val="39"/>
+    <w:unhideWhenUsed/>
+    <w:rsid w:val="00001E2F"/>
+    <w:pPr>
+      <w:spacing w:after="100"/>
+    </w:pPr>
+  </w:style>
+  <w:style w:type="paragraph" w:styleId="TOC2">
+    <w:name w:val="toc 2"/>
+    <w:basedOn w:val="Normal"/>
+    <w:next w:val="Normal"/>
+    <w:autoRedefine/>
+    <w:uiPriority w:val="39"/>
+    <w:unhideWhenUsed/>
+    <w:rsid w:val="00B80FFC"/>
+    <w:pPr>
+      <w:tabs>
+        <w:tab w:val="right" w:leader="dot" w:pos="9402"/>
+      </w:tabs>
+      <w:spacing w:after="100"/>
+      <w:ind w:left="220"/>
+    </w:pPr>
+    <w:rPr>
+      <w:noProof/>
+    </w:rPr>
+  </w:style>
+  <w:style w:type="paragraph" w:styleId="TOC3">
+    <w:name w:val="toc 3"/>
+    <w:basedOn w:val="Normal"/>
+    <w:next w:val="Normal"/>
+    <w:autoRedefine/>
+    <w:uiPriority w:val="39"/>
+    <w:unhideWhenUsed/>
+    <w:rsid w:val="00001E2F"/>
+    <w:pPr>
+      <w:spacing w:after="100"/>
+      <w:ind w:left="440"/>
+    </w:pPr>
+  </w:style>
+  <w:style w:type="character" w:styleId="Hyperlink">
+    <w:name w:val="Hyperlink"/>
+    <w:basedOn w:val="DefaultParagraphFont"/>
+    <w:uiPriority w:val="99"/>
+    <w:unhideWhenUsed/>
+    <w:rsid w:val="00001E2F"/>
+    <w:rPr>
+      <w:color w:val="467886" w:themeColor="hyperlink"/>
+      <w:u w:val="single"/>
+    </w:rPr>
+  </w:style>
 </w:styles>
 </file>
 
@@ -26749,12 +26071,14 @@
 </file>
 
 <file path=customXml/item1.xml><?xml version="1.0" encoding="utf-8"?>
-<?mso-contentType ?>
-<FormTemplates xmlns="http://schemas.microsoft.com/sharepoint/v3/contenttype/forms">
-  <Display>DocumentLibraryForm</Display>
-  <Edit>DocumentLibraryForm</Edit>
-  <New>DocumentLibraryForm</New>
-</FormTemplates>
+<p:properties xmlns:p="http://schemas.microsoft.com/office/2006/metadata/properties" xmlns:xsi="http://www.w3.org/2001/XMLSchema-instance" xmlns:pc="http://schemas.microsoft.com/office/infopath/2007/PartnerControls">
+  <documentManagement>
+    <lcf76f155ced4ddcb4097134ff3c332f xmlns="367a5555-0c5d-4a01-9e03-228472f2339e">
+      <Terms xmlns="http://schemas.microsoft.com/office/infopath/2007/PartnerControls"/>
+    </lcf76f155ced4ddcb4097134ff3c332f>
+    <TaxCatchAll xmlns="a7fc7105-5f7e-4a98-8601-928718698ecd" xsi:nil="true"/>
+  </documentManagement>
+</p:properties>
 </file>
 
 <file path=customXml/item2.xml><?xml version="1.0" encoding="utf-8"?>
@@ -26993,20 +26317,25 @@
 </file>
 
 <file path=customXml/item3.xml><?xml version="1.0" encoding="utf-8"?>
-<p:properties xmlns:p="http://schemas.microsoft.com/office/2006/metadata/properties" xmlns:xsi="http://www.w3.org/2001/XMLSchema-instance" xmlns:pc="http://schemas.microsoft.com/office/infopath/2007/PartnerControls">
-  <documentManagement>
-    <lcf76f155ced4ddcb4097134ff3c332f xmlns="367a5555-0c5d-4a01-9e03-228472f2339e">
-      <Terms xmlns="http://schemas.microsoft.com/office/infopath/2007/PartnerControls"/>
-    </lcf76f155ced4ddcb4097134ff3c332f>
-    <TaxCatchAll xmlns="a7fc7105-5f7e-4a98-8601-928718698ecd" xsi:nil="true"/>
-  </documentManagement>
-</p:properties>
+<?mso-contentType ?>
+<FormTemplates xmlns="http://schemas.microsoft.com/sharepoint/v3/contenttype/forms">
+  <Display>DocumentLibraryForm</Display>
+  <Edit>DocumentLibraryForm</Edit>
+  <New>DocumentLibraryForm</New>
+</FormTemplates>
+</file>
+
+<file path=customXml/item4.xml><?xml version="1.0" encoding="utf-8"?>
+<b:Sources xmlns:b="http://schemas.openxmlformats.org/officeDocument/2006/bibliography" xmlns="http://schemas.openxmlformats.org/officeDocument/2006/bibliography" SelectedStyle="\APASixthEditionOfficeOnline.xsl" StyleName="APA" Version="6"/>
 </file>
 
 <file path=customXml/itemProps1.xml><?xml version="1.0" encoding="utf-8"?>
-<ds:datastoreItem xmlns:ds="http://schemas.openxmlformats.org/officeDocument/2006/customXml" ds:itemID="{7B977E56-1764-4A80-B550-D640BB6E61DC}">
+<ds:datastoreItem xmlns:ds="http://schemas.openxmlformats.org/officeDocument/2006/customXml" ds:itemID="{3411679A-2227-4527-BC79-83E105F93A1F}">
   <ds:schemaRefs>
-    <ds:schemaRef ds:uri="http://schemas.microsoft.com/sharepoint/v3/contenttype/forms"/>
+    <ds:schemaRef ds:uri="http://schemas.microsoft.com/office/2006/metadata/properties"/>
+    <ds:schemaRef ds:uri="http://schemas.microsoft.com/office/infopath/2007/PartnerControls"/>
+    <ds:schemaRef ds:uri="367a5555-0c5d-4a01-9e03-228472f2339e"/>
+    <ds:schemaRef ds:uri="a7fc7105-5f7e-4a98-8601-928718698ecd"/>
   </ds:schemaRefs>
 </ds:datastoreItem>
 </file>
@@ -27031,12 +26360,17 @@
 </file>
 
 <file path=customXml/itemProps3.xml><?xml version="1.0" encoding="utf-8"?>
-<ds:datastoreItem xmlns:ds="http://schemas.openxmlformats.org/officeDocument/2006/customXml" ds:itemID="{3411679A-2227-4527-BC79-83E105F93A1F}">
+<ds:datastoreItem xmlns:ds="http://schemas.openxmlformats.org/officeDocument/2006/customXml" ds:itemID="{7B977E56-1764-4A80-B550-D640BB6E61DC}">
   <ds:schemaRefs>
-    <ds:schemaRef ds:uri="http://schemas.microsoft.com/office/2006/metadata/properties"/>
-    <ds:schemaRef ds:uri="http://schemas.microsoft.com/office/infopath/2007/PartnerControls"/>
-    <ds:schemaRef ds:uri="367a5555-0c5d-4a01-9e03-228472f2339e"/>
-    <ds:schemaRef ds:uri="a7fc7105-5f7e-4a98-8601-928718698ecd"/>
+    <ds:schemaRef ds:uri="http://schemas.microsoft.com/sharepoint/v3/contenttype/forms"/>
+  </ds:schemaRefs>
+</ds:datastoreItem>
+</file>
+
+<file path=customXml/itemProps4.xml><?xml version="1.0" encoding="utf-8"?>
+<ds:datastoreItem xmlns:ds="http://schemas.openxmlformats.org/officeDocument/2006/customXml" ds:itemID="{6C4275A0-5F36-4451-BE67-C0F16D4B5363}">
+  <ds:schemaRefs>
+    <ds:schemaRef ds:uri="http://schemas.openxmlformats.org/officeDocument/2006/bibliography"/>
   </ds:schemaRefs>
 </ds:datastoreItem>
 </file>
